--- a/doc/GUÍA DE PRÁCTICA.docx
+++ b/doc/GUÍA DE PRÁCTICA.docx
@@ -12,10 +12,11 @@
       <w:r>
         <w:rPr>
           <w:b/>
+          <w:color w:val="1F4E79"/>
           <w:sz w:val="32"/>
           <w:lang w:val="es-ES"/>
         </w:rPr>
-        <w:t>GUÍA DE PRÁCTICA – SESIÓN 11</w:t>
+        <w:t>GUÍA DE PRÁCTICA – SESIÓN 12</w:t>
       </w:r>
     </w:p>
     <w:p>
@@ -28,46 +29,28 @@
       <w:r>
         <w:rPr>
           <w:b/>
-          <w:sz w:val="20"/>
+          <w:sz w:val="22"/>
           <w:lang w:val="es-ES"/>
         </w:rPr>
-        <w:t xml:space="preserve">Construcción de Software II · Pruebas de concurrencia en </w:t>
-      </w:r>
-      <w:proofErr w:type="spellStart"/>
-      <w:r>
-        <w:rPr>
-          <w:b/>
-          <w:sz w:val="20"/>
-          <w:lang w:val="es-ES"/>
-        </w:rPr>
-        <w:t>APIs</w:t>
-      </w:r>
-      <w:proofErr w:type="spellEnd"/>
-      <w:r>
-        <w:rPr>
-          <w:b/>
-          <w:sz w:val="20"/>
-          <w:lang w:val="es-ES"/>
-        </w:rPr>
-        <w:t xml:space="preserve"> · Pruebas de integración</w:t>
+        <w:t>Construcción de Software II · Pruebas de integración en servicios REST</w:t>
       </w:r>
     </w:p>
     <w:p>
       <w:pPr>
         <w:pStyle w:val="Ttulo1"/>
-        <w:rPr>
-          <w:lang w:val="es-ES"/>
-        </w:rPr>
       </w:pPr>
       <w:r>
         <w:rPr>
-          <w:lang w:val="es-ES"/>
-        </w:rPr>
-        <w:t>Verificar dependencia de pruebas</w:t>
+          <w:rFonts w:ascii="Arial" w:hAnsi="Arial"/>
+          <w:color w:val="1F4E79"/>
+        </w:rPr>
+        <w:t>4. Verificar dependencia de pruebas</w:t>
       </w:r>
     </w:p>
     <w:p>
       <w:pPr>
+        <w:spacing w:after="0"/>
+        <w:ind w:left="259"/>
         <w:rPr>
           <w:lang w:val="es-ES"/>
         </w:rPr>
@@ -77,10 +60,10 @@
           <w:lang w:val="es-ES"/>
         </w:rPr>
         <w:drawing>
-          <wp:inline distT="0" distB="0" distL="0" distR="0" wp14:anchorId="12BCE386" wp14:editId="1B4B91D8">
-            <wp:extent cx="5400040" cy="2200910"/>
-            <wp:effectExtent l="0" t="0" r="0" b="8890"/>
-            <wp:docPr id="1234323114" name="Imagen 1"/>
+          <wp:inline distT="0" distB="0" distL="0" distR="0" wp14:anchorId="3A4F44E3" wp14:editId="29E68BDA">
+            <wp:extent cx="5400040" cy="2834005"/>
+            <wp:effectExtent l="0" t="0" r="0" b="4445"/>
+            <wp:docPr id="819485663" name="Imagen 1"/>
             <wp:cNvGraphicFramePr>
               <a:graphicFrameLocks xmlns:a="http://schemas.openxmlformats.org/drawingml/2006/main" noChangeAspect="1"/>
             </wp:cNvGraphicFramePr>
@@ -88,7 +71,74 @@
               <a:graphicData uri="http://schemas.openxmlformats.org/drawingml/2006/picture">
                 <pic:pic xmlns:pic="http://schemas.openxmlformats.org/drawingml/2006/picture">
                   <pic:nvPicPr>
-                    <pic:cNvPr id="1234323114" name=""/>
+                    <pic:cNvPr id="819485663" name=""/>
+                    <pic:cNvPicPr/>
+                  </pic:nvPicPr>
+                  <pic:blipFill>
+                    <a:blip r:embed="rId4"/>
+                    <a:stretch>
+                      <a:fillRect/>
+                    </a:stretch>
+                  </pic:blipFill>
+                  <pic:spPr>
+                    <a:xfrm>
+                      <a:off x="0" y="0"/>
+                      <a:ext cx="5400040" cy="2834005"/>
+                    </a:xfrm>
+                    <a:prstGeom prst="rect">
+                      <a:avLst/>
+                    </a:prstGeom>
+                  </pic:spPr>
+                </pic:pic>
+              </a:graphicData>
+            </a:graphic>
+          </wp:inline>
+        </w:drawing>
+      </w:r>
+    </w:p>
+    <w:p>
+      <w:pPr>
+        <w:spacing w:after="40"/>
+        <w:rPr>
+          <w:lang w:val="es-ES"/>
+        </w:rPr>
+      </w:pPr>
+    </w:p>
+    <w:p>
+      <w:pPr>
+        <w:pStyle w:val="Ttulo2"/>
+      </w:pPr>
+      <w:r>
+        <w:rPr>
+          <w:rFonts w:ascii="Arial" w:hAnsi="Arial"/>
+        </w:rPr>
+        <w:t>5.1. ProductoService.java</w:t>
+      </w:r>
+    </w:p>
+    <w:p>
+      <w:pPr>
+        <w:spacing w:after="40"/>
+        <w:rPr>
+          <w:lang w:val="es-ES"/>
+        </w:rPr>
+      </w:pPr>
+      <w:r>
+        <w:rPr>
+          <w:lang w:val="es-ES"/>
+        </w:rPr>
+        <w:drawing>
+          <wp:inline distT="0" distB="0" distL="0" distR="0" wp14:anchorId="2BAB9678" wp14:editId="10D4983D">
+            <wp:extent cx="5400040" cy="2550795"/>
+            <wp:effectExtent l="0" t="0" r="0" b="1905"/>
+            <wp:docPr id="1483028573" name="Imagen 1"/>
+            <wp:cNvGraphicFramePr>
+              <a:graphicFrameLocks xmlns:a="http://schemas.openxmlformats.org/drawingml/2006/main" noChangeAspect="1"/>
+            </wp:cNvGraphicFramePr>
+            <a:graphic xmlns:a="http://schemas.openxmlformats.org/drawingml/2006/main">
+              <a:graphicData uri="http://schemas.openxmlformats.org/drawingml/2006/picture">
+                <pic:pic xmlns:pic="http://schemas.openxmlformats.org/drawingml/2006/picture">
+                  <pic:nvPicPr>
+                    <pic:cNvPr id="1483028573" name=""/>
                     <pic:cNvPicPr/>
                   </pic:nvPicPr>
                   <pic:blipFill>
@@ -100,7 +150,67 @@
                   <pic:spPr>
                     <a:xfrm>
                       <a:off x="0" y="0"/>
-                      <a:ext cx="5400040" cy="2200910"/>
+                      <a:ext cx="5400040" cy="2550795"/>
+                    </a:xfrm>
+                    <a:prstGeom prst="rect">
+                      <a:avLst/>
+                    </a:prstGeom>
+                  </pic:spPr>
+                </pic:pic>
+              </a:graphicData>
+            </a:graphic>
+          </wp:inline>
+        </w:drawing>
+      </w:r>
+    </w:p>
+    <w:p>
+      <w:pPr>
+        <w:pStyle w:val="Ttulo2"/>
+      </w:pPr>
+      <w:r>
+        <w:rPr>
+          <w:rFonts w:ascii="Arial" w:hAnsi="Arial"/>
+        </w:rPr>
+        <w:lastRenderedPageBreak/>
+        <w:t>5.2. ProductoController.java</w:t>
+      </w:r>
+    </w:p>
+    <w:p>
+      <w:pPr>
+        <w:spacing w:after="40"/>
+        <w:rPr>
+          <w:lang w:val="es-ES"/>
+        </w:rPr>
+      </w:pPr>
+      <w:r>
+        <w:rPr>
+          <w:lang w:val="es-ES"/>
+        </w:rPr>
+        <w:drawing>
+          <wp:inline distT="0" distB="0" distL="0" distR="0" wp14:anchorId="1E9365E1" wp14:editId="4D1151B2">
+            <wp:extent cx="5400040" cy="3057525"/>
+            <wp:effectExtent l="0" t="0" r="0" b="9525"/>
+            <wp:docPr id="503049234" name="Imagen 1"/>
+            <wp:cNvGraphicFramePr>
+              <a:graphicFrameLocks xmlns:a="http://schemas.openxmlformats.org/drawingml/2006/main" noChangeAspect="1"/>
+            </wp:cNvGraphicFramePr>
+            <a:graphic xmlns:a="http://schemas.openxmlformats.org/drawingml/2006/main">
+              <a:graphicData uri="http://schemas.openxmlformats.org/drawingml/2006/picture">
+                <pic:pic xmlns:pic="http://schemas.openxmlformats.org/drawingml/2006/picture">
+                  <pic:nvPicPr>
+                    <pic:cNvPr id="503049234" name=""/>
+                    <pic:cNvPicPr/>
+                  </pic:nvPicPr>
+                  <pic:blipFill>
+                    <a:blip r:embed="rId6"/>
+                    <a:stretch>
+                      <a:fillRect/>
+                    </a:stretch>
+                  </pic:blipFill>
+                  <pic:spPr>
+                    <a:xfrm>
+                      <a:off x="0" y="0"/>
+                      <a:ext cx="5400040" cy="3057525"/>
                     </a:xfrm>
                     <a:prstGeom prst="rect">
                       <a:avLst/>
@@ -116,38 +226,31 @@
     <w:p>
       <w:pPr>
         <w:pStyle w:val="Ttulo1"/>
-        <w:rPr>
-          <w:lang w:val="es-ES"/>
-        </w:rPr>
       </w:pPr>
       <w:r>
         <w:rPr>
-          <w:lang w:val="es-ES"/>
-        </w:rPr>
-        <w:lastRenderedPageBreak/>
-        <w:t>5. Preparar el servicio para pruebas de concurrencia</w:t>
+          <w:rFonts w:ascii="Arial" w:hAnsi="Arial"/>
+          <w:color w:val="1F4E79"/>
+        </w:rPr>
+        <w:t>6. Crear prueba de integración REST</w:t>
       </w:r>
     </w:p>
     <w:p>
       <w:pPr>
-        <w:pStyle w:val="Ttulo1"/>
+        <w:spacing w:after="40"/>
         <w:rPr>
           <w:lang w:val="es-ES"/>
         </w:rPr>
       </w:pPr>
       <w:r>
         <w:rPr>
-          <w:rFonts w:ascii="Arial" w:eastAsia="Arial" w:hAnsi="Arial" w:cstheme="minorBidi"/>
-          <w:color w:val="auto"/>
-          <w:sz w:val="18"/>
-          <w:szCs w:val="22"/>
           <w:lang w:val="es-ES"/>
         </w:rPr>
         <w:drawing>
-          <wp:inline distT="0" distB="0" distL="0" distR="0" wp14:anchorId="30A42DB9" wp14:editId="5816C755">
-            <wp:extent cx="5400040" cy="2365375"/>
-            <wp:effectExtent l="0" t="0" r="0" b="0"/>
-            <wp:docPr id="705801105" name="Imagen 1"/>
+          <wp:inline distT="0" distB="0" distL="0" distR="0" wp14:anchorId="6076580F" wp14:editId="5B21EDE8">
+            <wp:extent cx="5400040" cy="2812415"/>
+            <wp:effectExtent l="0" t="0" r="0" b="6985"/>
+            <wp:docPr id="1276532948" name="Imagen 1"/>
             <wp:cNvGraphicFramePr>
               <a:graphicFrameLocks xmlns:a="http://schemas.openxmlformats.org/drawingml/2006/main" noChangeAspect="1"/>
             </wp:cNvGraphicFramePr>
@@ -155,68 +258,7 @@
               <a:graphicData uri="http://schemas.openxmlformats.org/drawingml/2006/picture">
                 <pic:pic xmlns:pic="http://schemas.openxmlformats.org/drawingml/2006/picture">
                   <pic:nvPicPr>
-                    <pic:cNvPr id="705801105" name=""/>
-                    <pic:cNvPicPr/>
-                  </pic:nvPicPr>
-                  <pic:blipFill>
-                    <a:blip r:embed="rId6"/>
-                    <a:stretch>
-                      <a:fillRect/>
-                    </a:stretch>
-                  </pic:blipFill>
-                  <pic:spPr>
-                    <a:xfrm>
-                      <a:off x="0" y="0"/>
-                      <a:ext cx="5400040" cy="2365375"/>
-                    </a:xfrm>
-                    <a:prstGeom prst="rect">
-                      <a:avLst/>
-                    </a:prstGeom>
-                  </pic:spPr>
-                </pic:pic>
-              </a:graphicData>
-            </a:graphic>
-          </wp:inline>
-        </w:drawing>
-      </w:r>
-      <w:r>
-        <w:rPr>
-          <w:lang w:val="es-ES"/>
-        </w:rPr>
-        <w:t xml:space="preserve">6. Crear prueba de integración del </w:t>
-      </w:r>
-      <w:proofErr w:type="spellStart"/>
-      <w:r>
-        <w:rPr>
-          <w:lang w:val="es-ES"/>
-        </w:rPr>
-        <w:t>Controller</w:t>
-      </w:r>
-      <w:proofErr w:type="spellEnd"/>
-    </w:p>
-    <w:p>
-      <w:pPr>
-        <w:rPr>
-          <w:lang w:val="es-ES"/>
-        </w:rPr>
-      </w:pPr>
-      <w:r>
-        <w:rPr>
-          <w:lang w:val="es-ES"/>
-        </w:rPr>
-        <w:drawing>
-          <wp:inline distT="0" distB="0" distL="0" distR="0" wp14:anchorId="027B7042" wp14:editId="19CB3BA4">
-            <wp:extent cx="5400040" cy="3108325"/>
-            <wp:effectExtent l="0" t="0" r="0" b="0"/>
-            <wp:docPr id="1746088359" name="Imagen 1"/>
-            <wp:cNvGraphicFramePr>
-              <a:graphicFrameLocks xmlns:a="http://schemas.openxmlformats.org/drawingml/2006/main" noChangeAspect="1"/>
-            </wp:cNvGraphicFramePr>
-            <a:graphic xmlns:a="http://schemas.openxmlformats.org/drawingml/2006/main">
-              <a:graphicData uri="http://schemas.openxmlformats.org/drawingml/2006/picture">
-                <pic:pic xmlns:pic="http://schemas.openxmlformats.org/drawingml/2006/picture">
-                  <pic:nvPicPr>
-                    <pic:cNvPr id="1746088359" name=""/>
+                    <pic:cNvPr id="1276532948" name=""/>
                     <pic:cNvPicPr/>
                   </pic:nvPicPr>
                   <pic:blipFill>
@@ -228,7 +270,7 @@
                   <pic:spPr>
                     <a:xfrm>
                       <a:off x="0" y="0"/>
-                      <a:ext cx="5400040" cy="3108325"/>
+                      <a:ext cx="5400040" cy="2812415"/>
                     </a:xfrm>
                     <a:prstGeom prst="rect">
                       <a:avLst/>
@@ -244,38 +286,31 @@
     <w:p>
       <w:pPr>
         <w:pStyle w:val="Ttulo1"/>
-        <w:rPr>
-          <w:lang w:val="es-ES"/>
-        </w:rPr>
       </w:pPr>
       <w:r>
         <w:rPr>
-          <w:lang w:val="es-ES"/>
+          <w:rFonts w:ascii="Arial" w:hAnsi="Arial"/>
+          <w:color w:val="1F4E79"/>
         </w:rPr>
         <w:lastRenderedPageBreak/>
-        <w:t>8. Crear prueba de concurrencia del servicio</w:t>
+        <w:t>7. Ejecutar pruebas</w:t>
       </w:r>
     </w:p>
     <w:p>
       <w:pPr>
-        <w:pStyle w:val="Ttulo1"/>
         <w:rPr>
           <w:lang w:val="es-ES"/>
         </w:rPr>
       </w:pPr>
       <w:r>
         <w:rPr>
-          <w:rFonts w:ascii="Arial" w:eastAsia="Arial" w:hAnsi="Arial" w:cstheme="minorBidi"/>
-          <w:color w:val="auto"/>
-          <w:sz w:val="18"/>
-          <w:szCs w:val="22"/>
           <w:lang w:val="es-ES"/>
         </w:rPr>
         <w:drawing>
-          <wp:inline distT="0" distB="0" distL="0" distR="0" wp14:anchorId="10CEBA92" wp14:editId="3ECA344E">
-            <wp:extent cx="5400040" cy="2620645"/>
-            <wp:effectExtent l="0" t="0" r="0" b="8255"/>
-            <wp:docPr id="1694605022" name="Imagen 1"/>
+          <wp:inline distT="0" distB="0" distL="0" distR="0" wp14:anchorId="5B204EF2" wp14:editId="6091681B">
+            <wp:extent cx="5400040" cy="1863725"/>
+            <wp:effectExtent l="0" t="0" r="0" b="3175"/>
+            <wp:docPr id="276597816" name="Imagen 1"/>
             <wp:cNvGraphicFramePr>
               <a:graphicFrameLocks xmlns:a="http://schemas.openxmlformats.org/drawingml/2006/main" noChangeAspect="1"/>
             </wp:cNvGraphicFramePr>
@@ -283,7 +318,7 @@
               <a:graphicData uri="http://schemas.openxmlformats.org/drawingml/2006/picture">
                 <pic:pic xmlns:pic="http://schemas.openxmlformats.org/drawingml/2006/picture">
                   <pic:nvPicPr>
-                    <pic:cNvPr id="1694605022" name=""/>
+                    <pic:cNvPr id="276597816" name=""/>
                     <pic:cNvPicPr/>
                   </pic:nvPicPr>
                   <pic:blipFill>
@@ -295,124 +330,7 @@
                   <pic:spPr>
                     <a:xfrm>
                       <a:off x="0" y="0"/>
-                      <a:ext cx="5400040" cy="2620645"/>
-                    </a:xfrm>
-                    <a:prstGeom prst="rect">
-                      <a:avLst/>
-                    </a:prstGeom>
-                  </pic:spPr>
-                </pic:pic>
-              </a:graphicData>
-            </a:graphic>
-          </wp:inline>
-        </w:drawing>
-      </w:r>
-      <w:r>
-        <w:rPr>
-          <w:lang w:val="es-ES"/>
-        </w:rPr>
-        <w:t>9. Reto adicional: prueba concurrente sobre la API</w:t>
-      </w:r>
-    </w:p>
-    <w:p>
-      <w:pPr>
-        <w:pStyle w:val="Ttulo1"/>
-        <w:rPr>
-          <w:lang w:val="es-ES"/>
-        </w:rPr>
-      </w:pPr>
-      <w:r>
-        <w:rPr>
-          <w:rFonts w:ascii="Arial" w:eastAsia="Arial" w:hAnsi="Arial" w:cstheme="minorBidi"/>
-          <w:color w:val="auto"/>
-          <w:sz w:val="18"/>
-          <w:szCs w:val="22"/>
-          <w:lang w:val="es-ES"/>
-        </w:rPr>
-        <w:drawing>
-          <wp:inline distT="0" distB="0" distL="0" distR="0" wp14:anchorId="411071F6" wp14:editId="0C8AD138">
-            <wp:extent cx="5400040" cy="2939415"/>
-            <wp:effectExtent l="0" t="0" r="0" b="0"/>
-            <wp:docPr id="2053915654" name="Imagen 1"/>
-            <wp:cNvGraphicFramePr>
-              <a:graphicFrameLocks xmlns:a="http://schemas.openxmlformats.org/drawingml/2006/main" noChangeAspect="1"/>
-            </wp:cNvGraphicFramePr>
-            <a:graphic xmlns:a="http://schemas.openxmlformats.org/drawingml/2006/main">
-              <a:graphicData uri="http://schemas.openxmlformats.org/drawingml/2006/picture">
-                <pic:pic xmlns:pic="http://schemas.openxmlformats.org/drawingml/2006/picture">
-                  <pic:nvPicPr>
-                    <pic:cNvPr id="2053915654" name=""/>
-                    <pic:cNvPicPr/>
-                  </pic:nvPicPr>
-                  <pic:blipFill>
-                    <a:blip r:embed="rId9"/>
-                    <a:stretch>
-                      <a:fillRect/>
-                    </a:stretch>
-                  </pic:blipFill>
-                  <pic:spPr>
-                    <a:xfrm>
-                      <a:off x="0" y="0"/>
-                      <a:ext cx="5400040" cy="2939415"/>
-                    </a:xfrm>
-                    <a:prstGeom prst="rect">
-                      <a:avLst/>
-                    </a:prstGeom>
-                  </pic:spPr>
-                </pic:pic>
-              </a:graphicData>
-            </a:graphic>
-          </wp:inline>
-        </w:drawing>
-      </w:r>
-      <w:r>
-        <w:rPr>
-          <w:lang w:val="es-ES"/>
-        </w:rPr>
-        <w:t>10. Ejecutar las pruebas</w:t>
-      </w:r>
-    </w:p>
-    <w:p>
-      <w:pPr>
-        <w:pStyle w:val="Ttulo1"/>
-        <w:rPr>
-          <w:lang w:val="es-ES"/>
-        </w:rPr>
-      </w:pPr>
-      <w:r>
-        <w:rPr>
-          <w:rFonts w:ascii="Consolas" w:eastAsia="Consolas" w:hAnsi="Consolas" w:cstheme="minorBidi"/>
-          <w:color w:val="auto"/>
-          <w:sz w:val="16"/>
-          <w:szCs w:val="22"/>
-          <w:lang w:val="es-ES"/>
-        </w:rPr>
-        <w:lastRenderedPageBreak/>
-        <w:drawing>
-          <wp:inline distT="0" distB="0" distL="0" distR="0" wp14:anchorId="6FE1A820" wp14:editId="024DD6D2">
-            <wp:extent cx="5400040" cy="1933575"/>
-            <wp:effectExtent l="0" t="0" r="0" b="9525"/>
-            <wp:docPr id="657924733" name="Imagen 1"/>
-            <wp:cNvGraphicFramePr>
-              <a:graphicFrameLocks xmlns:a="http://schemas.openxmlformats.org/drawingml/2006/main" noChangeAspect="1"/>
-            </wp:cNvGraphicFramePr>
-            <a:graphic xmlns:a="http://schemas.openxmlformats.org/drawingml/2006/main">
-              <a:graphicData uri="http://schemas.openxmlformats.org/drawingml/2006/picture">
-                <pic:pic xmlns:pic="http://schemas.openxmlformats.org/drawingml/2006/picture">
-                  <pic:nvPicPr>
-                    <pic:cNvPr id="657924733" name=""/>
-                    <pic:cNvPicPr/>
-                  </pic:nvPicPr>
-                  <pic:blipFill>
-                    <a:blip r:embed="rId10"/>
-                    <a:stretch>
-                      <a:fillRect/>
-                    </a:stretch>
-                  </pic:blipFill>
-                  <pic:spPr>
-                    <a:xfrm>
-                      <a:off x="0" y="0"/>
-                      <a:ext cx="5400040" cy="1933575"/>
+                      <a:ext cx="5400040" cy="1863725"/>
                     </a:xfrm>
                     <a:prstGeom prst="rect">
                       <a:avLst/>
@@ -431,53 +349,6 @@
           <w:lang w:val="es-ES"/>
         </w:rPr>
       </w:pPr>
-      <w:r>
-        <w:rPr>
-          <w:lang w:val="es-ES"/>
-        </w:rPr>
-        <w:drawing>
-          <wp:inline distT="0" distB="0" distL="0" distR="0" wp14:anchorId="2E0834D1" wp14:editId="5C85CB69">
-            <wp:extent cx="5400040" cy="3297555"/>
-            <wp:effectExtent l="0" t="0" r="0" b="0"/>
-            <wp:docPr id="124408902" name="Imagen 1"/>
-            <wp:cNvGraphicFramePr>
-              <a:graphicFrameLocks xmlns:a="http://schemas.openxmlformats.org/drawingml/2006/main" noChangeAspect="1"/>
-            </wp:cNvGraphicFramePr>
-            <a:graphic xmlns:a="http://schemas.openxmlformats.org/drawingml/2006/main">
-              <a:graphicData uri="http://schemas.openxmlformats.org/drawingml/2006/picture">
-                <pic:pic xmlns:pic="http://schemas.openxmlformats.org/drawingml/2006/picture">
-                  <pic:nvPicPr>
-                    <pic:cNvPr id="124408902" name=""/>
-                    <pic:cNvPicPr/>
-                  </pic:nvPicPr>
-                  <pic:blipFill>
-                    <a:blip r:embed="rId11"/>
-                    <a:stretch>
-                      <a:fillRect/>
-                    </a:stretch>
-                  </pic:blipFill>
-                  <pic:spPr>
-                    <a:xfrm>
-                      <a:off x="0" y="0"/>
-                      <a:ext cx="5400040" cy="3297555"/>
-                    </a:xfrm>
-                    <a:prstGeom prst="rect">
-                      <a:avLst/>
-                    </a:prstGeom>
-                  </pic:spPr>
-                </pic:pic>
-              </a:graphicData>
-            </a:graphic>
-          </wp:inline>
-        </w:drawing>
-      </w:r>
-    </w:p>
-    <w:p>
-      <w:pPr>
-        <w:rPr>
-          <w:lang w:val="es-ES"/>
-        </w:rPr>
-      </w:pPr>
     </w:p>
     <w:sectPr>
       <w:pgSz w:w="11906" w:h="16838"/>
@@ -487,131 +358,6 @@
     </w:sectPr>
   </w:body>
 </w:document>
-</file>
-
-<file path=word/numbering.xml><?xml version="1.0" encoding="utf-8"?>
-<w:numbering xmlns:wpc="http://schemas.microsoft.com/office/word/2010/wordprocessingCanvas" xmlns:cx="http://schemas.microsoft.com/office/drawing/2014/chartex" xmlns:cx1="http://schemas.microsoft.com/office/drawing/2015/9/8/chartex" xmlns:cx2="http://schemas.microsoft.com/office/drawing/2015/10/21/chartex" xmlns:cx3="http://schemas.microsoft.com/office/drawing/2016/5/9/chartex" xmlns:cx4="http://schemas.microsoft.com/office/drawing/2016/5/10/chartex" xmlns:cx5="http://schemas.microsoft.com/office/drawing/2016/5/11/chartex" xmlns:cx6="http://schemas.microsoft.com/office/drawing/2016/5/12/chartex" xmlns:cx7="http://schemas.microsoft.com/office/drawing/2016/5/13/chartex" xmlns:cx8="http://schemas.microsoft.com/office/drawing/2016/5/14/chartex" xmlns:mc="http://schemas.openxmlformats.org/markup-compatibility/2006" xmlns:aink="http://schemas.microsoft.com/office/drawing/2016/ink" xmlns:am3d="http://schemas.microsoft.com/office/drawing/2017/model3d" xmlns:o="urn:schemas-microsoft-com:office:office" xmlns:oel="http://schemas.microsoft.com/office/2019/extlst" xmlns:r="http://schemas.openxmlformats.org/officeDocument/2006/relationships" xmlns:m="http://schemas.openxmlformats.org/officeDocument/2006/math" xmlns:v="urn:schemas-microsoft-com:vml" xmlns:wp14="http://schemas.microsoft.com/office/word/2010/wordprocessingDrawing" xmlns:wp="http://schemas.openxmlformats.org/drawingml/2006/wordprocessingDrawing" xmlns:w10="urn:schemas-microsoft-com:office:word" xmlns:w="http://schemas.openxmlformats.org/wordprocessingml/2006/main" xmlns:w14="http://schemas.microsoft.com/office/word/2010/wordml" xmlns:w15="http://schemas.microsoft.com/office/word/2012/wordml" xmlns:w16cex="http://schemas.microsoft.com/office/word/2018/wordml/cex" xmlns:w16cid="http://schemas.microsoft.com/office/word/2016/wordml/cid" xmlns:w16="http://schemas.microsoft.com/office/word/2018/wordml" xmlns:w16du="http://schemas.microsoft.com/office/word/2023/wordml/word16du" xmlns:w16sdtdh="http://schemas.microsoft.com/office/word/2020/wordml/sdtdatahash" xmlns:w16sdtfl="http://schemas.microsoft.com/office/word/2024/wordml/sdtformatlock" xmlns:w16se="http://schemas.microsoft.com/office/word/2015/wordml/symex" xmlns:wpg="http://schemas.microsoft.com/office/word/2010/wordprocessingGroup" xmlns:wpi="http://schemas.microsoft.com/office/word/2010/wordprocessingInk" xmlns:wne="http://schemas.microsoft.com/office/word/2006/wordml" xmlns:wps="http://schemas.microsoft.com/office/word/2010/wordprocessingShape" mc:Ignorable="w14 w15 w16se w16cid w16 w16cex w16sdtdh w16sdtfl w16du wp14">
-  <w:abstractNum w:abstractNumId="0" w15:restartNumberingAfterBreak="0">
-    <w:nsid w:val="44287CAA"/>
-    <w:multiLevelType w:val="multilevel"/>
-    <w:tmpl w:val="2132DCF6"/>
-    <w:lvl w:ilvl="0">
-      <w:start w:val="1"/>
-      <w:numFmt w:val="bullet"/>
-      <w:pStyle w:val="Listaconvietas"/>
-      <w:lvlText w:val=""/>
-      <w:lvlJc w:val="left"/>
-      <w:pPr>
-        <w:tabs>
-          <w:tab w:val="num" w:pos="360"/>
-        </w:tabs>
-        <w:ind w:left="360" w:hanging="360"/>
-      </w:pPr>
-      <w:rPr>
-        <w:rFonts w:ascii="Symbol" w:hAnsi="Symbol" w:cs="Symbol" w:hint="default"/>
-      </w:rPr>
-    </w:lvl>
-    <w:lvl w:ilvl="1">
-      <w:start w:val="1"/>
-      <w:numFmt w:val="decimal"/>
-      <w:lvlText w:val="%2."/>
-      <w:lvlJc w:val="left"/>
-      <w:pPr>
-        <w:tabs>
-          <w:tab w:val="num" w:pos="1080"/>
-        </w:tabs>
-        <w:ind w:left="1080" w:hanging="360"/>
-      </w:pPr>
-    </w:lvl>
-    <w:lvl w:ilvl="2">
-      <w:start w:val="1"/>
-      <w:numFmt w:val="decimal"/>
-      <w:lvlText w:val="%3."/>
-      <w:lvlJc w:val="left"/>
-      <w:pPr>
-        <w:tabs>
-          <w:tab w:val="num" w:pos="1440"/>
-        </w:tabs>
-        <w:ind w:left="1440" w:hanging="360"/>
-      </w:pPr>
-    </w:lvl>
-    <w:lvl w:ilvl="3">
-      <w:start w:val="1"/>
-      <w:numFmt w:val="decimal"/>
-      <w:lvlText w:val="%4."/>
-      <w:lvlJc w:val="left"/>
-      <w:pPr>
-        <w:tabs>
-          <w:tab w:val="num" w:pos="1800"/>
-        </w:tabs>
-        <w:ind w:left="1800" w:hanging="360"/>
-      </w:pPr>
-    </w:lvl>
-    <w:lvl w:ilvl="4">
-      <w:start w:val="1"/>
-      <w:numFmt w:val="decimal"/>
-      <w:lvlText w:val="%5."/>
-      <w:lvlJc w:val="left"/>
-      <w:pPr>
-        <w:tabs>
-          <w:tab w:val="num" w:pos="2160"/>
-        </w:tabs>
-        <w:ind w:left="2160" w:hanging="360"/>
-      </w:pPr>
-    </w:lvl>
-    <w:lvl w:ilvl="5">
-      <w:start w:val="1"/>
-      <w:numFmt w:val="decimal"/>
-      <w:lvlText w:val="%6."/>
-      <w:lvlJc w:val="left"/>
-      <w:pPr>
-        <w:tabs>
-          <w:tab w:val="num" w:pos="2520"/>
-        </w:tabs>
-        <w:ind w:left="2520" w:hanging="360"/>
-      </w:pPr>
-    </w:lvl>
-    <w:lvl w:ilvl="6">
-      <w:start w:val="1"/>
-      <w:numFmt w:val="decimal"/>
-      <w:lvlText w:val="%7."/>
-      <w:lvlJc w:val="left"/>
-      <w:pPr>
-        <w:tabs>
-          <w:tab w:val="num" w:pos="2880"/>
-        </w:tabs>
-        <w:ind w:left="2880" w:hanging="360"/>
-      </w:pPr>
-    </w:lvl>
-    <w:lvl w:ilvl="7">
-      <w:start w:val="1"/>
-      <w:numFmt w:val="decimal"/>
-      <w:lvlText w:val="%8."/>
-      <w:lvlJc w:val="left"/>
-      <w:pPr>
-        <w:tabs>
-          <w:tab w:val="num" w:pos="3240"/>
-        </w:tabs>
-        <w:ind w:left="3240" w:hanging="360"/>
-      </w:pPr>
-    </w:lvl>
-    <w:lvl w:ilvl="8">
-      <w:start w:val="1"/>
-      <w:numFmt w:val="decimal"/>
-      <w:lvlText w:val="%9."/>
-      <w:lvlJc w:val="left"/>
-      <w:pPr>
-        <w:tabs>
-          <w:tab w:val="num" w:pos="3600"/>
-        </w:tabs>
-        <w:ind w:left="3600" w:hanging="360"/>
-      </w:pPr>
-    </w:lvl>
-  </w:abstractNum>
-  <w:num w:numId="1" w16cid:durableId="2031909905">
-    <w:abstractNumId w:val="0"/>
-  </w:num>
-</w:numbering>
 </file>
 
 <file path=word/styles.xml><?xml version="1.0" encoding="utf-8"?>
@@ -1014,7 +760,7 @@
   <w:style w:type="paragraph" w:default="1" w:styleId="Normal">
     <w:name w:val="Normal"/>
     <w:qFormat/>
-    <w:rsid w:val="00CF19CF"/>
+    <w:rsid w:val="009B0A14"/>
     <w:pPr>
       <w:suppressAutoHyphens/>
       <w:spacing w:after="200" w:line="276" w:lineRule="auto"/>
@@ -1022,7 +768,7 @@
     <w:rPr>
       <w:rFonts w:ascii="Arial" w:eastAsia="Arial" w:hAnsi="Arial"/>
       <w:kern w:val="0"/>
-      <w:sz w:val="18"/>
+      <w:sz w:val="19"/>
       <w:lang w:val="en-US"/>
       <w14:ligatures w14:val="none"/>
     </w:rPr>
@@ -1034,18 +780,22 @@
     <w:link w:val="Ttulo1Car"/>
     <w:uiPriority w:val="9"/>
     <w:qFormat/>
-    <w:rsid w:val="00CF19CF"/>
+    <w:rsid w:val="009B0A14"/>
     <w:pPr>
       <w:keepNext/>
       <w:keepLines/>
-      <w:spacing w:before="360" w:after="80"/>
+      <w:suppressAutoHyphens w:val="0"/>
+      <w:spacing w:before="360" w:after="80" w:line="259" w:lineRule="auto"/>
       <w:outlineLvl w:val="0"/>
     </w:pPr>
     <w:rPr>
       <w:rFonts w:asciiTheme="majorHAnsi" w:eastAsiaTheme="majorEastAsia" w:hAnsiTheme="majorHAnsi" w:cstheme="majorBidi"/>
       <w:color w:val="0F4761" w:themeColor="accent1" w:themeShade="BF"/>
+      <w:kern w:val="2"/>
       <w:sz w:val="40"/>
       <w:szCs w:val="40"/>
+      <w:lang w:val="es-ES"/>
+      <w14:ligatures w14:val="standardContextual"/>
     </w:rPr>
   </w:style>
   <w:style w:type="paragraph" w:styleId="Ttulo2">
@@ -1057,18 +807,22 @@
     <w:semiHidden/>
     <w:unhideWhenUsed/>
     <w:qFormat/>
-    <w:rsid w:val="00CF19CF"/>
+    <w:rsid w:val="009B0A14"/>
     <w:pPr>
       <w:keepNext/>
       <w:keepLines/>
-      <w:spacing w:before="160" w:after="80"/>
+      <w:suppressAutoHyphens w:val="0"/>
+      <w:spacing w:before="160" w:after="80" w:line="259" w:lineRule="auto"/>
       <w:outlineLvl w:val="1"/>
     </w:pPr>
     <w:rPr>
       <w:rFonts w:asciiTheme="majorHAnsi" w:eastAsiaTheme="majorEastAsia" w:hAnsiTheme="majorHAnsi" w:cstheme="majorBidi"/>
       <w:color w:val="0F4761" w:themeColor="accent1" w:themeShade="BF"/>
+      <w:kern w:val="2"/>
       <w:sz w:val="32"/>
       <w:szCs w:val="32"/>
+      <w:lang w:val="es-ES"/>
+      <w14:ligatures w14:val="standardContextual"/>
     </w:rPr>
   </w:style>
   <w:style w:type="paragraph" w:styleId="Ttulo3">
@@ -1080,18 +834,22 @@
     <w:semiHidden/>
     <w:unhideWhenUsed/>
     <w:qFormat/>
-    <w:rsid w:val="00CF19CF"/>
+    <w:rsid w:val="009B0A14"/>
     <w:pPr>
       <w:keepNext/>
       <w:keepLines/>
-      <w:spacing w:before="160" w:after="80"/>
+      <w:suppressAutoHyphens w:val="0"/>
+      <w:spacing w:before="160" w:after="80" w:line="259" w:lineRule="auto"/>
       <w:outlineLvl w:val="2"/>
     </w:pPr>
     <w:rPr>
-      <w:rFonts w:eastAsiaTheme="majorEastAsia" w:cstheme="majorBidi"/>
+      <w:rFonts w:asciiTheme="minorHAnsi" w:eastAsiaTheme="majorEastAsia" w:hAnsiTheme="minorHAnsi" w:cstheme="majorBidi"/>
       <w:color w:val="0F4761" w:themeColor="accent1" w:themeShade="BF"/>
+      <w:kern w:val="2"/>
       <w:sz w:val="28"/>
       <w:szCs w:val="28"/>
+      <w:lang w:val="es-ES"/>
+      <w14:ligatures w14:val="standardContextual"/>
     </w:rPr>
   </w:style>
   <w:style w:type="paragraph" w:styleId="Ttulo4">
@@ -1103,18 +861,23 @@
     <w:semiHidden/>
     <w:unhideWhenUsed/>
     <w:qFormat/>
-    <w:rsid w:val="00CF19CF"/>
+    <w:rsid w:val="009B0A14"/>
     <w:pPr>
       <w:keepNext/>
       <w:keepLines/>
-      <w:spacing w:before="80" w:after="40"/>
+      <w:suppressAutoHyphens w:val="0"/>
+      <w:spacing w:before="80" w:after="40" w:line="259" w:lineRule="auto"/>
       <w:outlineLvl w:val="3"/>
     </w:pPr>
     <w:rPr>
-      <w:rFonts w:eastAsiaTheme="majorEastAsia" w:cstheme="majorBidi"/>
+      <w:rFonts w:asciiTheme="minorHAnsi" w:eastAsiaTheme="majorEastAsia" w:hAnsiTheme="minorHAnsi" w:cstheme="majorBidi"/>
       <w:i/>
       <w:iCs/>
       <w:color w:val="0F4761" w:themeColor="accent1" w:themeShade="BF"/>
+      <w:kern w:val="2"/>
+      <w:sz w:val="22"/>
+      <w:lang w:val="es-ES"/>
+      <w14:ligatures w14:val="standardContextual"/>
     </w:rPr>
   </w:style>
   <w:style w:type="paragraph" w:styleId="Ttulo5">
@@ -1126,16 +889,21 @@
     <w:semiHidden/>
     <w:unhideWhenUsed/>
     <w:qFormat/>
-    <w:rsid w:val="00CF19CF"/>
+    <w:rsid w:val="009B0A14"/>
     <w:pPr>
       <w:keepNext/>
       <w:keepLines/>
-      <w:spacing w:before="80" w:after="40"/>
+      <w:suppressAutoHyphens w:val="0"/>
+      <w:spacing w:before="80" w:after="40" w:line="259" w:lineRule="auto"/>
       <w:outlineLvl w:val="4"/>
     </w:pPr>
     <w:rPr>
-      <w:rFonts w:eastAsiaTheme="majorEastAsia" w:cstheme="majorBidi"/>
+      <w:rFonts w:asciiTheme="minorHAnsi" w:eastAsiaTheme="majorEastAsia" w:hAnsiTheme="minorHAnsi" w:cstheme="majorBidi"/>
       <w:color w:val="0F4761" w:themeColor="accent1" w:themeShade="BF"/>
+      <w:kern w:val="2"/>
+      <w:sz w:val="22"/>
+      <w:lang w:val="es-ES"/>
+      <w14:ligatures w14:val="standardContextual"/>
     </w:rPr>
   </w:style>
   <w:style w:type="paragraph" w:styleId="Ttulo6">
@@ -1147,18 +915,23 @@
     <w:semiHidden/>
     <w:unhideWhenUsed/>
     <w:qFormat/>
-    <w:rsid w:val="00CF19CF"/>
+    <w:rsid w:val="009B0A14"/>
     <w:pPr>
       <w:keepNext/>
       <w:keepLines/>
-      <w:spacing w:before="40" w:after="0"/>
+      <w:suppressAutoHyphens w:val="0"/>
+      <w:spacing w:before="40" w:after="0" w:line="259" w:lineRule="auto"/>
       <w:outlineLvl w:val="5"/>
     </w:pPr>
     <w:rPr>
-      <w:rFonts w:eastAsiaTheme="majorEastAsia" w:cstheme="majorBidi"/>
+      <w:rFonts w:asciiTheme="minorHAnsi" w:eastAsiaTheme="majorEastAsia" w:hAnsiTheme="minorHAnsi" w:cstheme="majorBidi"/>
       <w:i/>
       <w:iCs/>
       <w:color w:val="595959" w:themeColor="text1" w:themeTint="A6"/>
+      <w:kern w:val="2"/>
+      <w:sz w:val="22"/>
+      <w:lang w:val="es-ES"/>
+      <w14:ligatures w14:val="standardContextual"/>
     </w:rPr>
   </w:style>
   <w:style w:type="paragraph" w:styleId="Ttulo7">
@@ -1170,16 +943,21 @@
     <w:semiHidden/>
     <w:unhideWhenUsed/>
     <w:qFormat/>
-    <w:rsid w:val="00CF19CF"/>
+    <w:rsid w:val="009B0A14"/>
     <w:pPr>
       <w:keepNext/>
       <w:keepLines/>
-      <w:spacing w:before="40" w:after="0"/>
+      <w:suppressAutoHyphens w:val="0"/>
+      <w:spacing w:before="40" w:after="0" w:line="259" w:lineRule="auto"/>
       <w:outlineLvl w:val="6"/>
     </w:pPr>
     <w:rPr>
-      <w:rFonts w:eastAsiaTheme="majorEastAsia" w:cstheme="majorBidi"/>
+      <w:rFonts w:asciiTheme="minorHAnsi" w:eastAsiaTheme="majorEastAsia" w:hAnsiTheme="minorHAnsi" w:cstheme="majorBidi"/>
       <w:color w:val="595959" w:themeColor="text1" w:themeTint="A6"/>
+      <w:kern w:val="2"/>
+      <w:sz w:val="22"/>
+      <w:lang w:val="es-ES"/>
+      <w14:ligatures w14:val="standardContextual"/>
     </w:rPr>
   </w:style>
   <w:style w:type="paragraph" w:styleId="Ttulo8">
@@ -1191,18 +969,23 @@
     <w:semiHidden/>
     <w:unhideWhenUsed/>
     <w:qFormat/>
-    <w:rsid w:val="00CF19CF"/>
+    <w:rsid w:val="009B0A14"/>
     <w:pPr>
       <w:keepNext/>
       <w:keepLines/>
-      <w:spacing w:after="0"/>
+      <w:suppressAutoHyphens w:val="0"/>
+      <w:spacing w:after="0" w:line="259" w:lineRule="auto"/>
       <w:outlineLvl w:val="7"/>
     </w:pPr>
     <w:rPr>
-      <w:rFonts w:eastAsiaTheme="majorEastAsia" w:cstheme="majorBidi"/>
+      <w:rFonts w:asciiTheme="minorHAnsi" w:eastAsiaTheme="majorEastAsia" w:hAnsiTheme="minorHAnsi" w:cstheme="majorBidi"/>
       <w:i/>
       <w:iCs/>
       <w:color w:val="272727" w:themeColor="text1" w:themeTint="D8"/>
+      <w:kern w:val="2"/>
+      <w:sz w:val="22"/>
+      <w:lang w:val="es-ES"/>
+      <w14:ligatures w14:val="standardContextual"/>
     </w:rPr>
   </w:style>
   <w:style w:type="paragraph" w:styleId="Ttulo9">
@@ -1214,16 +997,21 @@
     <w:semiHidden/>
     <w:unhideWhenUsed/>
     <w:qFormat/>
-    <w:rsid w:val="00CF19CF"/>
+    <w:rsid w:val="009B0A14"/>
     <w:pPr>
       <w:keepNext/>
       <w:keepLines/>
-      <w:spacing w:after="0"/>
+      <w:suppressAutoHyphens w:val="0"/>
+      <w:spacing w:after="0" w:line="259" w:lineRule="auto"/>
       <w:outlineLvl w:val="8"/>
     </w:pPr>
     <w:rPr>
-      <w:rFonts w:eastAsiaTheme="majorEastAsia" w:cstheme="majorBidi"/>
+      <w:rFonts w:asciiTheme="minorHAnsi" w:eastAsiaTheme="majorEastAsia" w:hAnsiTheme="minorHAnsi" w:cstheme="majorBidi"/>
       <w:color w:val="272727" w:themeColor="text1" w:themeTint="D8"/>
+      <w:kern w:val="2"/>
+      <w:sz w:val="22"/>
+      <w:lang w:val="es-ES"/>
+      <w14:ligatures w14:val="standardContextual"/>
     </w:rPr>
   </w:style>
   <w:style w:type="character" w:default="1" w:styleId="Fuentedeprrafopredeter">
@@ -1258,8 +1046,7 @@
     <w:basedOn w:val="Fuentedeprrafopredeter"/>
     <w:link w:val="Ttulo1"/>
     <w:uiPriority w:val="9"/>
-    <w:qFormat/>
-    <w:rsid w:val="00CF19CF"/>
+    <w:rsid w:val="009B0A14"/>
     <w:rPr>
       <w:rFonts w:asciiTheme="majorHAnsi" w:eastAsiaTheme="majorEastAsia" w:hAnsiTheme="majorHAnsi" w:cstheme="majorBidi"/>
       <w:color w:val="0F4761" w:themeColor="accent1" w:themeShade="BF"/>
@@ -1273,7 +1060,7 @@
     <w:link w:val="Ttulo2"/>
     <w:uiPriority w:val="9"/>
     <w:semiHidden/>
-    <w:rsid w:val="00CF19CF"/>
+    <w:rsid w:val="009B0A14"/>
     <w:rPr>
       <w:rFonts w:asciiTheme="majorHAnsi" w:eastAsiaTheme="majorEastAsia" w:hAnsiTheme="majorHAnsi" w:cstheme="majorBidi"/>
       <w:color w:val="0F4761" w:themeColor="accent1" w:themeShade="BF"/>
@@ -1287,7 +1074,7 @@
     <w:link w:val="Ttulo3"/>
     <w:uiPriority w:val="9"/>
     <w:semiHidden/>
-    <w:rsid w:val="00CF19CF"/>
+    <w:rsid w:val="009B0A14"/>
     <w:rPr>
       <w:rFonts w:eastAsiaTheme="majorEastAsia" w:cstheme="majorBidi"/>
       <w:color w:val="0F4761" w:themeColor="accent1" w:themeShade="BF"/>
@@ -1301,7 +1088,7 @@
     <w:link w:val="Ttulo4"/>
     <w:uiPriority w:val="9"/>
     <w:semiHidden/>
-    <w:rsid w:val="00CF19CF"/>
+    <w:rsid w:val="009B0A14"/>
     <w:rPr>
       <w:rFonts w:eastAsiaTheme="majorEastAsia" w:cstheme="majorBidi"/>
       <w:i/>
@@ -1315,7 +1102,7 @@
     <w:link w:val="Ttulo5"/>
     <w:uiPriority w:val="9"/>
     <w:semiHidden/>
-    <w:rsid w:val="00CF19CF"/>
+    <w:rsid w:val="009B0A14"/>
     <w:rPr>
       <w:rFonts w:eastAsiaTheme="majorEastAsia" w:cstheme="majorBidi"/>
       <w:color w:val="0F4761" w:themeColor="accent1" w:themeShade="BF"/>
@@ -1327,7 +1114,7 @@
     <w:link w:val="Ttulo6"/>
     <w:uiPriority w:val="9"/>
     <w:semiHidden/>
-    <w:rsid w:val="00CF19CF"/>
+    <w:rsid w:val="009B0A14"/>
     <w:rPr>
       <w:rFonts w:eastAsiaTheme="majorEastAsia" w:cstheme="majorBidi"/>
       <w:i/>
@@ -1341,7 +1128,7 @@
     <w:link w:val="Ttulo7"/>
     <w:uiPriority w:val="9"/>
     <w:semiHidden/>
-    <w:rsid w:val="00CF19CF"/>
+    <w:rsid w:val="009B0A14"/>
     <w:rPr>
       <w:rFonts w:eastAsiaTheme="majorEastAsia" w:cstheme="majorBidi"/>
       <w:color w:val="595959" w:themeColor="text1" w:themeTint="A6"/>
@@ -1353,7 +1140,7 @@
     <w:link w:val="Ttulo8"/>
     <w:uiPriority w:val="9"/>
     <w:semiHidden/>
-    <w:rsid w:val="00CF19CF"/>
+    <w:rsid w:val="009B0A14"/>
     <w:rPr>
       <w:rFonts w:eastAsiaTheme="majorEastAsia" w:cstheme="majorBidi"/>
       <w:i/>
@@ -1367,7 +1154,7 @@
     <w:link w:val="Ttulo9"/>
     <w:uiPriority w:val="9"/>
     <w:semiHidden/>
-    <w:rsid w:val="00CF19CF"/>
+    <w:rsid w:val="009B0A14"/>
     <w:rPr>
       <w:rFonts w:eastAsiaTheme="majorEastAsia" w:cstheme="majorBidi"/>
       <w:color w:val="272727" w:themeColor="text1" w:themeTint="D8"/>
@@ -1380,8 +1167,9 @@
     <w:link w:val="TtuloCar"/>
     <w:uiPriority w:val="10"/>
     <w:qFormat/>
-    <w:rsid w:val="00CF19CF"/>
+    <w:rsid w:val="009B0A14"/>
     <w:pPr>
+      <w:suppressAutoHyphens w:val="0"/>
       <w:spacing w:after="80" w:line="240" w:lineRule="auto"/>
       <w:contextualSpacing/>
     </w:pPr>
@@ -1391,6 +1179,8 @@
       <w:kern w:val="28"/>
       <w:sz w:val="56"/>
       <w:szCs w:val="56"/>
+      <w:lang w:val="es-ES"/>
+      <w14:ligatures w14:val="standardContextual"/>
     </w:rPr>
   </w:style>
   <w:style w:type="character" w:customStyle="1" w:styleId="TtuloCar">
@@ -1398,7 +1188,7 @@
     <w:basedOn w:val="Fuentedeprrafopredeter"/>
     <w:link w:val="Ttulo"/>
     <w:uiPriority w:val="10"/>
-    <w:rsid w:val="00CF19CF"/>
+    <w:rsid w:val="009B0A14"/>
     <w:rPr>
       <w:rFonts w:asciiTheme="majorHAnsi" w:eastAsiaTheme="majorEastAsia" w:hAnsiTheme="majorHAnsi" w:cstheme="majorBidi"/>
       <w:spacing w:val="-10"/>
@@ -1414,18 +1204,23 @@
     <w:link w:val="SubttuloCar"/>
     <w:uiPriority w:val="11"/>
     <w:qFormat/>
-    <w:rsid w:val="00CF19CF"/>
+    <w:rsid w:val="009B0A14"/>
     <w:pPr>
       <w:numPr>
         <w:ilvl w:val="1"/>
       </w:numPr>
+      <w:suppressAutoHyphens w:val="0"/>
+      <w:spacing w:after="160" w:line="259" w:lineRule="auto"/>
     </w:pPr>
     <w:rPr>
-      <w:rFonts w:eastAsiaTheme="majorEastAsia" w:cstheme="majorBidi"/>
+      <w:rFonts w:asciiTheme="minorHAnsi" w:eastAsiaTheme="majorEastAsia" w:hAnsiTheme="minorHAnsi" w:cstheme="majorBidi"/>
       <w:color w:val="595959" w:themeColor="text1" w:themeTint="A6"/>
       <w:spacing w:val="15"/>
+      <w:kern w:val="2"/>
       <w:sz w:val="28"/>
       <w:szCs w:val="28"/>
+      <w:lang w:val="es-ES"/>
+      <w14:ligatures w14:val="standardContextual"/>
     </w:rPr>
   </w:style>
   <w:style w:type="character" w:customStyle="1" w:styleId="SubttuloCar">
@@ -1433,7 +1228,7 @@
     <w:basedOn w:val="Fuentedeprrafopredeter"/>
     <w:link w:val="Subttulo"/>
     <w:uiPriority w:val="11"/>
-    <w:rsid w:val="00CF19CF"/>
+    <w:rsid w:val="009B0A14"/>
     <w:rPr>
       <w:rFonts w:eastAsiaTheme="majorEastAsia" w:cstheme="majorBidi"/>
       <w:color w:val="595959" w:themeColor="text1" w:themeTint="A6"/>
@@ -1449,15 +1244,21 @@
     <w:link w:val="CitaCar"/>
     <w:uiPriority w:val="29"/>
     <w:qFormat/>
-    <w:rsid w:val="00CF19CF"/>
+    <w:rsid w:val="009B0A14"/>
     <w:pPr>
-      <w:spacing w:before="160"/>
+      <w:suppressAutoHyphens w:val="0"/>
+      <w:spacing w:before="160" w:after="160" w:line="259" w:lineRule="auto"/>
       <w:jc w:val="center"/>
     </w:pPr>
     <w:rPr>
+      <w:rFonts w:asciiTheme="minorHAnsi" w:eastAsiaTheme="minorHAnsi" w:hAnsiTheme="minorHAnsi"/>
       <w:i/>
       <w:iCs/>
       <w:color w:val="404040" w:themeColor="text1" w:themeTint="BF"/>
+      <w:kern w:val="2"/>
+      <w:sz w:val="22"/>
+      <w:lang w:val="es-ES"/>
+      <w14:ligatures w14:val="standardContextual"/>
     </w:rPr>
   </w:style>
   <w:style w:type="character" w:customStyle="1" w:styleId="CitaCar">
@@ -1465,7 +1266,7 @@
     <w:basedOn w:val="Fuentedeprrafopredeter"/>
     <w:link w:val="Cita"/>
     <w:uiPriority w:val="29"/>
-    <w:rsid w:val="00CF19CF"/>
+    <w:rsid w:val="009B0A14"/>
     <w:rPr>
       <w:i/>
       <w:iCs/>
@@ -1477,18 +1278,27 @@
     <w:basedOn w:val="Normal"/>
     <w:uiPriority w:val="34"/>
     <w:qFormat/>
-    <w:rsid w:val="00CF19CF"/>
+    <w:rsid w:val="009B0A14"/>
     <w:pPr>
+      <w:suppressAutoHyphens w:val="0"/>
+      <w:spacing w:after="160" w:line="259" w:lineRule="auto"/>
       <w:ind w:left="720"/>
       <w:contextualSpacing/>
     </w:pPr>
+    <w:rPr>
+      <w:rFonts w:asciiTheme="minorHAnsi" w:eastAsiaTheme="minorHAnsi" w:hAnsiTheme="minorHAnsi"/>
+      <w:kern w:val="2"/>
+      <w:sz w:val="22"/>
+      <w:lang w:val="es-ES"/>
+      <w14:ligatures w14:val="standardContextual"/>
+    </w:rPr>
   </w:style>
   <w:style w:type="character" w:styleId="nfasisintenso">
     <w:name w:val="Intense Emphasis"/>
     <w:basedOn w:val="Fuentedeprrafopredeter"/>
     <w:uiPriority w:val="21"/>
     <w:qFormat/>
-    <w:rsid w:val="00CF19CF"/>
+    <w:rsid w:val="009B0A14"/>
     <w:rPr>
       <w:i/>
       <w:iCs/>
@@ -1502,20 +1312,26 @@
     <w:link w:val="CitadestacadaCar"/>
     <w:uiPriority w:val="30"/>
     <w:qFormat/>
-    <w:rsid w:val="00CF19CF"/>
+    <w:rsid w:val="009B0A14"/>
     <w:pPr>
       <w:pBdr>
         <w:top w:val="single" w:sz="4" w:space="10" w:color="0F4761" w:themeColor="accent1" w:themeShade="BF"/>
         <w:bottom w:val="single" w:sz="4" w:space="10" w:color="0F4761" w:themeColor="accent1" w:themeShade="BF"/>
       </w:pBdr>
-      <w:spacing w:before="360" w:after="360"/>
+      <w:suppressAutoHyphens w:val="0"/>
+      <w:spacing w:before="360" w:after="360" w:line="259" w:lineRule="auto"/>
       <w:ind w:left="864" w:right="864"/>
       <w:jc w:val="center"/>
     </w:pPr>
     <w:rPr>
+      <w:rFonts w:asciiTheme="minorHAnsi" w:eastAsiaTheme="minorHAnsi" w:hAnsiTheme="minorHAnsi"/>
       <w:i/>
       <w:iCs/>
       <w:color w:val="0F4761" w:themeColor="accent1" w:themeShade="BF"/>
+      <w:kern w:val="2"/>
+      <w:sz w:val="22"/>
+      <w:lang w:val="es-ES"/>
+      <w14:ligatures w14:val="standardContextual"/>
     </w:rPr>
   </w:style>
   <w:style w:type="character" w:customStyle="1" w:styleId="CitadestacadaCar">
@@ -1523,7 +1339,7 @@
     <w:basedOn w:val="Fuentedeprrafopredeter"/>
     <w:link w:val="Citadestacada"/>
     <w:uiPriority w:val="30"/>
-    <w:rsid w:val="00CF19CF"/>
+    <w:rsid w:val="009B0A14"/>
     <w:rPr>
       <w:i/>
       <w:iCs/>
@@ -1535,46 +1351,13 @@
     <w:basedOn w:val="Fuentedeprrafopredeter"/>
     <w:uiPriority w:val="32"/>
     <w:qFormat/>
-    <w:rsid w:val="00CF19CF"/>
+    <w:rsid w:val="009B0A14"/>
     <w:rPr>
       <w:b/>
       <w:bCs/>
       <w:smallCaps/>
       <w:color w:val="0F4761" w:themeColor="accent1" w:themeShade="BF"/>
       <w:spacing w:val="5"/>
-    </w:rPr>
-  </w:style>
-  <w:style w:type="paragraph" w:styleId="Listaconvietas">
-    <w:name w:val="List Bullet"/>
-    <w:basedOn w:val="Normal"/>
-    <w:uiPriority w:val="99"/>
-    <w:unhideWhenUsed/>
-    <w:rsid w:val="00CF19CF"/>
-    <w:pPr>
-      <w:numPr>
-        <w:numId w:val="1"/>
-      </w:numPr>
-      <w:tabs>
-        <w:tab w:val="clear" w:pos="360"/>
-      </w:tabs>
-      <w:ind w:left="0" w:firstLine="0"/>
-      <w:contextualSpacing/>
-    </w:pPr>
-  </w:style>
-  <w:style w:type="paragraph" w:customStyle="1" w:styleId="CodeBlock">
-    <w:name w:val="CodeBlock"/>
-    <w:qFormat/>
-    <w:rsid w:val="00CF19CF"/>
-    <w:pPr>
-      <w:suppressAutoHyphens/>
-      <w:spacing w:after="200" w:line="276" w:lineRule="auto"/>
-    </w:pPr>
-    <w:rPr>
-      <w:rFonts w:ascii="Consolas" w:eastAsia="Consolas" w:hAnsi="Consolas"/>
-      <w:kern w:val="0"/>
-      <w:sz w:val="16"/>
-      <w:lang w:val="en-US"/>
-      <w14:ligatures w14:val="none"/>
     </w:rPr>
   </w:style>
 </w:styles>

--- a/doc/GUÍA DE PRÁCTICA.docx
+++ b/doc/GUÍA DE PRÁCTICA.docx
@@ -16,54 +16,56 @@
           <w:sz w:val="32"/>
           <w:lang w:val="es-ES"/>
         </w:rPr>
-        <w:t>GUÍA DE PRÁCTICA – SESIÓN 12</w:t>
+        <w:t>GUÍA DE PRÁCTICA – SESIÓN 13</w:t>
       </w:r>
     </w:p>
     <w:p>
       <w:pPr>
         <w:jc w:val="center"/>
         <w:rPr>
+          <w:b/>
+          <w:color w:val="1F4E79"/>
+          <w:sz w:val="26"/>
           <w:lang w:val="es-ES"/>
         </w:rPr>
       </w:pPr>
       <w:r>
         <w:rPr>
           <w:b/>
-          <w:sz w:val="22"/>
-          <w:lang w:val="es-ES"/>
-        </w:rPr>
-        <w:t>Construcción de Software II · Pruebas de integración en servicios REST</w:t>
+          <w:color w:val="1F4E79"/>
+          <w:sz w:val="26"/>
+          <w:lang w:val="es-ES"/>
+        </w:rPr>
+        <w:t>Mantenimiento del banco de pruebas</w:t>
       </w:r>
     </w:p>
     <w:p>
       <w:pPr>
-        <w:pStyle w:val="Ttulo1"/>
+        <w:pStyle w:val="Ttulo2"/>
       </w:pPr>
       <w:r>
-        <w:rPr>
-          <w:rFonts w:ascii="Arial" w:hAnsi="Arial"/>
-          <w:color w:val="1F4E79"/>
-        </w:rPr>
-        <w:t>4. Verificar dependencia de pruebas</w:t>
-      </w:r>
+        <w:lastRenderedPageBreak/>
+        <w:t xml:space="preserve">Verificar o crear la clase </w:t>
+      </w:r>
+      <w:proofErr w:type="spellStart"/>
+      <w:r>
+        <w:t>ProductoService</w:t>
+      </w:r>
+      <w:proofErr w:type="spellEnd"/>
     </w:p>
     <w:p>
       <w:pPr>
-        <w:spacing w:after="0"/>
-        <w:ind w:left="259"/>
-        <w:rPr>
-          <w:lang w:val="es-ES"/>
-        </w:rPr>
+        <w:pStyle w:val="Ttulo2"/>
       </w:pPr>
       <w:r>
         <w:rPr>
           <w:lang w:val="es-ES"/>
         </w:rPr>
         <w:drawing>
-          <wp:inline distT="0" distB="0" distL="0" distR="0" wp14:anchorId="3A4F44E3" wp14:editId="29E68BDA">
-            <wp:extent cx="5400040" cy="2834005"/>
-            <wp:effectExtent l="0" t="0" r="0" b="4445"/>
-            <wp:docPr id="819485663" name="Imagen 1"/>
+          <wp:inline distT="0" distB="0" distL="0" distR="0" wp14:anchorId="36490915" wp14:editId="091FA8D5">
+            <wp:extent cx="5400040" cy="3153410"/>
+            <wp:effectExtent l="0" t="0" r="0" b="8890"/>
+            <wp:docPr id="923367135" name="Imagen 1"/>
             <wp:cNvGraphicFramePr>
               <a:graphicFrameLocks xmlns:a="http://schemas.openxmlformats.org/drawingml/2006/main" noChangeAspect="1"/>
             </wp:cNvGraphicFramePr>
@@ -71,7 +73,7 @@
               <a:graphicData uri="http://schemas.openxmlformats.org/drawingml/2006/picture">
                 <pic:pic xmlns:pic="http://schemas.openxmlformats.org/drawingml/2006/picture">
                   <pic:nvPicPr>
-                    <pic:cNvPr id="819485663" name=""/>
+                    <pic:cNvPr id="923367135" name=""/>
                     <pic:cNvPicPr/>
                   </pic:nvPicPr>
                   <pic:blipFill>
@@ -83,7 +85,7 @@
                   <pic:spPr>
                     <a:xfrm>
                       <a:off x="0" y="0"/>
-                      <a:ext cx="5400040" cy="2834005"/>
+                      <a:ext cx="5400040" cy="3153410"/>
                     </a:xfrm>
                     <a:prstGeom prst="rect">
                       <a:avLst/>
@@ -95,14 +97,9 @@
           </wp:inline>
         </w:drawing>
       </w:r>
-    </w:p>
-    <w:p>
-      <w:pPr>
-        <w:spacing w:after="40"/>
-        <w:rPr>
-          <w:lang w:val="es-ES"/>
-        </w:rPr>
-      </w:pPr>
+      <w:r>
+        <w:t>4.4. Crear banco de pruebas unitarias</w:t>
+      </w:r>
     </w:p>
     <w:p>
       <w:pPr>
@@ -110,27 +107,16 @@
       </w:pPr>
       <w:r>
         <w:rPr>
-          <w:rFonts w:ascii="Arial" w:hAnsi="Arial"/>
-        </w:rPr>
-        <w:t>5.1. ProductoService.java</w:t>
-      </w:r>
-    </w:p>
-    <w:p>
-      <w:pPr>
-        <w:spacing w:after="40"/>
-        <w:rPr>
-          <w:lang w:val="es-ES"/>
-        </w:rPr>
-      </w:pPr>
-      <w:r>
-        <w:rPr>
-          <w:lang w:val="es-ES"/>
+          <w:rFonts w:ascii="Arial" w:eastAsia="Arial" w:hAnsi="Arial" w:cstheme="minorBidi"/>
+          <w:color w:val="auto"/>
+          <w:sz w:val="18"/>
+          <w:szCs w:val="22"/>
         </w:rPr>
         <w:drawing>
-          <wp:inline distT="0" distB="0" distL="0" distR="0" wp14:anchorId="2BAB9678" wp14:editId="10D4983D">
-            <wp:extent cx="5400040" cy="2550795"/>
-            <wp:effectExtent l="0" t="0" r="0" b="1905"/>
-            <wp:docPr id="1483028573" name="Imagen 1"/>
+          <wp:inline distT="0" distB="0" distL="0" distR="0" wp14:anchorId="2D16C688" wp14:editId="0DE6069E">
+            <wp:extent cx="5400040" cy="3147695"/>
+            <wp:effectExtent l="0" t="0" r="0" b="0"/>
+            <wp:docPr id="1169814678" name="Imagen 1"/>
             <wp:cNvGraphicFramePr>
               <a:graphicFrameLocks xmlns:a="http://schemas.openxmlformats.org/drawingml/2006/main" noChangeAspect="1"/>
             </wp:cNvGraphicFramePr>
@@ -138,7 +124,7 @@
               <a:graphicData uri="http://schemas.openxmlformats.org/drawingml/2006/picture">
                 <pic:pic xmlns:pic="http://schemas.openxmlformats.org/drawingml/2006/picture">
                   <pic:nvPicPr>
-                    <pic:cNvPr id="1483028573" name=""/>
+                    <pic:cNvPr id="1169814678" name=""/>
                     <pic:cNvPicPr/>
                   </pic:nvPicPr>
                   <pic:blipFill>
@@ -150,7 +136,7 @@
                   <pic:spPr>
                     <a:xfrm>
                       <a:off x="0" y="0"/>
-                      <a:ext cx="5400040" cy="2550795"/>
+                      <a:ext cx="5400040" cy="3147695"/>
                     </a:xfrm>
                     <a:prstGeom prst="rect">
                       <a:avLst/>
@@ -168,29 +154,26 @@
         <w:pStyle w:val="Ttulo2"/>
       </w:pPr>
       <w:r>
-        <w:rPr>
-          <w:rFonts w:ascii="Arial" w:hAnsi="Arial"/>
-        </w:rPr>
-        <w:lastRenderedPageBreak/>
-        <w:t>5.2. ProductoController.java</w:t>
+        <w:t>4.5. Ejecutar el banco de pruebas</w:t>
       </w:r>
     </w:p>
     <w:p>
       <w:pPr>
-        <w:spacing w:after="40"/>
-        <w:rPr>
-          <w:lang w:val="es-ES"/>
-        </w:rPr>
+        <w:pStyle w:val="Ttulo2"/>
       </w:pPr>
       <w:r>
         <w:rPr>
-          <w:lang w:val="es-ES"/>
-        </w:rPr>
+          <w:rFonts w:ascii="Courier New" w:eastAsia="Courier New" w:hAnsi="Courier New" w:cstheme="minorBidi"/>
+          <w:color w:val="auto"/>
+          <w:sz w:val="17"/>
+          <w:szCs w:val="22"/>
+        </w:rPr>
+        <w:lastRenderedPageBreak/>
         <w:drawing>
-          <wp:inline distT="0" distB="0" distL="0" distR="0" wp14:anchorId="1E9365E1" wp14:editId="4D1151B2">
-            <wp:extent cx="5400040" cy="3057525"/>
-            <wp:effectExtent l="0" t="0" r="0" b="9525"/>
-            <wp:docPr id="503049234" name="Imagen 1"/>
+          <wp:inline distT="0" distB="0" distL="0" distR="0" wp14:anchorId="66B2455B" wp14:editId="26B30B35">
+            <wp:extent cx="5400040" cy="1841500"/>
+            <wp:effectExtent l="0" t="0" r="0" b="6350"/>
+            <wp:docPr id="1612858314" name="Imagen 1"/>
             <wp:cNvGraphicFramePr>
               <a:graphicFrameLocks xmlns:a="http://schemas.openxmlformats.org/drawingml/2006/main" noChangeAspect="1"/>
             </wp:cNvGraphicFramePr>
@@ -198,7 +181,7 @@
               <a:graphicData uri="http://schemas.openxmlformats.org/drawingml/2006/picture">
                 <pic:pic xmlns:pic="http://schemas.openxmlformats.org/drawingml/2006/picture">
                   <pic:nvPicPr>
-                    <pic:cNvPr id="503049234" name=""/>
+                    <pic:cNvPr id="1612858314" name=""/>
                     <pic:cNvPicPr/>
                   </pic:nvPicPr>
                   <pic:blipFill>
@@ -210,7 +193,7 @@
                   <pic:spPr>
                     <a:xfrm>
                       <a:off x="0" y="0"/>
-                      <a:ext cx="5400040" cy="3057525"/>
+                      <a:ext cx="5400040" cy="1841500"/>
                     </a:xfrm>
                     <a:prstGeom prst="rect">
                       <a:avLst/>
@@ -222,35 +205,28 @@
           </wp:inline>
         </w:drawing>
       </w:r>
+      <w:r>
+        <w:t>4.6. Documentar el banco de pruebas</w:t>
+      </w:r>
     </w:p>
     <w:p>
       <w:pPr>
-        <w:pStyle w:val="Ttulo1"/>
+        <w:pStyle w:val="CodeBlock"/>
+        <w:rPr>
+          <w:lang w:val="es-ES"/>
+        </w:rPr>
       </w:pPr>
       <w:r>
         <w:rPr>
-          <w:rFonts w:ascii="Arial" w:hAnsi="Arial"/>
-          <w:color w:val="1F4E79"/>
-        </w:rPr>
-        <w:t>6. Crear prueba de integración REST</w:t>
-      </w:r>
-    </w:p>
-    <w:p>
-      <w:pPr>
-        <w:spacing w:after="40"/>
-        <w:rPr>
-          <w:lang w:val="es-ES"/>
-        </w:rPr>
-      </w:pPr>
-      <w:r>
-        <w:rPr>
+          <w:rFonts w:ascii="Arial" w:eastAsia="Arial" w:hAnsi="Arial"/>
+          <w:sz w:val="18"/>
           <w:lang w:val="es-ES"/>
         </w:rPr>
         <w:drawing>
-          <wp:inline distT="0" distB="0" distL="0" distR="0" wp14:anchorId="6076580F" wp14:editId="5B21EDE8">
-            <wp:extent cx="5400040" cy="2812415"/>
-            <wp:effectExtent l="0" t="0" r="0" b="6985"/>
-            <wp:docPr id="1276532948" name="Imagen 1"/>
+          <wp:inline distT="0" distB="0" distL="0" distR="0" wp14:anchorId="5AC937DA" wp14:editId="75FDB4A2">
+            <wp:extent cx="5400040" cy="2403475"/>
+            <wp:effectExtent l="0" t="0" r="0" b="0"/>
+            <wp:docPr id="176455701" name="Imagen 1"/>
             <wp:cNvGraphicFramePr>
               <a:graphicFrameLocks xmlns:a="http://schemas.openxmlformats.org/drawingml/2006/main" noChangeAspect="1"/>
             </wp:cNvGraphicFramePr>
@@ -258,7 +234,7 @@
               <a:graphicData uri="http://schemas.openxmlformats.org/drawingml/2006/picture">
                 <pic:pic xmlns:pic="http://schemas.openxmlformats.org/drawingml/2006/picture">
                   <pic:nvPicPr>
-                    <pic:cNvPr id="1276532948" name=""/>
+                    <pic:cNvPr id="176455701" name=""/>
                     <pic:cNvPicPr/>
                   </pic:nvPicPr>
                   <pic:blipFill>
@@ -270,7 +246,7 @@
                   <pic:spPr>
                     <a:xfrm>
                       <a:off x="0" y="0"/>
-                      <a:ext cx="5400040" cy="2812415"/>
+                      <a:ext cx="5400040" cy="2403475"/>
                     </a:xfrm>
                     <a:prstGeom prst="rect">
                       <a:avLst/>
@@ -285,15 +261,19 @@
     </w:p>
     <w:p>
       <w:pPr>
-        <w:pStyle w:val="Ttulo1"/>
+        <w:rPr>
+          <w:b/>
+          <w:bCs/>
+          <w:lang w:val="es-ES"/>
+        </w:rPr>
       </w:pPr>
       <w:r>
         <w:rPr>
-          <w:rFonts w:ascii="Arial" w:hAnsi="Arial"/>
-          <w:color w:val="1F4E79"/>
-        </w:rPr>
-        <w:lastRenderedPageBreak/>
-        <w:t>7. Ejecutar pruebas</w:t>
+          <w:b/>
+          <w:bCs/>
+          <w:lang w:val="es-ES"/>
+        </w:rPr>
+        <w:t xml:space="preserve">Reporte de Ejecución del Banco de Pruebas </w:t>
       </w:r>
     </w:p>
     <w:p>
@@ -306,41 +286,105 @@
         <w:rPr>
           <w:lang w:val="es-ES"/>
         </w:rPr>
-        <w:drawing>
-          <wp:inline distT="0" distB="0" distL="0" distR="0" wp14:anchorId="5B204EF2" wp14:editId="6091681B">
-            <wp:extent cx="5400040" cy="1863725"/>
-            <wp:effectExtent l="0" t="0" r="0" b="3175"/>
-            <wp:docPr id="276597816" name="Imagen 1"/>
-            <wp:cNvGraphicFramePr>
-              <a:graphicFrameLocks xmlns:a="http://schemas.openxmlformats.org/drawingml/2006/main" noChangeAspect="1"/>
-            </wp:cNvGraphicFramePr>
-            <a:graphic xmlns:a="http://schemas.openxmlformats.org/drawingml/2006/main">
-              <a:graphicData uri="http://schemas.openxmlformats.org/drawingml/2006/picture">
-                <pic:pic xmlns:pic="http://schemas.openxmlformats.org/drawingml/2006/picture">
-                  <pic:nvPicPr>
-                    <pic:cNvPr id="276597816" name=""/>
-                    <pic:cNvPicPr/>
-                  </pic:nvPicPr>
-                  <pic:blipFill>
-                    <a:blip r:embed="rId8"/>
-                    <a:stretch>
-                      <a:fillRect/>
-                    </a:stretch>
-                  </pic:blipFill>
-                  <pic:spPr>
-                    <a:xfrm>
-                      <a:off x="0" y="0"/>
-                      <a:ext cx="5400040" cy="1863725"/>
-                    </a:xfrm>
-                    <a:prstGeom prst="rect">
-                      <a:avLst/>
-                    </a:prstGeom>
-                  </pic:spPr>
-                </pic:pic>
-              </a:graphicData>
-            </a:graphic>
-          </wp:inline>
-        </w:drawing>
+        <w:t>[</w:t>
+      </w:r>
+      <w:proofErr w:type="spellStart"/>
+      <w:r>
+        <w:rPr>
+          <w:lang w:val="es-ES"/>
+        </w:rPr>
+        <w:t>cite_start</w:t>
+      </w:r>
+      <w:proofErr w:type="spellEnd"/>
+      <w:r>
+        <w:rPr>
+          <w:lang w:val="es-ES"/>
+        </w:rPr>
+        <w:t xml:space="preserve">]Se ejecutó el conjunto completo de pruebas del proyecto mediante el </w:t>
+      </w:r>
+      <w:proofErr w:type="gramStart"/>
+      <w:r>
+        <w:rPr>
+          <w:lang w:val="es-ES"/>
+        </w:rPr>
+        <w:t>comando .</w:t>
+      </w:r>
+      <w:proofErr w:type="gramEnd"/>
+      <w:r>
+        <w:rPr>
+          <w:lang w:val="es-ES"/>
+        </w:rPr>
+        <w:t>/</w:t>
+      </w:r>
+      <w:proofErr w:type="spellStart"/>
+      <w:r>
+        <w:rPr>
+          <w:lang w:val="es-ES"/>
+        </w:rPr>
+        <w:t>mvnw</w:t>
+      </w:r>
+      <w:proofErr w:type="spellEnd"/>
+      <w:r>
+        <w:rPr>
+          <w:lang w:val="es-ES"/>
+        </w:rPr>
+        <w:t xml:space="preserve"> </w:t>
+      </w:r>
+      <w:proofErr w:type="gramStart"/>
+      <w:r>
+        <w:rPr>
+          <w:lang w:val="es-ES"/>
+        </w:rPr>
+        <w:t>test[</w:t>
+      </w:r>
+      <w:proofErr w:type="gramEnd"/>
+      <w:r>
+        <w:rPr>
+          <w:lang w:val="es-ES"/>
+        </w:rPr>
+        <w:t>cite: 325, 328]. [</w:t>
+      </w:r>
+      <w:proofErr w:type="spellStart"/>
+      <w:r>
+        <w:rPr>
+          <w:lang w:val="es-ES"/>
+        </w:rPr>
+        <w:t>cite_start</w:t>
+      </w:r>
+      <w:proofErr w:type="spellEnd"/>
+      <w:r>
+        <w:rPr>
+          <w:lang w:val="es-ES"/>
+        </w:rPr>
+        <w:t>]El banco de pruebas se ejecutó de manera exitosa, procesando tanto las pruebas unitarias como las de integración sin registrar fallos ni errores [cite: 211][</w:t>
+      </w:r>
+      <w:proofErr w:type="spellStart"/>
+      <w:r>
+        <w:rPr>
+          <w:lang w:val="es-ES"/>
+        </w:rPr>
+        <w:t>cite_start</w:t>
+      </w:r>
+      <w:proofErr w:type="spellEnd"/>
+      <w:r>
+        <w:rPr>
+          <w:lang w:val="es-ES"/>
+        </w:rPr>
+        <w:t xml:space="preserve">], lo que garantiza la estabilidad técnica ante los cambios </w:t>
+      </w:r>
+      <w:proofErr w:type="gramStart"/>
+      <w:r>
+        <w:rPr>
+          <w:lang w:val="es-ES"/>
+        </w:rPr>
+        <w:t>realizados[</w:t>
+      </w:r>
+      <w:proofErr w:type="gramEnd"/>
+      <w:r>
+        <w:rPr>
+          <w:lang w:val="es-ES"/>
+        </w:rPr>
+        <w:t>cite: 213, 331].</w:t>
       </w:r>
     </w:p>
     <w:p>
@@ -348,6 +392,459 @@
         <w:rPr>
           <w:lang w:val="es-ES"/>
         </w:rPr>
+      </w:pPr>
+      <w:r>
+        <w:rPr>
+          <w:lang w:val="es-ES"/>
+        </w:rPr>
+        <w:t>Resumen de Resultados</w:t>
+      </w:r>
+    </w:p>
+    <w:tbl>
+      <w:tblPr>
+        <w:tblStyle w:val="Tablaconcuadrcula1clara"/>
+        <w:tblW w:w="0" w:type="auto"/>
+        <w:tblLook w:val="04A0" w:firstRow="1" w:lastRow="0" w:firstColumn="1" w:lastColumn="0" w:noHBand="0" w:noVBand="1"/>
+      </w:tblPr>
+      <w:tblGrid>
+        <w:gridCol w:w="2807"/>
+        <w:gridCol w:w="3328"/>
+      </w:tblGrid>
+      <w:tr>
+        <w:trPr>
+          <w:cnfStyle w:val="100000000000" w:firstRow="1" w:lastRow="0" w:firstColumn="0" w:lastColumn="0" w:oddVBand="0" w:evenVBand="0" w:oddHBand="0" w:evenHBand="0" w:firstRowFirstColumn="0" w:firstRowLastColumn="0" w:lastRowFirstColumn="0" w:lastRowLastColumn="0"/>
+        </w:trPr>
+        <w:tc>
+          <w:tcPr>
+            <w:cnfStyle w:val="001000000000" w:firstRow="0" w:lastRow="0" w:firstColumn="1" w:lastColumn="0" w:oddVBand="0" w:evenVBand="0" w:oddHBand="0" w:evenHBand="0" w:firstRowFirstColumn="0" w:firstRowLastColumn="0" w:lastRowFirstColumn="0" w:lastRowLastColumn="0"/>
+            <w:tcW w:w="0" w:type="auto"/>
+            <w:hideMark/>
+          </w:tcPr>
+          <w:p>
+            <w:pPr>
+              <w:rPr>
+                <w:lang w:val="es-ES"/>
+              </w:rPr>
+            </w:pPr>
+            <w:r>
+              <w:rPr>
+                <w:lang w:val="es-ES"/>
+              </w:rPr>
+              <w:t>Métrica</w:t>
+            </w:r>
+          </w:p>
+        </w:tc>
+        <w:tc>
+          <w:tcPr>
+            <w:tcW w:w="0" w:type="auto"/>
+            <w:hideMark/>
+          </w:tcPr>
+          <w:p>
+            <w:pPr>
+              <w:cnfStyle w:val="100000000000" w:firstRow="1" w:lastRow="0" w:firstColumn="0" w:lastColumn="0" w:oddVBand="0" w:evenVBand="0" w:oddHBand="0" w:evenHBand="0" w:firstRowFirstColumn="0" w:firstRowLastColumn="0" w:lastRowFirstColumn="0" w:lastRowLastColumn="0"/>
+              <w:rPr>
+                <w:lang w:val="es-ES"/>
+              </w:rPr>
+            </w:pPr>
+            <w:r>
+              <w:rPr>
+                <w:lang w:val="es-ES"/>
+              </w:rPr>
+              <w:t>Valor</w:t>
+            </w:r>
+          </w:p>
+        </w:tc>
+      </w:tr>
+      <w:tr>
+        <w:tc>
+          <w:tcPr>
+            <w:cnfStyle w:val="001000000000" w:firstRow="0" w:lastRow="0" w:firstColumn="1" w:lastColumn="0" w:oddVBand="0" w:evenVBand="0" w:oddHBand="0" w:evenHBand="0" w:firstRowFirstColumn="0" w:firstRowLastColumn="0" w:lastRowFirstColumn="0" w:lastRowLastColumn="0"/>
+            <w:tcW w:w="0" w:type="auto"/>
+            <w:hideMark/>
+          </w:tcPr>
+          <w:p>
+            <w:pPr>
+              <w:rPr>
+                <w:lang w:val="es-ES"/>
+              </w:rPr>
+            </w:pPr>
+            <w:proofErr w:type="gramStart"/>
+            <w:r>
+              <w:rPr>
+                <w:lang w:val="es-ES"/>
+              </w:rPr>
+              <w:t>Total</w:t>
+            </w:r>
+            <w:proofErr w:type="gramEnd"/>
+            <w:r>
+              <w:rPr>
+                <w:lang w:val="es-ES"/>
+              </w:rPr>
+              <w:t xml:space="preserve"> de Pruebas Ejecutadas</w:t>
+            </w:r>
+          </w:p>
+        </w:tc>
+        <w:tc>
+          <w:tcPr>
+            <w:tcW w:w="0" w:type="auto"/>
+            <w:hideMark/>
+          </w:tcPr>
+          <w:p>
+            <w:pPr>
+              <w:cnfStyle w:val="000000000000" w:firstRow="0" w:lastRow="0" w:firstColumn="0" w:lastColumn="0" w:oddVBand="0" w:evenVBand="0" w:oddHBand="0" w:evenHBand="0" w:firstRowFirstColumn="0" w:firstRowLastColumn="0" w:lastRowFirstColumn="0" w:lastRowLastColumn="0"/>
+              <w:rPr>
+                <w:lang w:val="es-ES"/>
+              </w:rPr>
+            </w:pPr>
+            <w:r>
+              <w:rPr>
+                <w:lang w:val="es-ES"/>
+              </w:rPr>
+              <w:t>[</w:t>
+            </w:r>
+            <w:proofErr w:type="spellStart"/>
+            <w:r>
+              <w:rPr>
+                <w:lang w:val="es-ES"/>
+              </w:rPr>
+              <w:t>cite_start</w:t>
+            </w:r>
+            <w:proofErr w:type="spellEnd"/>
+            <w:r>
+              <w:rPr>
+                <w:lang w:val="es-ES"/>
+              </w:rPr>
+              <w:t>]</w:t>
+            </w:r>
+            <w:r>
+              <w:rPr>
+                <w:lang w:val="es-ES"/>
+              </w:rPr>
+              <w:t>5</w:t>
+            </w:r>
+            <w:r>
+              <w:rPr>
+                <w:lang w:val="es-ES"/>
+              </w:rPr>
+              <w:t xml:space="preserve"> [cite: 201]</w:t>
+            </w:r>
+          </w:p>
+        </w:tc>
+      </w:tr>
+      <w:tr>
+        <w:tc>
+          <w:tcPr>
+            <w:cnfStyle w:val="001000000000" w:firstRow="0" w:lastRow="0" w:firstColumn="1" w:lastColumn="0" w:oddVBand="0" w:evenVBand="0" w:oddHBand="0" w:evenHBand="0" w:firstRowFirstColumn="0" w:firstRowLastColumn="0" w:lastRowFirstColumn="0" w:lastRowLastColumn="0"/>
+            <w:tcW w:w="0" w:type="auto"/>
+            <w:hideMark/>
+          </w:tcPr>
+          <w:p>
+            <w:pPr>
+              <w:rPr>
+                <w:lang w:val="es-ES"/>
+              </w:rPr>
+            </w:pPr>
+            <w:r>
+              <w:rPr>
+                <w:lang w:val="es-ES"/>
+              </w:rPr>
+              <w:t>Pruebas Fallidas (</w:t>
+            </w:r>
+            <w:proofErr w:type="spellStart"/>
+            <w:r>
+              <w:rPr>
+                <w:lang w:val="es-ES"/>
+              </w:rPr>
+              <w:t>Failures</w:t>
+            </w:r>
+            <w:proofErr w:type="spellEnd"/>
+            <w:r>
+              <w:rPr>
+                <w:lang w:val="es-ES"/>
+              </w:rPr>
+              <w:t>)</w:t>
+            </w:r>
+          </w:p>
+        </w:tc>
+        <w:tc>
+          <w:tcPr>
+            <w:tcW w:w="0" w:type="auto"/>
+            <w:hideMark/>
+          </w:tcPr>
+          <w:p>
+            <w:pPr>
+              <w:cnfStyle w:val="000000000000" w:firstRow="0" w:lastRow="0" w:firstColumn="0" w:lastColumn="0" w:oddVBand="0" w:evenVBand="0" w:oddHBand="0" w:evenHBand="0" w:firstRowFirstColumn="0" w:firstRowLastColumn="0" w:lastRowFirstColumn="0" w:lastRowLastColumn="0"/>
+              <w:rPr>
+                <w:lang w:val="es-ES"/>
+              </w:rPr>
+            </w:pPr>
+            <w:r>
+              <w:rPr>
+                <w:lang w:val="es-ES"/>
+              </w:rPr>
+              <w:t>[</w:t>
+            </w:r>
+            <w:proofErr w:type="spellStart"/>
+            <w:r>
+              <w:rPr>
+                <w:lang w:val="es-ES"/>
+              </w:rPr>
+              <w:t>cite_start</w:t>
+            </w:r>
+            <w:proofErr w:type="spellEnd"/>
+            <w:r>
+              <w:rPr>
+                <w:lang w:val="es-ES"/>
+              </w:rPr>
+              <w:t>]0 [cite: 201]</w:t>
+            </w:r>
+          </w:p>
+        </w:tc>
+      </w:tr>
+      <w:tr>
+        <w:tc>
+          <w:tcPr>
+            <w:cnfStyle w:val="001000000000" w:firstRow="0" w:lastRow="0" w:firstColumn="1" w:lastColumn="0" w:oddVBand="0" w:evenVBand="0" w:oddHBand="0" w:evenHBand="0" w:firstRowFirstColumn="0" w:firstRowLastColumn="0" w:lastRowFirstColumn="0" w:lastRowLastColumn="0"/>
+            <w:tcW w:w="0" w:type="auto"/>
+            <w:hideMark/>
+          </w:tcPr>
+          <w:p>
+            <w:pPr>
+              <w:rPr>
+                <w:lang w:val="es-ES"/>
+              </w:rPr>
+            </w:pPr>
+            <w:r>
+              <w:rPr>
+                <w:lang w:val="es-ES"/>
+              </w:rPr>
+              <w:t>Pruebas con Errores (</w:t>
+            </w:r>
+            <w:proofErr w:type="spellStart"/>
+            <w:r>
+              <w:rPr>
+                <w:lang w:val="es-ES"/>
+              </w:rPr>
+              <w:t>Errors</w:t>
+            </w:r>
+            <w:proofErr w:type="spellEnd"/>
+            <w:r>
+              <w:rPr>
+                <w:lang w:val="es-ES"/>
+              </w:rPr>
+              <w:t>)</w:t>
+            </w:r>
+          </w:p>
+        </w:tc>
+        <w:tc>
+          <w:tcPr>
+            <w:tcW w:w="0" w:type="auto"/>
+            <w:hideMark/>
+          </w:tcPr>
+          <w:p>
+            <w:pPr>
+              <w:cnfStyle w:val="000000000000" w:firstRow="0" w:lastRow="0" w:firstColumn="0" w:lastColumn="0" w:oddVBand="0" w:evenVBand="0" w:oddHBand="0" w:evenHBand="0" w:firstRowFirstColumn="0" w:firstRowLastColumn="0" w:lastRowFirstColumn="0" w:lastRowLastColumn="0"/>
+              <w:rPr>
+                <w:lang w:val="es-ES"/>
+              </w:rPr>
+            </w:pPr>
+            <w:r>
+              <w:rPr>
+                <w:lang w:val="es-ES"/>
+              </w:rPr>
+              <w:t>[</w:t>
+            </w:r>
+            <w:proofErr w:type="spellStart"/>
+            <w:r>
+              <w:rPr>
+                <w:lang w:val="es-ES"/>
+              </w:rPr>
+              <w:t>cite_start</w:t>
+            </w:r>
+            <w:proofErr w:type="spellEnd"/>
+            <w:r>
+              <w:rPr>
+                <w:lang w:val="es-ES"/>
+              </w:rPr>
+              <w:t>]0 [cite: 201]</w:t>
+            </w:r>
+          </w:p>
+        </w:tc>
+      </w:tr>
+      <w:tr>
+        <w:tc>
+          <w:tcPr>
+            <w:cnfStyle w:val="001000000000" w:firstRow="0" w:lastRow="0" w:firstColumn="1" w:lastColumn="0" w:oddVBand="0" w:evenVBand="0" w:oddHBand="0" w:evenHBand="0" w:firstRowFirstColumn="0" w:firstRowLastColumn="0" w:lastRowFirstColumn="0" w:lastRowLastColumn="0"/>
+            <w:tcW w:w="0" w:type="auto"/>
+            <w:hideMark/>
+          </w:tcPr>
+          <w:p>
+            <w:pPr>
+              <w:rPr>
+                <w:lang w:val="es-ES"/>
+              </w:rPr>
+            </w:pPr>
+            <w:r>
+              <w:rPr>
+                <w:lang w:val="es-ES"/>
+              </w:rPr>
+              <w:t>Pruebas Omitidas (</w:t>
+            </w:r>
+            <w:proofErr w:type="spellStart"/>
+            <w:r>
+              <w:rPr>
+                <w:lang w:val="es-ES"/>
+              </w:rPr>
+              <w:t>Skipped</w:t>
+            </w:r>
+            <w:proofErr w:type="spellEnd"/>
+            <w:r>
+              <w:rPr>
+                <w:lang w:val="es-ES"/>
+              </w:rPr>
+              <w:t>)</w:t>
+            </w:r>
+          </w:p>
+        </w:tc>
+        <w:tc>
+          <w:tcPr>
+            <w:tcW w:w="0" w:type="auto"/>
+            <w:hideMark/>
+          </w:tcPr>
+          <w:p>
+            <w:pPr>
+              <w:cnfStyle w:val="000000000000" w:firstRow="0" w:lastRow="0" w:firstColumn="0" w:lastColumn="0" w:oddVBand="0" w:evenVBand="0" w:oddHBand="0" w:evenHBand="0" w:firstRowFirstColumn="0" w:firstRowLastColumn="0" w:lastRowFirstColumn="0" w:lastRowLastColumn="0"/>
+              <w:rPr>
+                <w:lang w:val="es-ES"/>
+              </w:rPr>
+            </w:pPr>
+            <w:r>
+              <w:rPr>
+                <w:lang w:val="es-ES"/>
+              </w:rPr>
+              <w:t>[</w:t>
+            </w:r>
+            <w:proofErr w:type="spellStart"/>
+            <w:r>
+              <w:rPr>
+                <w:lang w:val="es-ES"/>
+              </w:rPr>
+              <w:t>cite_start</w:t>
+            </w:r>
+            <w:proofErr w:type="spellEnd"/>
+            <w:r>
+              <w:rPr>
+                <w:lang w:val="es-ES"/>
+              </w:rPr>
+              <w:t>]0 [cite: 201]</w:t>
+            </w:r>
+          </w:p>
+        </w:tc>
+      </w:tr>
+      <w:tr>
+        <w:tc>
+          <w:tcPr>
+            <w:cnfStyle w:val="001000000000" w:firstRow="0" w:lastRow="0" w:firstColumn="1" w:lastColumn="0" w:oddVBand="0" w:evenVBand="0" w:oddHBand="0" w:evenHBand="0" w:firstRowFirstColumn="0" w:firstRowLastColumn="0" w:lastRowFirstColumn="0" w:lastRowLastColumn="0"/>
+            <w:tcW w:w="0" w:type="auto"/>
+            <w:hideMark/>
+          </w:tcPr>
+          <w:p>
+            <w:pPr>
+              <w:rPr>
+                <w:lang w:val="es-ES"/>
+              </w:rPr>
+            </w:pPr>
+            <w:r>
+              <w:rPr>
+                <w:lang w:val="es-ES"/>
+              </w:rPr>
+              <w:t>Tiempo Total de Construcción</w:t>
+            </w:r>
+          </w:p>
+        </w:tc>
+        <w:tc>
+          <w:tcPr>
+            <w:tcW w:w="0" w:type="auto"/>
+            <w:hideMark/>
+          </w:tcPr>
+          <w:p>
+            <w:pPr>
+              <w:cnfStyle w:val="000000000000" w:firstRow="0" w:lastRow="0" w:firstColumn="0" w:lastColumn="0" w:oddVBand="0" w:evenVBand="0" w:oddHBand="0" w:evenHBand="0" w:firstRowFirstColumn="0" w:firstRowLastColumn="0" w:lastRowFirstColumn="0" w:lastRowLastColumn="0"/>
+              <w:rPr>
+                <w:lang w:val="es-ES"/>
+              </w:rPr>
+            </w:pPr>
+            <w:r>
+              <w:rPr>
+                <w:lang w:val="es-ES"/>
+              </w:rPr>
+              <w:t>3.556</w:t>
+            </w:r>
+            <w:r>
+              <w:rPr>
+                <w:lang w:val="es-ES"/>
+              </w:rPr>
+              <w:t xml:space="preserve"> s</w:t>
+            </w:r>
+          </w:p>
+        </w:tc>
+      </w:tr>
+      <w:tr>
+        <w:tc>
+          <w:tcPr>
+            <w:cnfStyle w:val="001000000000" w:firstRow="0" w:lastRow="0" w:firstColumn="1" w:lastColumn="0" w:oddVBand="0" w:evenVBand="0" w:oddHBand="0" w:evenHBand="0" w:firstRowFirstColumn="0" w:firstRowLastColumn="0" w:lastRowFirstColumn="0" w:lastRowLastColumn="0"/>
+            <w:tcW w:w="0" w:type="auto"/>
+            <w:hideMark/>
+          </w:tcPr>
+          <w:p>
+            <w:pPr>
+              <w:rPr>
+                <w:lang w:val="es-ES"/>
+              </w:rPr>
+            </w:pPr>
+            <w:r>
+              <w:rPr>
+                <w:lang w:val="es-ES"/>
+              </w:rPr>
+              <w:t>Estado Final</w:t>
+            </w:r>
+          </w:p>
+        </w:tc>
+        <w:tc>
+          <w:tcPr>
+            <w:tcW w:w="0" w:type="auto"/>
+            <w:hideMark/>
+          </w:tcPr>
+          <w:p>
+            <w:pPr>
+              <w:cnfStyle w:val="000000000000" w:firstRow="0" w:lastRow="0" w:firstColumn="0" w:lastColumn="0" w:oddVBand="0" w:evenVBand="0" w:oddHBand="0" w:evenHBand="0" w:firstRowFirstColumn="0" w:firstRowLastColumn="0" w:lastRowFirstColumn="0" w:lastRowLastColumn="0"/>
+            </w:pPr>
+            <w:r>
+              <w:t>[</w:t>
+            </w:r>
+            <w:proofErr w:type="spellStart"/>
+            <w:r>
+              <w:t>cite_</w:t>
+            </w:r>
+            <w:proofErr w:type="gramStart"/>
+            <w:r>
+              <w:t>start</w:t>
+            </w:r>
+            <w:proofErr w:type="spellEnd"/>
+            <w:r>
+              <w:t>]BUILD</w:t>
+            </w:r>
+            <w:proofErr w:type="gramEnd"/>
+            <w:r>
+              <w:t xml:space="preserve"> SUCCESS [cite: 325]</w:t>
+            </w:r>
+          </w:p>
+        </w:tc>
+      </w:tr>
+    </w:tbl>
+    <w:p>
+      <w:pPr>
+        <w:pStyle w:val="CodeBlock"/>
       </w:pPr>
     </w:p>
     <w:sectPr>
@@ -760,15 +1257,14 @@
   <w:style w:type="paragraph" w:default="1" w:styleId="Normal">
     <w:name w:val="Normal"/>
     <w:qFormat/>
-    <w:rsid w:val="009B0A14"/>
+    <w:rsid w:val="0043036E"/>
     <w:pPr>
-      <w:suppressAutoHyphens/>
       <w:spacing w:after="200" w:line="276" w:lineRule="auto"/>
     </w:pPr>
     <w:rPr>
       <w:rFonts w:ascii="Arial" w:eastAsia="Arial" w:hAnsi="Arial"/>
       <w:kern w:val="0"/>
-      <w:sz w:val="19"/>
+      <w:sz w:val="18"/>
       <w:lang w:val="en-US"/>
       <w14:ligatures w14:val="none"/>
     </w:rPr>
@@ -780,22 +1276,18 @@
     <w:link w:val="Ttulo1Car"/>
     <w:uiPriority w:val="9"/>
     <w:qFormat/>
-    <w:rsid w:val="009B0A14"/>
+    <w:rsid w:val="0043036E"/>
     <w:pPr>
       <w:keepNext/>
       <w:keepLines/>
-      <w:suppressAutoHyphens w:val="0"/>
-      <w:spacing w:before="360" w:after="80" w:line="259" w:lineRule="auto"/>
+      <w:spacing w:before="360" w:after="80"/>
       <w:outlineLvl w:val="0"/>
     </w:pPr>
     <w:rPr>
       <w:rFonts w:asciiTheme="majorHAnsi" w:eastAsiaTheme="majorEastAsia" w:hAnsiTheme="majorHAnsi" w:cstheme="majorBidi"/>
       <w:color w:val="0F4761" w:themeColor="accent1" w:themeShade="BF"/>
-      <w:kern w:val="2"/>
       <w:sz w:val="40"/>
       <w:szCs w:val="40"/>
-      <w:lang w:val="es-ES"/>
-      <w14:ligatures w14:val="standardContextual"/>
     </w:rPr>
   </w:style>
   <w:style w:type="paragraph" w:styleId="Ttulo2">
@@ -804,25 +1296,20 @@
     <w:next w:val="Normal"/>
     <w:link w:val="Ttulo2Car"/>
     <w:uiPriority w:val="9"/>
-    <w:semiHidden/>
     <w:unhideWhenUsed/>
     <w:qFormat/>
-    <w:rsid w:val="009B0A14"/>
+    <w:rsid w:val="0043036E"/>
     <w:pPr>
       <w:keepNext/>
       <w:keepLines/>
-      <w:suppressAutoHyphens w:val="0"/>
-      <w:spacing w:before="160" w:after="80" w:line="259" w:lineRule="auto"/>
+      <w:spacing w:before="160" w:after="80"/>
       <w:outlineLvl w:val="1"/>
     </w:pPr>
     <w:rPr>
       <w:rFonts w:asciiTheme="majorHAnsi" w:eastAsiaTheme="majorEastAsia" w:hAnsiTheme="majorHAnsi" w:cstheme="majorBidi"/>
       <w:color w:val="0F4761" w:themeColor="accent1" w:themeShade="BF"/>
-      <w:kern w:val="2"/>
       <w:sz w:val="32"/>
       <w:szCs w:val="32"/>
-      <w:lang w:val="es-ES"/>
-      <w14:ligatures w14:val="standardContextual"/>
     </w:rPr>
   </w:style>
   <w:style w:type="paragraph" w:styleId="Ttulo3">
@@ -834,22 +1321,18 @@
     <w:semiHidden/>
     <w:unhideWhenUsed/>
     <w:qFormat/>
-    <w:rsid w:val="009B0A14"/>
+    <w:rsid w:val="0043036E"/>
     <w:pPr>
       <w:keepNext/>
       <w:keepLines/>
-      <w:suppressAutoHyphens w:val="0"/>
-      <w:spacing w:before="160" w:after="80" w:line="259" w:lineRule="auto"/>
+      <w:spacing w:before="160" w:after="80"/>
       <w:outlineLvl w:val="2"/>
     </w:pPr>
     <w:rPr>
-      <w:rFonts w:asciiTheme="minorHAnsi" w:eastAsiaTheme="majorEastAsia" w:hAnsiTheme="minorHAnsi" w:cstheme="majorBidi"/>
+      <w:rFonts w:eastAsiaTheme="majorEastAsia" w:cstheme="majorBidi"/>
       <w:color w:val="0F4761" w:themeColor="accent1" w:themeShade="BF"/>
-      <w:kern w:val="2"/>
       <w:sz w:val="28"/>
       <w:szCs w:val="28"/>
-      <w:lang w:val="es-ES"/>
-      <w14:ligatures w14:val="standardContextual"/>
     </w:rPr>
   </w:style>
   <w:style w:type="paragraph" w:styleId="Ttulo4">
@@ -861,23 +1344,18 @@
     <w:semiHidden/>
     <w:unhideWhenUsed/>
     <w:qFormat/>
-    <w:rsid w:val="009B0A14"/>
+    <w:rsid w:val="0043036E"/>
     <w:pPr>
       <w:keepNext/>
       <w:keepLines/>
-      <w:suppressAutoHyphens w:val="0"/>
-      <w:spacing w:before="80" w:after="40" w:line="259" w:lineRule="auto"/>
+      <w:spacing w:before="80" w:after="40"/>
       <w:outlineLvl w:val="3"/>
     </w:pPr>
     <w:rPr>
-      <w:rFonts w:asciiTheme="minorHAnsi" w:eastAsiaTheme="majorEastAsia" w:hAnsiTheme="minorHAnsi" w:cstheme="majorBidi"/>
+      <w:rFonts w:eastAsiaTheme="majorEastAsia" w:cstheme="majorBidi"/>
       <w:i/>
       <w:iCs/>
       <w:color w:val="0F4761" w:themeColor="accent1" w:themeShade="BF"/>
-      <w:kern w:val="2"/>
-      <w:sz w:val="22"/>
-      <w:lang w:val="es-ES"/>
-      <w14:ligatures w14:val="standardContextual"/>
     </w:rPr>
   </w:style>
   <w:style w:type="paragraph" w:styleId="Ttulo5">
@@ -889,21 +1367,16 @@
     <w:semiHidden/>
     <w:unhideWhenUsed/>
     <w:qFormat/>
-    <w:rsid w:val="009B0A14"/>
+    <w:rsid w:val="0043036E"/>
     <w:pPr>
       <w:keepNext/>
       <w:keepLines/>
-      <w:suppressAutoHyphens w:val="0"/>
-      <w:spacing w:before="80" w:after="40" w:line="259" w:lineRule="auto"/>
+      <w:spacing w:before="80" w:after="40"/>
       <w:outlineLvl w:val="4"/>
     </w:pPr>
     <w:rPr>
-      <w:rFonts w:asciiTheme="minorHAnsi" w:eastAsiaTheme="majorEastAsia" w:hAnsiTheme="minorHAnsi" w:cstheme="majorBidi"/>
+      <w:rFonts w:eastAsiaTheme="majorEastAsia" w:cstheme="majorBidi"/>
       <w:color w:val="0F4761" w:themeColor="accent1" w:themeShade="BF"/>
-      <w:kern w:val="2"/>
-      <w:sz w:val="22"/>
-      <w:lang w:val="es-ES"/>
-      <w14:ligatures w14:val="standardContextual"/>
     </w:rPr>
   </w:style>
   <w:style w:type="paragraph" w:styleId="Ttulo6">
@@ -915,23 +1388,18 @@
     <w:semiHidden/>
     <w:unhideWhenUsed/>
     <w:qFormat/>
-    <w:rsid w:val="009B0A14"/>
+    <w:rsid w:val="0043036E"/>
     <w:pPr>
       <w:keepNext/>
       <w:keepLines/>
-      <w:suppressAutoHyphens w:val="0"/>
-      <w:spacing w:before="40" w:after="0" w:line="259" w:lineRule="auto"/>
+      <w:spacing w:before="40" w:after="0"/>
       <w:outlineLvl w:val="5"/>
     </w:pPr>
     <w:rPr>
-      <w:rFonts w:asciiTheme="minorHAnsi" w:eastAsiaTheme="majorEastAsia" w:hAnsiTheme="minorHAnsi" w:cstheme="majorBidi"/>
+      <w:rFonts w:eastAsiaTheme="majorEastAsia" w:cstheme="majorBidi"/>
       <w:i/>
       <w:iCs/>
       <w:color w:val="595959" w:themeColor="text1" w:themeTint="A6"/>
-      <w:kern w:val="2"/>
-      <w:sz w:val="22"/>
-      <w:lang w:val="es-ES"/>
-      <w14:ligatures w14:val="standardContextual"/>
     </w:rPr>
   </w:style>
   <w:style w:type="paragraph" w:styleId="Ttulo7">
@@ -943,21 +1411,16 @@
     <w:semiHidden/>
     <w:unhideWhenUsed/>
     <w:qFormat/>
-    <w:rsid w:val="009B0A14"/>
+    <w:rsid w:val="0043036E"/>
     <w:pPr>
       <w:keepNext/>
       <w:keepLines/>
-      <w:suppressAutoHyphens w:val="0"/>
-      <w:spacing w:before="40" w:after="0" w:line="259" w:lineRule="auto"/>
+      <w:spacing w:before="40" w:after="0"/>
       <w:outlineLvl w:val="6"/>
     </w:pPr>
     <w:rPr>
-      <w:rFonts w:asciiTheme="minorHAnsi" w:eastAsiaTheme="majorEastAsia" w:hAnsiTheme="minorHAnsi" w:cstheme="majorBidi"/>
+      <w:rFonts w:eastAsiaTheme="majorEastAsia" w:cstheme="majorBidi"/>
       <w:color w:val="595959" w:themeColor="text1" w:themeTint="A6"/>
-      <w:kern w:val="2"/>
-      <w:sz w:val="22"/>
-      <w:lang w:val="es-ES"/>
-      <w14:ligatures w14:val="standardContextual"/>
     </w:rPr>
   </w:style>
   <w:style w:type="paragraph" w:styleId="Ttulo8">
@@ -969,23 +1432,18 @@
     <w:semiHidden/>
     <w:unhideWhenUsed/>
     <w:qFormat/>
-    <w:rsid w:val="009B0A14"/>
+    <w:rsid w:val="0043036E"/>
     <w:pPr>
       <w:keepNext/>
       <w:keepLines/>
-      <w:suppressAutoHyphens w:val="0"/>
-      <w:spacing w:after="0" w:line="259" w:lineRule="auto"/>
+      <w:spacing w:after="0"/>
       <w:outlineLvl w:val="7"/>
     </w:pPr>
     <w:rPr>
-      <w:rFonts w:asciiTheme="minorHAnsi" w:eastAsiaTheme="majorEastAsia" w:hAnsiTheme="minorHAnsi" w:cstheme="majorBidi"/>
+      <w:rFonts w:eastAsiaTheme="majorEastAsia" w:cstheme="majorBidi"/>
       <w:i/>
       <w:iCs/>
       <w:color w:val="272727" w:themeColor="text1" w:themeTint="D8"/>
-      <w:kern w:val="2"/>
-      <w:sz w:val="22"/>
-      <w:lang w:val="es-ES"/>
-      <w14:ligatures w14:val="standardContextual"/>
     </w:rPr>
   </w:style>
   <w:style w:type="paragraph" w:styleId="Ttulo9">
@@ -997,27 +1455,21 @@
     <w:semiHidden/>
     <w:unhideWhenUsed/>
     <w:qFormat/>
-    <w:rsid w:val="009B0A14"/>
+    <w:rsid w:val="0043036E"/>
     <w:pPr>
       <w:keepNext/>
       <w:keepLines/>
-      <w:suppressAutoHyphens w:val="0"/>
-      <w:spacing w:after="0" w:line="259" w:lineRule="auto"/>
+      <w:spacing w:after="0"/>
       <w:outlineLvl w:val="8"/>
     </w:pPr>
     <w:rPr>
-      <w:rFonts w:asciiTheme="minorHAnsi" w:eastAsiaTheme="majorEastAsia" w:hAnsiTheme="minorHAnsi" w:cstheme="majorBidi"/>
+      <w:rFonts w:eastAsiaTheme="majorEastAsia" w:cstheme="majorBidi"/>
       <w:color w:val="272727" w:themeColor="text1" w:themeTint="D8"/>
-      <w:kern w:val="2"/>
-      <w:sz w:val="22"/>
-      <w:lang w:val="es-ES"/>
-      <w14:ligatures w14:val="standardContextual"/>
     </w:rPr>
   </w:style>
   <w:style w:type="character" w:default="1" w:styleId="Fuentedeprrafopredeter">
     <w:name w:val="Default Paragraph Font"/>
     <w:uiPriority w:val="1"/>
-    <w:semiHidden/>
     <w:unhideWhenUsed/>
   </w:style>
   <w:style w:type="table" w:default="1" w:styleId="Tablanormal">
@@ -1046,7 +1498,7 @@
     <w:basedOn w:val="Fuentedeprrafopredeter"/>
     <w:link w:val="Ttulo1"/>
     <w:uiPriority w:val="9"/>
-    <w:rsid w:val="009B0A14"/>
+    <w:rsid w:val="0043036E"/>
     <w:rPr>
       <w:rFonts w:asciiTheme="majorHAnsi" w:eastAsiaTheme="majorEastAsia" w:hAnsiTheme="majorHAnsi" w:cstheme="majorBidi"/>
       <w:color w:val="0F4761" w:themeColor="accent1" w:themeShade="BF"/>
@@ -1059,8 +1511,7 @@
     <w:basedOn w:val="Fuentedeprrafopredeter"/>
     <w:link w:val="Ttulo2"/>
     <w:uiPriority w:val="9"/>
-    <w:semiHidden/>
-    <w:rsid w:val="009B0A14"/>
+    <w:rsid w:val="0043036E"/>
     <w:rPr>
       <w:rFonts w:asciiTheme="majorHAnsi" w:eastAsiaTheme="majorEastAsia" w:hAnsiTheme="majorHAnsi" w:cstheme="majorBidi"/>
       <w:color w:val="0F4761" w:themeColor="accent1" w:themeShade="BF"/>
@@ -1074,7 +1525,7 @@
     <w:link w:val="Ttulo3"/>
     <w:uiPriority w:val="9"/>
     <w:semiHidden/>
-    <w:rsid w:val="009B0A14"/>
+    <w:rsid w:val="0043036E"/>
     <w:rPr>
       <w:rFonts w:eastAsiaTheme="majorEastAsia" w:cstheme="majorBidi"/>
       <w:color w:val="0F4761" w:themeColor="accent1" w:themeShade="BF"/>
@@ -1088,7 +1539,7 @@
     <w:link w:val="Ttulo4"/>
     <w:uiPriority w:val="9"/>
     <w:semiHidden/>
-    <w:rsid w:val="009B0A14"/>
+    <w:rsid w:val="0043036E"/>
     <w:rPr>
       <w:rFonts w:eastAsiaTheme="majorEastAsia" w:cstheme="majorBidi"/>
       <w:i/>
@@ -1102,7 +1553,7 @@
     <w:link w:val="Ttulo5"/>
     <w:uiPriority w:val="9"/>
     <w:semiHidden/>
-    <w:rsid w:val="009B0A14"/>
+    <w:rsid w:val="0043036E"/>
     <w:rPr>
       <w:rFonts w:eastAsiaTheme="majorEastAsia" w:cstheme="majorBidi"/>
       <w:color w:val="0F4761" w:themeColor="accent1" w:themeShade="BF"/>
@@ -1114,7 +1565,7 @@
     <w:link w:val="Ttulo6"/>
     <w:uiPriority w:val="9"/>
     <w:semiHidden/>
-    <w:rsid w:val="009B0A14"/>
+    <w:rsid w:val="0043036E"/>
     <w:rPr>
       <w:rFonts w:eastAsiaTheme="majorEastAsia" w:cstheme="majorBidi"/>
       <w:i/>
@@ -1128,7 +1579,7 @@
     <w:link w:val="Ttulo7"/>
     <w:uiPriority w:val="9"/>
     <w:semiHidden/>
-    <w:rsid w:val="009B0A14"/>
+    <w:rsid w:val="0043036E"/>
     <w:rPr>
       <w:rFonts w:eastAsiaTheme="majorEastAsia" w:cstheme="majorBidi"/>
       <w:color w:val="595959" w:themeColor="text1" w:themeTint="A6"/>
@@ -1140,7 +1591,7 @@
     <w:link w:val="Ttulo8"/>
     <w:uiPriority w:val="9"/>
     <w:semiHidden/>
-    <w:rsid w:val="009B0A14"/>
+    <w:rsid w:val="0043036E"/>
     <w:rPr>
       <w:rFonts w:eastAsiaTheme="majorEastAsia" w:cstheme="majorBidi"/>
       <w:i/>
@@ -1154,7 +1605,7 @@
     <w:link w:val="Ttulo9"/>
     <w:uiPriority w:val="9"/>
     <w:semiHidden/>
-    <w:rsid w:val="009B0A14"/>
+    <w:rsid w:val="0043036E"/>
     <w:rPr>
       <w:rFonts w:eastAsiaTheme="majorEastAsia" w:cstheme="majorBidi"/>
       <w:color w:val="272727" w:themeColor="text1" w:themeTint="D8"/>
@@ -1167,9 +1618,8 @@
     <w:link w:val="TtuloCar"/>
     <w:uiPriority w:val="10"/>
     <w:qFormat/>
-    <w:rsid w:val="009B0A14"/>
+    <w:rsid w:val="0043036E"/>
     <w:pPr>
-      <w:suppressAutoHyphens w:val="0"/>
       <w:spacing w:after="80" w:line="240" w:lineRule="auto"/>
       <w:contextualSpacing/>
     </w:pPr>
@@ -1179,8 +1629,6 @@
       <w:kern w:val="28"/>
       <w:sz w:val="56"/>
       <w:szCs w:val="56"/>
-      <w:lang w:val="es-ES"/>
-      <w14:ligatures w14:val="standardContextual"/>
     </w:rPr>
   </w:style>
   <w:style w:type="character" w:customStyle="1" w:styleId="TtuloCar">
@@ -1188,7 +1636,7 @@
     <w:basedOn w:val="Fuentedeprrafopredeter"/>
     <w:link w:val="Ttulo"/>
     <w:uiPriority w:val="10"/>
-    <w:rsid w:val="009B0A14"/>
+    <w:rsid w:val="0043036E"/>
     <w:rPr>
       <w:rFonts w:asciiTheme="majorHAnsi" w:eastAsiaTheme="majorEastAsia" w:hAnsiTheme="majorHAnsi" w:cstheme="majorBidi"/>
       <w:spacing w:val="-10"/>
@@ -1204,23 +1652,18 @@
     <w:link w:val="SubttuloCar"/>
     <w:uiPriority w:val="11"/>
     <w:qFormat/>
-    <w:rsid w:val="009B0A14"/>
+    <w:rsid w:val="0043036E"/>
     <w:pPr>
       <w:numPr>
         <w:ilvl w:val="1"/>
       </w:numPr>
-      <w:suppressAutoHyphens w:val="0"/>
-      <w:spacing w:after="160" w:line="259" w:lineRule="auto"/>
     </w:pPr>
     <w:rPr>
-      <w:rFonts w:asciiTheme="minorHAnsi" w:eastAsiaTheme="majorEastAsia" w:hAnsiTheme="minorHAnsi" w:cstheme="majorBidi"/>
+      <w:rFonts w:eastAsiaTheme="majorEastAsia" w:cstheme="majorBidi"/>
       <w:color w:val="595959" w:themeColor="text1" w:themeTint="A6"/>
       <w:spacing w:val="15"/>
-      <w:kern w:val="2"/>
       <w:sz w:val="28"/>
       <w:szCs w:val="28"/>
-      <w:lang w:val="es-ES"/>
-      <w14:ligatures w14:val="standardContextual"/>
     </w:rPr>
   </w:style>
   <w:style w:type="character" w:customStyle="1" w:styleId="SubttuloCar">
@@ -1228,7 +1671,7 @@
     <w:basedOn w:val="Fuentedeprrafopredeter"/>
     <w:link w:val="Subttulo"/>
     <w:uiPriority w:val="11"/>
-    <w:rsid w:val="009B0A14"/>
+    <w:rsid w:val="0043036E"/>
     <w:rPr>
       <w:rFonts w:eastAsiaTheme="majorEastAsia" w:cstheme="majorBidi"/>
       <w:color w:val="595959" w:themeColor="text1" w:themeTint="A6"/>
@@ -1244,21 +1687,15 @@
     <w:link w:val="CitaCar"/>
     <w:uiPriority w:val="29"/>
     <w:qFormat/>
-    <w:rsid w:val="009B0A14"/>
+    <w:rsid w:val="0043036E"/>
     <w:pPr>
-      <w:suppressAutoHyphens w:val="0"/>
-      <w:spacing w:before="160" w:after="160" w:line="259" w:lineRule="auto"/>
+      <w:spacing w:before="160"/>
       <w:jc w:val="center"/>
     </w:pPr>
     <w:rPr>
-      <w:rFonts w:asciiTheme="minorHAnsi" w:eastAsiaTheme="minorHAnsi" w:hAnsiTheme="minorHAnsi"/>
       <w:i/>
       <w:iCs/>
       <w:color w:val="404040" w:themeColor="text1" w:themeTint="BF"/>
-      <w:kern w:val="2"/>
-      <w:sz w:val="22"/>
-      <w:lang w:val="es-ES"/>
-      <w14:ligatures w14:val="standardContextual"/>
     </w:rPr>
   </w:style>
   <w:style w:type="character" w:customStyle="1" w:styleId="CitaCar">
@@ -1266,7 +1703,7 @@
     <w:basedOn w:val="Fuentedeprrafopredeter"/>
     <w:link w:val="Cita"/>
     <w:uiPriority w:val="29"/>
-    <w:rsid w:val="009B0A14"/>
+    <w:rsid w:val="0043036E"/>
     <w:rPr>
       <w:i/>
       <w:iCs/>
@@ -1278,27 +1715,18 @@
     <w:basedOn w:val="Normal"/>
     <w:uiPriority w:val="34"/>
     <w:qFormat/>
-    <w:rsid w:val="009B0A14"/>
+    <w:rsid w:val="0043036E"/>
     <w:pPr>
-      <w:suppressAutoHyphens w:val="0"/>
-      <w:spacing w:after="160" w:line="259" w:lineRule="auto"/>
       <w:ind w:left="720"/>
       <w:contextualSpacing/>
     </w:pPr>
-    <w:rPr>
-      <w:rFonts w:asciiTheme="minorHAnsi" w:eastAsiaTheme="minorHAnsi" w:hAnsiTheme="minorHAnsi"/>
-      <w:kern w:val="2"/>
-      <w:sz w:val="22"/>
-      <w:lang w:val="es-ES"/>
-      <w14:ligatures w14:val="standardContextual"/>
-    </w:rPr>
   </w:style>
   <w:style w:type="character" w:styleId="nfasisintenso">
     <w:name w:val="Intense Emphasis"/>
     <w:basedOn w:val="Fuentedeprrafopredeter"/>
     <w:uiPriority w:val="21"/>
     <w:qFormat/>
-    <w:rsid w:val="009B0A14"/>
+    <w:rsid w:val="0043036E"/>
     <w:rPr>
       <w:i/>
       <w:iCs/>
@@ -1312,26 +1740,20 @@
     <w:link w:val="CitadestacadaCar"/>
     <w:uiPriority w:val="30"/>
     <w:qFormat/>
-    <w:rsid w:val="009B0A14"/>
+    <w:rsid w:val="0043036E"/>
     <w:pPr>
       <w:pBdr>
         <w:top w:val="single" w:sz="4" w:space="10" w:color="0F4761" w:themeColor="accent1" w:themeShade="BF"/>
         <w:bottom w:val="single" w:sz="4" w:space="10" w:color="0F4761" w:themeColor="accent1" w:themeShade="BF"/>
       </w:pBdr>
-      <w:suppressAutoHyphens w:val="0"/>
-      <w:spacing w:before="360" w:after="360" w:line="259" w:lineRule="auto"/>
+      <w:spacing w:before="360" w:after="360"/>
       <w:ind w:left="864" w:right="864"/>
       <w:jc w:val="center"/>
     </w:pPr>
     <w:rPr>
-      <w:rFonts w:asciiTheme="minorHAnsi" w:eastAsiaTheme="minorHAnsi" w:hAnsiTheme="minorHAnsi"/>
       <w:i/>
       <w:iCs/>
       <w:color w:val="0F4761" w:themeColor="accent1" w:themeShade="BF"/>
-      <w:kern w:val="2"/>
-      <w:sz w:val="22"/>
-      <w:lang w:val="es-ES"/>
-      <w14:ligatures w14:val="standardContextual"/>
     </w:rPr>
   </w:style>
   <w:style w:type="character" w:customStyle="1" w:styleId="CitadestacadaCar">
@@ -1339,7 +1761,7 @@
     <w:basedOn w:val="Fuentedeprrafopredeter"/>
     <w:link w:val="Citadestacada"/>
     <w:uiPriority w:val="30"/>
-    <w:rsid w:val="009B0A14"/>
+    <w:rsid w:val="0043036E"/>
     <w:rPr>
       <w:i/>
       <w:iCs/>
@@ -1351,7 +1773,7 @@
     <w:basedOn w:val="Fuentedeprrafopredeter"/>
     <w:uiPriority w:val="32"/>
     <w:qFormat/>
-    <w:rsid w:val="009B0A14"/>
+    <w:rsid w:val="0043036E"/>
     <w:rPr>
       <w:b/>
       <w:bCs/>
@@ -1359,6 +1781,198 @@
       <w:color w:val="0F4761" w:themeColor="accent1" w:themeShade="BF"/>
       <w:spacing w:val="5"/>
     </w:rPr>
+  </w:style>
+  <w:style w:type="paragraph" w:customStyle="1" w:styleId="CodeBlock">
+    <w:name w:val="CodeBlock"/>
+    <w:rsid w:val="0043036E"/>
+    <w:pPr>
+      <w:shd w:val="clear" w:color="auto" w:fill="F2F2F2"/>
+      <w:spacing w:after="200" w:line="276" w:lineRule="auto"/>
+    </w:pPr>
+    <w:rPr>
+      <w:rFonts w:ascii="Courier New" w:eastAsia="Courier New" w:hAnsi="Courier New"/>
+      <w:kern w:val="0"/>
+      <w:sz w:val="17"/>
+      <w:lang w:val="en-US"/>
+      <w14:ligatures w14:val="none"/>
+    </w:rPr>
+  </w:style>
+  <w:style w:type="table" w:styleId="Tablanormal5">
+    <w:name w:val="Plain Table 5"/>
+    <w:basedOn w:val="Tablanormal"/>
+    <w:uiPriority w:val="45"/>
+    <w:rsid w:val="0043036E"/>
+    <w:pPr>
+      <w:spacing w:after="0" w:line="240" w:lineRule="auto"/>
+    </w:pPr>
+    <w:tblPr>
+      <w:tblStyleRowBandSize w:val="1"/>
+      <w:tblStyleColBandSize w:val="1"/>
+    </w:tblPr>
+    <w:tblStylePr w:type="firstRow">
+      <w:rPr>
+        <w:rFonts w:asciiTheme="majorHAnsi" w:eastAsiaTheme="majorEastAsia" w:hAnsiTheme="majorHAnsi" w:cstheme="majorBidi"/>
+        <w:i/>
+        <w:iCs/>
+        <w:sz w:val="26"/>
+      </w:rPr>
+      <w:tblPr/>
+      <w:tcPr>
+        <w:tcBorders>
+          <w:bottom w:val="single" w:sz="4" w:space="0" w:color="7F7F7F" w:themeColor="text1" w:themeTint="80"/>
+        </w:tcBorders>
+        <w:shd w:val="clear" w:color="auto" w:fill="FFFFFF" w:themeFill="background1"/>
+      </w:tcPr>
+    </w:tblStylePr>
+    <w:tblStylePr w:type="lastRow">
+      <w:rPr>
+        <w:rFonts w:asciiTheme="majorHAnsi" w:eastAsiaTheme="majorEastAsia" w:hAnsiTheme="majorHAnsi" w:cstheme="majorBidi"/>
+        <w:i/>
+        <w:iCs/>
+        <w:sz w:val="26"/>
+      </w:rPr>
+      <w:tblPr/>
+      <w:tcPr>
+        <w:tcBorders>
+          <w:top w:val="single" w:sz="4" w:space="0" w:color="7F7F7F" w:themeColor="text1" w:themeTint="80"/>
+        </w:tcBorders>
+        <w:shd w:val="clear" w:color="auto" w:fill="FFFFFF" w:themeFill="background1"/>
+      </w:tcPr>
+    </w:tblStylePr>
+    <w:tblStylePr w:type="firstCol">
+      <w:pPr>
+        <w:jc w:val="right"/>
+      </w:pPr>
+      <w:rPr>
+        <w:rFonts w:asciiTheme="majorHAnsi" w:eastAsiaTheme="majorEastAsia" w:hAnsiTheme="majorHAnsi" w:cstheme="majorBidi"/>
+        <w:i/>
+        <w:iCs/>
+        <w:sz w:val="26"/>
+      </w:rPr>
+      <w:tblPr/>
+      <w:tcPr>
+        <w:tcBorders>
+          <w:right w:val="single" w:sz="4" w:space="0" w:color="7F7F7F" w:themeColor="text1" w:themeTint="80"/>
+        </w:tcBorders>
+        <w:shd w:val="clear" w:color="auto" w:fill="FFFFFF" w:themeFill="background1"/>
+      </w:tcPr>
+    </w:tblStylePr>
+    <w:tblStylePr w:type="lastCol">
+      <w:rPr>
+        <w:rFonts w:asciiTheme="majorHAnsi" w:eastAsiaTheme="majorEastAsia" w:hAnsiTheme="majorHAnsi" w:cstheme="majorBidi"/>
+        <w:i/>
+        <w:iCs/>
+        <w:sz w:val="26"/>
+      </w:rPr>
+      <w:tblPr/>
+      <w:tcPr>
+        <w:tcBorders>
+          <w:left w:val="single" w:sz="4" w:space="0" w:color="7F7F7F" w:themeColor="text1" w:themeTint="80"/>
+        </w:tcBorders>
+        <w:shd w:val="clear" w:color="auto" w:fill="FFFFFF" w:themeFill="background1"/>
+      </w:tcPr>
+    </w:tblStylePr>
+    <w:tblStylePr w:type="band1Vert">
+      <w:tblPr/>
+      <w:tcPr>
+        <w:shd w:val="clear" w:color="auto" w:fill="F2F2F2" w:themeFill="background1" w:themeFillShade="F2"/>
+      </w:tcPr>
+    </w:tblStylePr>
+    <w:tblStylePr w:type="band1Horz">
+      <w:tblPr/>
+      <w:tcPr>
+        <w:shd w:val="clear" w:color="auto" w:fill="F2F2F2" w:themeFill="background1" w:themeFillShade="F2"/>
+      </w:tcPr>
+    </w:tblStylePr>
+    <w:tblStylePr w:type="neCell">
+      <w:tblPr/>
+      <w:tcPr>
+        <w:tcBorders>
+          <w:left w:val="nil"/>
+        </w:tcBorders>
+      </w:tcPr>
+    </w:tblStylePr>
+    <w:tblStylePr w:type="nwCell">
+      <w:tblPr/>
+      <w:tcPr>
+        <w:tcBorders>
+          <w:right w:val="nil"/>
+        </w:tcBorders>
+      </w:tcPr>
+    </w:tblStylePr>
+    <w:tblStylePr w:type="seCell">
+      <w:tblPr/>
+      <w:tcPr>
+        <w:tcBorders>
+          <w:left w:val="nil"/>
+        </w:tcBorders>
+      </w:tcPr>
+    </w:tblStylePr>
+    <w:tblStylePr w:type="swCell">
+      <w:tblPr/>
+      <w:tcPr>
+        <w:tcBorders>
+          <w:right w:val="nil"/>
+        </w:tcBorders>
+      </w:tcPr>
+    </w:tblStylePr>
+  </w:style>
+  <w:style w:type="table" w:styleId="Tablaconcuadrcula1clara">
+    <w:name w:val="Grid Table 1 Light"/>
+    <w:basedOn w:val="Tablanormal"/>
+    <w:uiPriority w:val="46"/>
+    <w:rsid w:val="0043036E"/>
+    <w:pPr>
+      <w:spacing w:after="0" w:line="240" w:lineRule="auto"/>
+    </w:pPr>
+    <w:tblPr>
+      <w:tblStyleRowBandSize w:val="1"/>
+      <w:tblStyleColBandSize w:val="1"/>
+      <w:tblBorders>
+        <w:top w:val="single" w:sz="4" w:space="0" w:color="999999" w:themeColor="text1" w:themeTint="66"/>
+        <w:left w:val="single" w:sz="4" w:space="0" w:color="999999" w:themeColor="text1" w:themeTint="66"/>
+        <w:bottom w:val="single" w:sz="4" w:space="0" w:color="999999" w:themeColor="text1" w:themeTint="66"/>
+        <w:right w:val="single" w:sz="4" w:space="0" w:color="999999" w:themeColor="text1" w:themeTint="66"/>
+        <w:insideH w:val="single" w:sz="4" w:space="0" w:color="999999" w:themeColor="text1" w:themeTint="66"/>
+        <w:insideV w:val="single" w:sz="4" w:space="0" w:color="999999" w:themeColor="text1" w:themeTint="66"/>
+      </w:tblBorders>
+    </w:tblPr>
+    <w:tblStylePr w:type="firstRow">
+      <w:rPr>
+        <w:b/>
+        <w:bCs/>
+      </w:rPr>
+      <w:tblPr/>
+      <w:tcPr>
+        <w:tcBorders>
+          <w:bottom w:val="single" w:sz="12" w:space="0" w:color="666666" w:themeColor="text1" w:themeTint="99"/>
+        </w:tcBorders>
+      </w:tcPr>
+    </w:tblStylePr>
+    <w:tblStylePr w:type="lastRow">
+      <w:rPr>
+        <w:b/>
+        <w:bCs/>
+      </w:rPr>
+      <w:tblPr/>
+      <w:tcPr>
+        <w:tcBorders>
+          <w:top w:val="double" w:sz="2" w:space="0" w:color="666666" w:themeColor="text1" w:themeTint="99"/>
+        </w:tcBorders>
+      </w:tcPr>
+    </w:tblStylePr>
+    <w:tblStylePr w:type="firstCol">
+      <w:rPr>
+        <w:b/>
+        <w:bCs/>
+      </w:rPr>
+    </w:tblStylePr>
+    <w:tblStylePr w:type="lastCol">
+      <w:rPr>
+        <w:b/>
+        <w:bCs/>
+      </w:rPr>
+    </w:tblStylePr>
   </w:style>
 </w:styles>
 </file>

--- a/doc/GUÍA DE PRÁCTICA.docx
+++ b/doc/GUÍA DE PRÁCTICA.docx
@@ -13,59 +13,83 @@
         <w:rPr>
           <w:b/>
           <w:color w:val="1F4E79"/>
-          <w:sz w:val="32"/>
-          <w:lang w:val="es-ES"/>
-        </w:rPr>
-        <w:t>GUÍA DE PRÁCTICA – SESIÓN 13</w:t>
+          <w:sz w:val="36"/>
+          <w:lang w:val="es-ES"/>
+        </w:rPr>
+        <w:t>GUÍA DE PRÁCTICA – SESIÓN 14</w:t>
       </w:r>
     </w:p>
     <w:p>
       <w:pPr>
         <w:jc w:val="center"/>
         <w:rPr>
+          <w:lang w:val="es-ES"/>
+        </w:rPr>
+      </w:pPr>
+      <w:r>
+        <w:rPr>
           <w:b/>
-          <w:color w:val="1F4E79"/>
-          <w:sz w:val="26"/>
-          <w:lang w:val="es-ES"/>
-        </w:rPr>
-      </w:pPr>
-      <w:r>
-        <w:rPr>
-          <w:b/>
-          <w:color w:val="1F4E79"/>
-          <w:sz w:val="26"/>
-          <w:lang w:val="es-ES"/>
-        </w:rPr>
-        <w:t>Mantenimiento del banco de pruebas</w:t>
+          <w:sz w:val="28"/>
+          <w:lang w:val="es-ES"/>
+        </w:rPr>
+        <w:t>Cobertura de código y calidad</w:t>
       </w:r>
     </w:p>
     <w:p>
       <w:pPr>
-        <w:pStyle w:val="Ttulo2"/>
-      </w:pPr>
-      <w:r>
-        <w:lastRenderedPageBreak/>
-        <w:t xml:space="preserve">Verificar o crear la clase </w:t>
+        <w:pStyle w:val="Ttulo1"/>
+        <w:rPr>
+          <w:lang w:val="es-ES"/>
+        </w:rPr>
+      </w:pPr>
+      <w:r>
+        <w:rPr>
+          <w:lang w:val="es-ES"/>
+        </w:rPr>
+        <w:t>5. Verificar dependencia de pruebas</w:t>
+      </w:r>
+      <w:r>
+        <w:rPr>
+          <w:lang w:val="es-ES"/>
+        </w:rPr>
+        <w:t xml:space="preserve"> y a</w:t>
+      </w:r>
+      <w:r>
+        <w:rPr>
+          <w:lang w:val="es-ES"/>
+        </w:rPr>
+        <w:t xml:space="preserve">gregar </w:t>
       </w:r>
       <w:proofErr w:type="spellStart"/>
       <w:r>
-        <w:t>ProductoService</w:t>
+        <w:rPr>
+          <w:lang w:val="es-ES"/>
+        </w:rPr>
+        <w:t>JaCoCo</w:t>
       </w:r>
       <w:proofErr w:type="spellEnd"/>
+      <w:r>
+        <w:rPr>
+          <w:lang w:val="es-ES"/>
+        </w:rPr>
+        <w:t xml:space="preserve"> al pom.xml</w:t>
+      </w:r>
     </w:p>
     <w:p>
       <w:pPr>
-        <w:pStyle w:val="Ttulo2"/>
+        <w:rPr>
+          <w:lang w:val="es-ES"/>
+        </w:rPr>
       </w:pPr>
       <w:r>
         <w:rPr>
           <w:lang w:val="es-ES"/>
         </w:rPr>
         <w:drawing>
-          <wp:inline distT="0" distB="0" distL="0" distR="0" wp14:anchorId="36490915" wp14:editId="091FA8D5">
-            <wp:extent cx="5400040" cy="3153410"/>
-            <wp:effectExtent l="0" t="0" r="0" b="8890"/>
-            <wp:docPr id="923367135" name="Imagen 1"/>
+          <wp:inline distT="0" distB="0" distL="0" distR="0" wp14:anchorId="2C6544DE" wp14:editId="54740E57">
+            <wp:extent cx="5400040" cy="3472180"/>
+            <wp:effectExtent l="0" t="0" r="0" b="0"/>
+            <wp:docPr id="1852138317" name="Imagen 1"/>
             <wp:cNvGraphicFramePr>
               <a:graphicFrameLocks xmlns:a="http://schemas.openxmlformats.org/drawingml/2006/main" noChangeAspect="1"/>
             </wp:cNvGraphicFramePr>
@@ -73,58 +97,7 @@
               <a:graphicData uri="http://schemas.openxmlformats.org/drawingml/2006/picture">
                 <pic:pic xmlns:pic="http://schemas.openxmlformats.org/drawingml/2006/picture">
                   <pic:nvPicPr>
-                    <pic:cNvPr id="923367135" name=""/>
-                    <pic:cNvPicPr/>
-                  </pic:nvPicPr>
-                  <pic:blipFill>
-                    <a:blip r:embed="rId4"/>
-                    <a:stretch>
-                      <a:fillRect/>
-                    </a:stretch>
-                  </pic:blipFill>
-                  <pic:spPr>
-                    <a:xfrm>
-                      <a:off x="0" y="0"/>
-                      <a:ext cx="5400040" cy="3153410"/>
-                    </a:xfrm>
-                    <a:prstGeom prst="rect">
-                      <a:avLst/>
-                    </a:prstGeom>
-                  </pic:spPr>
-                </pic:pic>
-              </a:graphicData>
-            </a:graphic>
-          </wp:inline>
-        </w:drawing>
-      </w:r>
-      <w:r>
-        <w:t>4.4. Crear banco de pruebas unitarias</w:t>
-      </w:r>
-    </w:p>
-    <w:p>
-      <w:pPr>
-        <w:pStyle w:val="Ttulo2"/>
-      </w:pPr>
-      <w:r>
-        <w:rPr>
-          <w:rFonts w:ascii="Arial" w:eastAsia="Arial" w:hAnsi="Arial" w:cstheme="minorBidi"/>
-          <w:color w:val="auto"/>
-          <w:sz w:val="18"/>
-          <w:szCs w:val="22"/>
-        </w:rPr>
-        <w:drawing>
-          <wp:inline distT="0" distB="0" distL="0" distR="0" wp14:anchorId="2D16C688" wp14:editId="0DE6069E">
-            <wp:extent cx="5400040" cy="3147695"/>
-            <wp:effectExtent l="0" t="0" r="0" b="0"/>
-            <wp:docPr id="1169814678" name="Imagen 1"/>
-            <wp:cNvGraphicFramePr>
-              <a:graphicFrameLocks xmlns:a="http://schemas.openxmlformats.org/drawingml/2006/main" noChangeAspect="1"/>
-            </wp:cNvGraphicFramePr>
-            <a:graphic xmlns:a="http://schemas.openxmlformats.org/drawingml/2006/main">
-              <a:graphicData uri="http://schemas.openxmlformats.org/drawingml/2006/picture">
-                <pic:pic xmlns:pic="http://schemas.openxmlformats.org/drawingml/2006/picture">
-                  <pic:nvPicPr>
-                    <pic:cNvPr id="1169814678" name=""/>
+                    <pic:cNvPr id="1852138317" name=""/>
                     <pic:cNvPicPr/>
                   </pic:nvPicPr>
                   <pic:blipFill>
@@ -136,7 +109,7 @@
                   <pic:spPr>
                     <a:xfrm>
                       <a:off x="0" y="0"/>
-                      <a:ext cx="5400040" cy="3147695"/>
+                      <a:ext cx="5400040" cy="3472180"/>
                     </a:xfrm>
                     <a:prstGeom prst="rect">
                       <a:avLst/>
@@ -151,29 +124,33 @@
     </w:p>
     <w:p>
       <w:pPr>
-        <w:pStyle w:val="Ttulo2"/>
-      </w:pPr>
-      <w:r>
-        <w:t>4.5. Ejecutar el banco de pruebas</w:t>
+        <w:pStyle w:val="Ttulo1"/>
+        <w:rPr>
+          <w:lang w:val="es-ES"/>
+        </w:rPr>
+      </w:pPr>
+      <w:r>
+        <w:rPr>
+          <w:lang w:val="es-ES"/>
+        </w:rPr>
+        <w:t>7. Crear o verificar un servicio con lógica</w:t>
       </w:r>
     </w:p>
     <w:p>
       <w:pPr>
-        <w:pStyle w:val="Ttulo2"/>
-      </w:pPr>
-      <w:r>
-        <w:rPr>
-          <w:rFonts w:ascii="Courier New" w:eastAsia="Courier New" w:hAnsi="Courier New" w:cstheme="minorBidi"/>
-          <w:color w:val="auto"/>
-          <w:sz w:val="17"/>
-          <w:szCs w:val="22"/>
-        </w:rPr>
-        <w:lastRenderedPageBreak/>
+        <w:rPr>
+          <w:lang w:val="es-ES"/>
+        </w:rPr>
+      </w:pPr>
+      <w:r>
+        <w:rPr>
+          <w:lang w:val="es-ES"/>
+        </w:rPr>
         <w:drawing>
-          <wp:inline distT="0" distB="0" distL="0" distR="0" wp14:anchorId="66B2455B" wp14:editId="26B30B35">
-            <wp:extent cx="5400040" cy="1841500"/>
-            <wp:effectExtent l="0" t="0" r="0" b="6350"/>
-            <wp:docPr id="1612858314" name="Imagen 1"/>
+          <wp:inline distT="0" distB="0" distL="0" distR="0" wp14:anchorId="65D132D8" wp14:editId="0F21A0BA">
+            <wp:extent cx="5400040" cy="2535555"/>
+            <wp:effectExtent l="0" t="0" r="0" b="0"/>
+            <wp:docPr id="1907923002" name="Imagen 1"/>
             <wp:cNvGraphicFramePr>
               <a:graphicFrameLocks xmlns:a="http://schemas.openxmlformats.org/drawingml/2006/main" noChangeAspect="1"/>
             </wp:cNvGraphicFramePr>
@@ -181,7 +158,7 @@
               <a:graphicData uri="http://schemas.openxmlformats.org/drawingml/2006/picture">
                 <pic:pic xmlns:pic="http://schemas.openxmlformats.org/drawingml/2006/picture">
                   <pic:nvPicPr>
-                    <pic:cNvPr id="1612858314" name=""/>
+                    <pic:cNvPr id="1907923002" name=""/>
                     <pic:cNvPicPr/>
                   </pic:nvPicPr>
                   <pic:blipFill>
@@ -193,7 +170,7 @@
                   <pic:spPr>
                     <a:xfrm>
                       <a:off x="0" y="0"/>
-                      <a:ext cx="5400040" cy="1841500"/>
+                      <a:ext cx="5400040" cy="2535555"/>
                     </a:xfrm>
                     <a:prstGeom prst="rect">
                       <a:avLst/>
@@ -205,28 +182,23 @@
           </wp:inline>
         </w:drawing>
       </w:r>
-      <w:r>
-        <w:t>4.6. Documentar el banco de pruebas</w:t>
-      </w:r>
     </w:p>
     <w:p>
       <w:pPr>
-        <w:pStyle w:val="CodeBlock"/>
-        <w:rPr>
-          <w:lang w:val="es-ES"/>
-        </w:rPr>
-      </w:pPr>
-      <w:r>
-        <w:rPr>
-          <w:rFonts w:ascii="Arial" w:eastAsia="Arial" w:hAnsi="Arial"/>
-          <w:sz w:val="18"/>
-          <w:lang w:val="es-ES"/>
-        </w:rPr>
+        <w:rPr>
+          <w:lang w:val="es-ES"/>
+        </w:rPr>
+      </w:pPr>
+      <w:r>
+        <w:rPr>
+          <w:lang w:val="es-ES"/>
+        </w:rPr>
+        <w:lastRenderedPageBreak/>
         <w:drawing>
-          <wp:inline distT="0" distB="0" distL="0" distR="0" wp14:anchorId="5AC937DA" wp14:editId="75FDB4A2">
-            <wp:extent cx="5400040" cy="2403475"/>
-            <wp:effectExtent l="0" t="0" r="0" b="0"/>
-            <wp:docPr id="176455701" name="Imagen 1"/>
+          <wp:inline distT="0" distB="0" distL="0" distR="0" wp14:anchorId="2214D8EA" wp14:editId="76BA128D">
+            <wp:extent cx="5400040" cy="2488565"/>
+            <wp:effectExtent l="0" t="0" r="0" b="6985"/>
+            <wp:docPr id="1028817213" name="Imagen 1"/>
             <wp:cNvGraphicFramePr>
               <a:graphicFrameLocks xmlns:a="http://schemas.openxmlformats.org/drawingml/2006/main" noChangeAspect="1"/>
             </wp:cNvGraphicFramePr>
@@ -234,7 +206,7 @@
               <a:graphicData uri="http://schemas.openxmlformats.org/drawingml/2006/picture">
                 <pic:pic xmlns:pic="http://schemas.openxmlformats.org/drawingml/2006/picture">
                   <pic:nvPicPr>
-                    <pic:cNvPr id="176455701" name=""/>
+                    <pic:cNvPr id="1028817213" name=""/>
                     <pic:cNvPicPr/>
                   </pic:nvPicPr>
                   <pic:blipFill>
@@ -246,7 +218,7 @@
                   <pic:spPr>
                     <a:xfrm>
                       <a:off x="0" y="0"/>
-                      <a:ext cx="5400040" cy="2403475"/>
+                      <a:ext cx="5400040" cy="2488565"/>
                     </a:xfrm>
                     <a:prstGeom prst="rect">
                       <a:avLst/>
@@ -262,18 +234,48 @@
     <w:p>
       <w:pPr>
         <w:rPr>
-          <w:b/>
-          <w:bCs/>
-          <w:lang w:val="es-ES"/>
-        </w:rPr>
-      </w:pPr>
-      <w:r>
-        <w:rPr>
-          <w:b/>
-          <w:bCs/>
-          <w:lang w:val="es-ES"/>
-        </w:rPr>
-        <w:t xml:space="preserve">Reporte de Ejecución del Banco de Pruebas </w:t>
+          <w:lang w:val="es-ES"/>
+        </w:rPr>
+      </w:pPr>
+      <w:r>
+        <w:rPr>
+          <w:lang w:val="es-ES"/>
+        </w:rPr>
+        <w:drawing>
+          <wp:inline distT="0" distB="0" distL="0" distR="0" wp14:anchorId="3EEE39FD" wp14:editId="3891D96D">
+            <wp:extent cx="5400040" cy="2840355"/>
+            <wp:effectExtent l="0" t="0" r="0" b="0"/>
+            <wp:docPr id="1142887162" name="Imagen 1"/>
+            <wp:cNvGraphicFramePr>
+              <a:graphicFrameLocks xmlns:a="http://schemas.openxmlformats.org/drawingml/2006/main" noChangeAspect="1"/>
+            </wp:cNvGraphicFramePr>
+            <a:graphic xmlns:a="http://schemas.openxmlformats.org/drawingml/2006/main">
+              <a:graphicData uri="http://schemas.openxmlformats.org/drawingml/2006/picture">
+                <pic:pic xmlns:pic="http://schemas.openxmlformats.org/drawingml/2006/picture">
+                  <pic:nvPicPr>
+                    <pic:cNvPr id="1142887162" name=""/>
+                    <pic:cNvPicPr/>
+                  </pic:nvPicPr>
+                  <pic:blipFill>
+                    <a:blip r:embed="rId8"/>
+                    <a:stretch>
+                      <a:fillRect/>
+                    </a:stretch>
+                  </pic:blipFill>
+                  <pic:spPr>
+                    <a:xfrm>
+                      <a:off x="0" y="0"/>
+                      <a:ext cx="5400040" cy="2840355"/>
+                    </a:xfrm>
+                    <a:prstGeom prst="rect">
+                      <a:avLst/>
+                    </a:prstGeom>
+                  </pic:spPr>
+                </pic:pic>
+              </a:graphicData>
+            </a:graphic>
+          </wp:inline>
+        </w:drawing>
       </w:r>
     </w:p>
     <w:p>
@@ -286,565 +288,502 @@
         <w:rPr>
           <w:lang w:val="es-ES"/>
         </w:rPr>
-        <w:t>[</w:t>
-      </w:r>
-      <w:proofErr w:type="spellStart"/>
-      <w:r>
-        <w:rPr>
-          <w:lang w:val="es-ES"/>
-        </w:rPr>
-        <w:t>cite_start</w:t>
-      </w:r>
-      <w:proofErr w:type="spellEnd"/>
-      <w:r>
-        <w:rPr>
-          <w:lang w:val="es-ES"/>
-        </w:rPr>
-        <w:t xml:space="preserve">]Se ejecutó el conjunto completo de pruebas del proyecto mediante el </w:t>
-      </w:r>
-      <w:proofErr w:type="gramStart"/>
-      <w:r>
-        <w:rPr>
-          <w:lang w:val="es-ES"/>
-        </w:rPr>
-        <w:t>comando .</w:t>
-      </w:r>
-      <w:proofErr w:type="gramEnd"/>
-      <w:r>
-        <w:rPr>
-          <w:lang w:val="es-ES"/>
-        </w:rPr>
-        <w:t>/</w:t>
-      </w:r>
-      <w:proofErr w:type="spellStart"/>
-      <w:r>
-        <w:rPr>
-          <w:lang w:val="es-ES"/>
-        </w:rPr>
-        <w:t>mvnw</w:t>
-      </w:r>
-      <w:proofErr w:type="spellEnd"/>
-      <w:r>
-        <w:rPr>
-          <w:lang w:val="es-ES"/>
-        </w:rPr>
-        <w:t xml:space="preserve"> </w:t>
-      </w:r>
-      <w:proofErr w:type="gramStart"/>
-      <w:r>
-        <w:rPr>
-          <w:lang w:val="es-ES"/>
-        </w:rPr>
-        <w:t>test[</w:t>
-      </w:r>
-      <w:proofErr w:type="gramEnd"/>
-      <w:r>
-        <w:rPr>
-          <w:lang w:val="es-ES"/>
-        </w:rPr>
-        <w:t>cite: 325, 328]. [</w:t>
-      </w:r>
-      <w:proofErr w:type="spellStart"/>
-      <w:r>
-        <w:rPr>
-          <w:lang w:val="es-ES"/>
-        </w:rPr>
-        <w:t>cite_start</w:t>
-      </w:r>
-      <w:proofErr w:type="spellEnd"/>
-      <w:r>
-        <w:rPr>
-          <w:lang w:val="es-ES"/>
-        </w:rPr>
-        <w:t>]El banco de pruebas se ejecutó de manera exitosa, procesando tanto las pruebas unitarias como las de integración sin registrar fallos ni errores [cite: 211][</w:t>
-      </w:r>
-      <w:proofErr w:type="spellStart"/>
-      <w:r>
-        <w:rPr>
-          <w:lang w:val="es-ES"/>
-        </w:rPr>
-        <w:t>cite_start</w:t>
-      </w:r>
-      <w:proofErr w:type="spellEnd"/>
-      <w:r>
-        <w:rPr>
-          <w:lang w:val="es-ES"/>
-        </w:rPr>
-        <w:t xml:space="preserve">], lo que garantiza la estabilidad técnica ante los cambios </w:t>
-      </w:r>
-      <w:proofErr w:type="gramStart"/>
-      <w:r>
-        <w:rPr>
-          <w:lang w:val="es-ES"/>
-        </w:rPr>
-        <w:t>realizados[</w:t>
-      </w:r>
-      <w:proofErr w:type="gramEnd"/>
-      <w:r>
-        <w:rPr>
-          <w:lang w:val="es-ES"/>
-        </w:rPr>
-        <w:t>cite: 213, 331].</w:t>
+        <w:drawing>
+          <wp:inline distT="0" distB="0" distL="0" distR="0" wp14:anchorId="195DEB81" wp14:editId="3C10AEB6">
+            <wp:extent cx="5400040" cy="2974975"/>
+            <wp:effectExtent l="0" t="0" r="0" b="0"/>
+            <wp:docPr id="1145735917" name="Imagen 1"/>
+            <wp:cNvGraphicFramePr>
+              <a:graphicFrameLocks xmlns:a="http://schemas.openxmlformats.org/drawingml/2006/main" noChangeAspect="1"/>
+            </wp:cNvGraphicFramePr>
+            <a:graphic xmlns:a="http://schemas.openxmlformats.org/drawingml/2006/main">
+              <a:graphicData uri="http://schemas.openxmlformats.org/drawingml/2006/picture">
+                <pic:pic xmlns:pic="http://schemas.openxmlformats.org/drawingml/2006/picture">
+                  <pic:nvPicPr>
+                    <pic:cNvPr id="1145735917" name=""/>
+                    <pic:cNvPicPr/>
+                  </pic:nvPicPr>
+                  <pic:blipFill>
+                    <a:blip r:embed="rId9"/>
+                    <a:stretch>
+                      <a:fillRect/>
+                    </a:stretch>
+                  </pic:blipFill>
+                  <pic:spPr>
+                    <a:xfrm>
+                      <a:off x="0" y="0"/>
+                      <a:ext cx="5400040" cy="2974975"/>
+                    </a:xfrm>
+                    <a:prstGeom prst="rect">
+                      <a:avLst/>
+                    </a:prstGeom>
+                  </pic:spPr>
+                </pic:pic>
+              </a:graphicData>
+            </a:graphic>
+          </wp:inline>
+        </w:drawing>
       </w:r>
     </w:p>
     <w:p>
       <w:pPr>
-        <w:rPr>
-          <w:lang w:val="es-ES"/>
-        </w:rPr>
-      </w:pPr>
-      <w:r>
-        <w:rPr>
-          <w:lang w:val="es-ES"/>
-        </w:rPr>
-        <w:t>Resumen de Resultados</w:t>
+        <w:pStyle w:val="Ttulo1"/>
+        <w:rPr>
+          <w:lang w:val="es-ES"/>
+        </w:rPr>
+      </w:pPr>
+      <w:r>
+        <w:rPr>
+          <w:lang w:val="es-ES"/>
+        </w:rPr>
+        <w:lastRenderedPageBreak/>
+        <w:t>9. Ejecutar pruebas y generar cobertura</w:t>
       </w:r>
     </w:p>
-    <w:tbl>
-      <w:tblPr>
-        <w:tblStyle w:val="Tablaconcuadrcula1clara"/>
-        <w:tblW w:w="0" w:type="auto"/>
-        <w:tblLook w:val="04A0" w:firstRow="1" w:lastRow="0" w:firstColumn="1" w:lastColumn="0" w:noHBand="0" w:noVBand="1"/>
-      </w:tblPr>
-      <w:tblGrid>
-        <w:gridCol w:w="2807"/>
-        <w:gridCol w:w="3328"/>
-      </w:tblGrid>
-      <w:tr>
-        <w:trPr>
-          <w:cnfStyle w:val="100000000000" w:firstRow="1" w:lastRow="0" w:firstColumn="0" w:lastColumn="0" w:oddVBand="0" w:evenVBand="0" w:oddHBand="0" w:evenHBand="0" w:firstRowFirstColumn="0" w:firstRowLastColumn="0" w:lastRowFirstColumn="0" w:lastRowLastColumn="0"/>
-        </w:trPr>
-        <w:tc>
-          <w:tcPr>
-            <w:cnfStyle w:val="001000000000" w:firstRow="0" w:lastRow="0" w:firstColumn="1" w:lastColumn="0" w:oddVBand="0" w:evenVBand="0" w:oddHBand="0" w:evenHBand="0" w:firstRowFirstColumn="0" w:firstRowLastColumn="0" w:lastRowFirstColumn="0" w:lastRowLastColumn="0"/>
-            <w:tcW w:w="0" w:type="auto"/>
-            <w:hideMark/>
-          </w:tcPr>
-          <w:p>
-            <w:pPr>
-              <w:rPr>
-                <w:lang w:val="es-ES"/>
-              </w:rPr>
-            </w:pPr>
-            <w:r>
-              <w:rPr>
-                <w:lang w:val="es-ES"/>
-              </w:rPr>
-              <w:t>Métrica</w:t>
-            </w:r>
-          </w:p>
-        </w:tc>
-        <w:tc>
-          <w:tcPr>
-            <w:tcW w:w="0" w:type="auto"/>
-            <w:hideMark/>
-          </w:tcPr>
-          <w:p>
-            <w:pPr>
-              <w:cnfStyle w:val="100000000000" w:firstRow="1" w:lastRow="0" w:firstColumn="0" w:lastColumn="0" w:oddVBand="0" w:evenVBand="0" w:oddHBand="0" w:evenHBand="0" w:firstRowFirstColumn="0" w:firstRowLastColumn="0" w:lastRowFirstColumn="0" w:lastRowLastColumn="0"/>
-              <w:rPr>
-                <w:lang w:val="es-ES"/>
-              </w:rPr>
-            </w:pPr>
-            <w:r>
-              <w:rPr>
-                <w:lang w:val="es-ES"/>
-              </w:rPr>
-              <w:t>Valor</w:t>
-            </w:r>
-          </w:p>
-        </w:tc>
-      </w:tr>
-      <w:tr>
-        <w:tc>
-          <w:tcPr>
-            <w:cnfStyle w:val="001000000000" w:firstRow="0" w:lastRow="0" w:firstColumn="1" w:lastColumn="0" w:oddVBand="0" w:evenVBand="0" w:oddHBand="0" w:evenHBand="0" w:firstRowFirstColumn="0" w:firstRowLastColumn="0" w:lastRowFirstColumn="0" w:lastRowLastColumn="0"/>
-            <w:tcW w:w="0" w:type="auto"/>
-            <w:hideMark/>
-          </w:tcPr>
-          <w:p>
-            <w:pPr>
-              <w:rPr>
-                <w:lang w:val="es-ES"/>
-              </w:rPr>
-            </w:pPr>
-            <w:proofErr w:type="gramStart"/>
-            <w:r>
-              <w:rPr>
-                <w:lang w:val="es-ES"/>
-              </w:rPr>
-              <w:t>Total</w:t>
-            </w:r>
-            <w:proofErr w:type="gramEnd"/>
-            <w:r>
-              <w:rPr>
-                <w:lang w:val="es-ES"/>
-              </w:rPr>
-              <w:t xml:space="preserve"> de Pruebas Ejecutadas</w:t>
-            </w:r>
-          </w:p>
-        </w:tc>
-        <w:tc>
-          <w:tcPr>
-            <w:tcW w:w="0" w:type="auto"/>
-            <w:hideMark/>
-          </w:tcPr>
-          <w:p>
-            <w:pPr>
-              <w:cnfStyle w:val="000000000000" w:firstRow="0" w:lastRow="0" w:firstColumn="0" w:lastColumn="0" w:oddVBand="0" w:evenVBand="0" w:oddHBand="0" w:evenHBand="0" w:firstRowFirstColumn="0" w:firstRowLastColumn="0" w:lastRowFirstColumn="0" w:lastRowLastColumn="0"/>
-              <w:rPr>
-                <w:lang w:val="es-ES"/>
-              </w:rPr>
-            </w:pPr>
-            <w:r>
-              <w:rPr>
-                <w:lang w:val="es-ES"/>
-              </w:rPr>
-              <w:t>[</w:t>
-            </w:r>
-            <w:proofErr w:type="spellStart"/>
-            <w:r>
-              <w:rPr>
-                <w:lang w:val="es-ES"/>
-              </w:rPr>
-              <w:t>cite_start</w:t>
-            </w:r>
-            <w:proofErr w:type="spellEnd"/>
-            <w:r>
-              <w:rPr>
-                <w:lang w:val="es-ES"/>
-              </w:rPr>
-              <w:t>]</w:t>
-            </w:r>
-            <w:r>
-              <w:rPr>
-                <w:lang w:val="es-ES"/>
-              </w:rPr>
-              <w:t>5</w:t>
-            </w:r>
-            <w:r>
-              <w:rPr>
-                <w:lang w:val="es-ES"/>
-              </w:rPr>
-              <w:t xml:space="preserve"> [cite: 201]</w:t>
-            </w:r>
-          </w:p>
-        </w:tc>
-      </w:tr>
-      <w:tr>
-        <w:tc>
-          <w:tcPr>
-            <w:cnfStyle w:val="001000000000" w:firstRow="0" w:lastRow="0" w:firstColumn="1" w:lastColumn="0" w:oddVBand="0" w:evenVBand="0" w:oddHBand="0" w:evenHBand="0" w:firstRowFirstColumn="0" w:firstRowLastColumn="0" w:lastRowFirstColumn="0" w:lastRowLastColumn="0"/>
-            <w:tcW w:w="0" w:type="auto"/>
-            <w:hideMark/>
-          </w:tcPr>
-          <w:p>
-            <w:pPr>
-              <w:rPr>
-                <w:lang w:val="es-ES"/>
-              </w:rPr>
-            </w:pPr>
-            <w:r>
-              <w:rPr>
-                <w:lang w:val="es-ES"/>
-              </w:rPr>
-              <w:t>Pruebas Fallidas (</w:t>
-            </w:r>
-            <w:proofErr w:type="spellStart"/>
-            <w:r>
-              <w:rPr>
-                <w:lang w:val="es-ES"/>
-              </w:rPr>
-              <w:t>Failures</w:t>
-            </w:r>
-            <w:proofErr w:type="spellEnd"/>
-            <w:r>
-              <w:rPr>
-                <w:lang w:val="es-ES"/>
-              </w:rPr>
-              <w:t>)</w:t>
-            </w:r>
-          </w:p>
-        </w:tc>
-        <w:tc>
-          <w:tcPr>
-            <w:tcW w:w="0" w:type="auto"/>
-            <w:hideMark/>
-          </w:tcPr>
-          <w:p>
-            <w:pPr>
-              <w:cnfStyle w:val="000000000000" w:firstRow="0" w:lastRow="0" w:firstColumn="0" w:lastColumn="0" w:oddVBand="0" w:evenVBand="0" w:oddHBand="0" w:evenHBand="0" w:firstRowFirstColumn="0" w:firstRowLastColumn="0" w:lastRowFirstColumn="0" w:lastRowLastColumn="0"/>
-              <w:rPr>
-                <w:lang w:val="es-ES"/>
-              </w:rPr>
-            </w:pPr>
-            <w:r>
-              <w:rPr>
-                <w:lang w:val="es-ES"/>
-              </w:rPr>
-              <w:t>[</w:t>
-            </w:r>
-            <w:proofErr w:type="spellStart"/>
-            <w:r>
-              <w:rPr>
-                <w:lang w:val="es-ES"/>
-              </w:rPr>
-              <w:t>cite_start</w:t>
-            </w:r>
-            <w:proofErr w:type="spellEnd"/>
-            <w:r>
-              <w:rPr>
-                <w:lang w:val="es-ES"/>
-              </w:rPr>
-              <w:t>]0 [cite: 201]</w:t>
-            </w:r>
-          </w:p>
-        </w:tc>
-      </w:tr>
-      <w:tr>
-        <w:tc>
-          <w:tcPr>
-            <w:cnfStyle w:val="001000000000" w:firstRow="0" w:lastRow="0" w:firstColumn="1" w:lastColumn="0" w:oddVBand="0" w:evenVBand="0" w:oddHBand="0" w:evenHBand="0" w:firstRowFirstColumn="0" w:firstRowLastColumn="0" w:lastRowFirstColumn="0" w:lastRowLastColumn="0"/>
-            <w:tcW w:w="0" w:type="auto"/>
-            <w:hideMark/>
-          </w:tcPr>
-          <w:p>
-            <w:pPr>
-              <w:rPr>
-                <w:lang w:val="es-ES"/>
-              </w:rPr>
-            </w:pPr>
-            <w:r>
-              <w:rPr>
-                <w:lang w:val="es-ES"/>
-              </w:rPr>
-              <w:t>Pruebas con Errores (</w:t>
-            </w:r>
-            <w:proofErr w:type="spellStart"/>
-            <w:r>
-              <w:rPr>
-                <w:lang w:val="es-ES"/>
-              </w:rPr>
-              <w:t>Errors</w:t>
-            </w:r>
-            <w:proofErr w:type="spellEnd"/>
-            <w:r>
-              <w:rPr>
-                <w:lang w:val="es-ES"/>
-              </w:rPr>
-              <w:t>)</w:t>
-            </w:r>
-          </w:p>
-        </w:tc>
-        <w:tc>
-          <w:tcPr>
-            <w:tcW w:w="0" w:type="auto"/>
-            <w:hideMark/>
-          </w:tcPr>
-          <w:p>
-            <w:pPr>
-              <w:cnfStyle w:val="000000000000" w:firstRow="0" w:lastRow="0" w:firstColumn="0" w:lastColumn="0" w:oddVBand="0" w:evenVBand="0" w:oddHBand="0" w:evenHBand="0" w:firstRowFirstColumn="0" w:firstRowLastColumn="0" w:lastRowFirstColumn="0" w:lastRowLastColumn="0"/>
-              <w:rPr>
-                <w:lang w:val="es-ES"/>
-              </w:rPr>
-            </w:pPr>
-            <w:r>
-              <w:rPr>
-                <w:lang w:val="es-ES"/>
-              </w:rPr>
-              <w:t>[</w:t>
-            </w:r>
-            <w:proofErr w:type="spellStart"/>
-            <w:r>
-              <w:rPr>
-                <w:lang w:val="es-ES"/>
-              </w:rPr>
-              <w:t>cite_start</w:t>
-            </w:r>
-            <w:proofErr w:type="spellEnd"/>
-            <w:r>
-              <w:rPr>
-                <w:lang w:val="es-ES"/>
-              </w:rPr>
-              <w:t>]0 [cite: 201]</w:t>
-            </w:r>
-          </w:p>
-        </w:tc>
-      </w:tr>
-      <w:tr>
-        <w:tc>
-          <w:tcPr>
-            <w:cnfStyle w:val="001000000000" w:firstRow="0" w:lastRow="0" w:firstColumn="1" w:lastColumn="0" w:oddVBand="0" w:evenVBand="0" w:oddHBand="0" w:evenHBand="0" w:firstRowFirstColumn="0" w:firstRowLastColumn="0" w:lastRowFirstColumn="0" w:lastRowLastColumn="0"/>
-            <w:tcW w:w="0" w:type="auto"/>
-            <w:hideMark/>
-          </w:tcPr>
-          <w:p>
-            <w:pPr>
-              <w:rPr>
-                <w:lang w:val="es-ES"/>
-              </w:rPr>
-            </w:pPr>
-            <w:r>
-              <w:rPr>
-                <w:lang w:val="es-ES"/>
-              </w:rPr>
-              <w:t>Pruebas Omitidas (</w:t>
-            </w:r>
-            <w:proofErr w:type="spellStart"/>
-            <w:r>
-              <w:rPr>
-                <w:lang w:val="es-ES"/>
-              </w:rPr>
-              <w:t>Skipped</w:t>
-            </w:r>
-            <w:proofErr w:type="spellEnd"/>
-            <w:r>
-              <w:rPr>
-                <w:lang w:val="es-ES"/>
-              </w:rPr>
-              <w:t>)</w:t>
-            </w:r>
-          </w:p>
-        </w:tc>
-        <w:tc>
-          <w:tcPr>
-            <w:tcW w:w="0" w:type="auto"/>
-            <w:hideMark/>
-          </w:tcPr>
-          <w:p>
-            <w:pPr>
-              <w:cnfStyle w:val="000000000000" w:firstRow="0" w:lastRow="0" w:firstColumn="0" w:lastColumn="0" w:oddVBand="0" w:evenVBand="0" w:oddHBand="0" w:evenHBand="0" w:firstRowFirstColumn="0" w:firstRowLastColumn="0" w:lastRowFirstColumn="0" w:lastRowLastColumn="0"/>
-              <w:rPr>
-                <w:lang w:val="es-ES"/>
-              </w:rPr>
-            </w:pPr>
-            <w:r>
-              <w:rPr>
-                <w:lang w:val="es-ES"/>
-              </w:rPr>
-              <w:t>[</w:t>
-            </w:r>
-            <w:proofErr w:type="spellStart"/>
-            <w:r>
-              <w:rPr>
-                <w:lang w:val="es-ES"/>
-              </w:rPr>
-              <w:t>cite_start</w:t>
-            </w:r>
-            <w:proofErr w:type="spellEnd"/>
-            <w:r>
-              <w:rPr>
-                <w:lang w:val="es-ES"/>
-              </w:rPr>
-              <w:t>]0 [cite: 201]</w:t>
-            </w:r>
-          </w:p>
-        </w:tc>
-      </w:tr>
-      <w:tr>
-        <w:tc>
-          <w:tcPr>
-            <w:cnfStyle w:val="001000000000" w:firstRow="0" w:lastRow="0" w:firstColumn="1" w:lastColumn="0" w:oddVBand="0" w:evenVBand="0" w:oddHBand="0" w:evenHBand="0" w:firstRowFirstColumn="0" w:firstRowLastColumn="0" w:lastRowFirstColumn="0" w:lastRowLastColumn="0"/>
-            <w:tcW w:w="0" w:type="auto"/>
-            <w:hideMark/>
-          </w:tcPr>
-          <w:p>
-            <w:pPr>
-              <w:rPr>
-                <w:lang w:val="es-ES"/>
-              </w:rPr>
-            </w:pPr>
-            <w:r>
-              <w:rPr>
-                <w:lang w:val="es-ES"/>
-              </w:rPr>
-              <w:t>Tiempo Total de Construcción</w:t>
-            </w:r>
-          </w:p>
-        </w:tc>
-        <w:tc>
-          <w:tcPr>
-            <w:tcW w:w="0" w:type="auto"/>
-            <w:hideMark/>
-          </w:tcPr>
-          <w:p>
-            <w:pPr>
-              <w:cnfStyle w:val="000000000000" w:firstRow="0" w:lastRow="0" w:firstColumn="0" w:lastColumn="0" w:oddVBand="0" w:evenVBand="0" w:oddHBand="0" w:evenHBand="0" w:firstRowFirstColumn="0" w:firstRowLastColumn="0" w:lastRowFirstColumn="0" w:lastRowLastColumn="0"/>
-              <w:rPr>
-                <w:lang w:val="es-ES"/>
-              </w:rPr>
-            </w:pPr>
-            <w:r>
-              <w:rPr>
-                <w:lang w:val="es-ES"/>
-              </w:rPr>
-              <w:t>3.556</w:t>
-            </w:r>
-            <w:r>
-              <w:rPr>
-                <w:lang w:val="es-ES"/>
-              </w:rPr>
-              <w:t xml:space="preserve"> s</w:t>
-            </w:r>
-          </w:p>
-        </w:tc>
-      </w:tr>
-      <w:tr>
-        <w:tc>
-          <w:tcPr>
-            <w:cnfStyle w:val="001000000000" w:firstRow="0" w:lastRow="0" w:firstColumn="1" w:lastColumn="0" w:oddVBand="0" w:evenVBand="0" w:oddHBand="0" w:evenHBand="0" w:firstRowFirstColumn="0" w:firstRowLastColumn="0" w:lastRowFirstColumn="0" w:lastRowLastColumn="0"/>
-            <w:tcW w:w="0" w:type="auto"/>
-            <w:hideMark/>
-          </w:tcPr>
-          <w:p>
-            <w:pPr>
-              <w:rPr>
-                <w:lang w:val="es-ES"/>
-              </w:rPr>
-            </w:pPr>
-            <w:r>
-              <w:rPr>
-                <w:lang w:val="es-ES"/>
-              </w:rPr>
-              <w:t>Estado Final</w:t>
-            </w:r>
-          </w:p>
-        </w:tc>
-        <w:tc>
-          <w:tcPr>
-            <w:tcW w:w="0" w:type="auto"/>
-            <w:hideMark/>
-          </w:tcPr>
-          <w:p>
-            <w:pPr>
-              <w:cnfStyle w:val="000000000000" w:firstRow="0" w:lastRow="0" w:firstColumn="0" w:lastColumn="0" w:oddVBand="0" w:evenVBand="0" w:oddHBand="0" w:evenHBand="0" w:firstRowFirstColumn="0" w:firstRowLastColumn="0" w:lastRowFirstColumn="0" w:lastRowLastColumn="0"/>
-            </w:pPr>
-            <w:r>
-              <w:t>[</w:t>
-            </w:r>
-            <w:proofErr w:type="spellStart"/>
-            <w:r>
-              <w:t>cite_</w:t>
-            </w:r>
-            <w:proofErr w:type="gramStart"/>
-            <w:r>
-              <w:t>start</w:t>
-            </w:r>
-            <w:proofErr w:type="spellEnd"/>
-            <w:r>
-              <w:t>]BUILD</w:t>
-            </w:r>
-            <w:proofErr w:type="gramEnd"/>
-            <w:r>
-              <w:t xml:space="preserve"> SUCCESS [cite: 325]</w:t>
-            </w:r>
-          </w:p>
-        </w:tc>
-      </w:tr>
-    </w:tbl>
     <w:p>
       <w:pPr>
         <w:pStyle w:val="CodeBlock"/>
+        <w:rPr>
+          <w:lang w:val="es-ES"/>
+        </w:rPr>
+      </w:pPr>
+      <w:r>
+        <w:rPr>
+          <w:lang w:val="es-ES"/>
+        </w:rPr>
+        <w:drawing>
+          <wp:inline distT="0" distB="0" distL="0" distR="0" wp14:anchorId="6FB53D07" wp14:editId="78B26FF4">
+            <wp:extent cx="5400040" cy="1818005"/>
+            <wp:effectExtent l="0" t="0" r="0" b="0"/>
+            <wp:docPr id="904583339" name="Imagen 1"/>
+            <wp:cNvGraphicFramePr>
+              <a:graphicFrameLocks xmlns:a="http://schemas.openxmlformats.org/drawingml/2006/main" noChangeAspect="1"/>
+            </wp:cNvGraphicFramePr>
+            <a:graphic xmlns:a="http://schemas.openxmlformats.org/drawingml/2006/main">
+              <a:graphicData uri="http://schemas.openxmlformats.org/drawingml/2006/picture">
+                <pic:pic xmlns:pic="http://schemas.openxmlformats.org/drawingml/2006/picture">
+                  <pic:nvPicPr>
+                    <pic:cNvPr id="904583339" name=""/>
+                    <pic:cNvPicPr/>
+                  </pic:nvPicPr>
+                  <pic:blipFill>
+                    <a:blip r:embed="rId10"/>
+                    <a:stretch>
+                      <a:fillRect/>
+                    </a:stretch>
+                  </pic:blipFill>
+                  <pic:spPr>
+                    <a:xfrm>
+                      <a:off x="0" y="0"/>
+                      <a:ext cx="5400040" cy="1818005"/>
+                    </a:xfrm>
+                    <a:prstGeom prst="rect">
+                      <a:avLst/>
+                    </a:prstGeom>
+                  </pic:spPr>
+                </pic:pic>
+              </a:graphicData>
+            </a:graphic>
+          </wp:inline>
+        </w:drawing>
+      </w:r>
+    </w:p>
+    <w:p>
+      <w:pPr>
+        <w:pStyle w:val="Ttulo1"/>
+        <w:rPr>
+          <w:lang w:val="es-ES"/>
+        </w:rPr>
+      </w:pPr>
+      <w:r>
+        <w:rPr>
+          <w:lang w:val="es-ES"/>
+        </w:rPr>
+        <w:t xml:space="preserve">10. Abrir reporte de </w:t>
+      </w:r>
+      <w:proofErr w:type="spellStart"/>
+      <w:r>
+        <w:rPr>
+          <w:lang w:val="es-ES"/>
+        </w:rPr>
+        <w:t>JaCoCo</w:t>
+      </w:r>
+      <w:proofErr w:type="spellEnd"/>
+    </w:p>
+    <w:p>
+      <w:pPr>
+        <w:rPr>
+          <w:noProof/>
+        </w:rPr>
+      </w:pPr>
+    </w:p>
+    <w:p>
+      <w:pPr>
+        <w:rPr>
+          <w:lang w:val="es-ES"/>
+        </w:rPr>
+      </w:pPr>
+      <w:r>
+        <w:rPr>
+          <w:noProof/>
+        </w:rPr>
+        <w:drawing>
+          <wp:inline distT="0" distB="0" distL="0" distR="0" wp14:anchorId="09D2EA72" wp14:editId="626A1E5E">
+            <wp:extent cx="5196506" cy="685787"/>
+            <wp:effectExtent l="0" t="0" r="4445" b="635"/>
+            <wp:docPr id="1183733946" name="Imagen 1"/>
+            <wp:cNvGraphicFramePr>
+              <a:graphicFrameLocks xmlns:a="http://schemas.openxmlformats.org/drawingml/2006/main" noChangeAspect="1"/>
+            </wp:cNvGraphicFramePr>
+            <a:graphic xmlns:a="http://schemas.openxmlformats.org/drawingml/2006/main">
+              <a:graphicData uri="http://schemas.openxmlformats.org/drawingml/2006/picture">
+                <pic:pic xmlns:pic="http://schemas.openxmlformats.org/drawingml/2006/picture">
+                  <pic:nvPicPr>
+                    <pic:cNvPr id="0" name="Picture 1"/>
+                    <pic:cNvPicPr>
+                      <a:picLocks noChangeAspect="1" noChangeArrowheads="1"/>
+                    </pic:cNvPicPr>
+                  </pic:nvPicPr>
+                  <pic:blipFill rotWithShape="1">
+                    <a:blip r:embed="rId11" cstate="print">
+                      <a:extLst>
+                        <a:ext uri="{28A0092B-C50C-407E-A947-70E740481C1C}">
+                          <a14:useLocalDpi xmlns:a14="http://schemas.microsoft.com/office/drawing/2010/main" val="0"/>
+                        </a:ext>
+                      </a:extLst>
+                    </a:blip>
+                    <a:srcRect l="3120" t="6172" r="552" b="5864"/>
+                    <a:stretch>
+                      <a:fillRect/>
+                    </a:stretch>
+                  </pic:blipFill>
+                  <pic:spPr bwMode="auto">
+                    <a:xfrm>
+                      <a:off x="0" y="0"/>
+                      <a:ext cx="5201786" cy="686484"/>
+                    </a:xfrm>
+                    <a:prstGeom prst="rect">
+                      <a:avLst/>
+                    </a:prstGeom>
+                    <a:noFill/>
+                    <a:ln>
+                      <a:noFill/>
+                    </a:ln>
+                    <a:extLst>
+                      <a:ext uri="{53640926-AAD7-44D8-BBD7-CCE9431645EC}">
+                        <a14:shadowObscured xmlns:a14="http://schemas.microsoft.com/office/drawing/2010/main"/>
+                      </a:ext>
+                    </a:extLst>
+                  </pic:spPr>
+                </pic:pic>
+              </a:graphicData>
+            </a:graphic>
+          </wp:inline>
+        </w:drawing>
+      </w:r>
+    </w:p>
+    <w:p>
+      <w:pPr>
+        <w:rPr>
+          <w:lang w:val="es-ES"/>
+        </w:rPr>
+      </w:pPr>
+      <w:r>
+        <w:rPr>
+          <w:lang w:val="es-ES"/>
+        </w:rPr>
+        <w:drawing>
+          <wp:inline distT="0" distB="0" distL="0" distR="0" wp14:anchorId="668DA0F8" wp14:editId="39574931">
+            <wp:extent cx="5400040" cy="780415"/>
+            <wp:effectExtent l="0" t="0" r="0" b="635"/>
+            <wp:docPr id="1516319765" name="Imagen 1"/>
+            <wp:cNvGraphicFramePr>
+              <a:graphicFrameLocks xmlns:a="http://schemas.openxmlformats.org/drawingml/2006/main" noChangeAspect="1"/>
+            </wp:cNvGraphicFramePr>
+            <a:graphic xmlns:a="http://schemas.openxmlformats.org/drawingml/2006/main">
+              <a:graphicData uri="http://schemas.openxmlformats.org/drawingml/2006/picture">
+                <pic:pic xmlns:pic="http://schemas.openxmlformats.org/drawingml/2006/picture">
+                  <pic:nvPicPr>
+                    <pic:cNvPr id="1516319765" name=""/>
+                    <pic:cNvPicPr/>
+                  </pic:nvPicPr>
+                  <pic:blipFill>
+                    <a:blip r:embed="rId12"/>
+                    <a:stretch>
+                      <a:fillRect/>
+                    </a:stretch>
+                  </pic:blipFill>
+                  <pic:spPr>
+                    <a:xfrm>
+                      <a:off x="0" y="0"/>
+                      <a:ext cx="5400040" cy="780415"/>
+                    </a:xfrm>
+                    <a:prstGeom prst="rect">
+                      <a:avLst/>
+                    </a:prstGeom>
+                  </pic:spPr>
+                </pic:pic>
+              </a:graphicData>
+            </a:graphic>
+          </wp:inline>
+        </w:drawing>
+      </w:r>
+    </w:p>
+    <w:p>
+      <w:pPr>
+        <w:rPr>
+          <w:lang w:val="es-ES"/>
+        </w:rPr>
+      </w:pPr>
+      <w:r>
+        <w:rPr>
+          <w:lang w:val="es-ES"/>
+        </w:rPr>
+        <w:tab/>
+      </w:r>
+    </w:p>
+    <w:p>
+      <w:pPr>
+        <w:pStyle w:val="Ttulo1"/>
+        <w:rPr>
+          <w:lang w:val="es-ES"/>
+        </w:rPr>
+      </w:pPr>
+      <w:r>
+        <w:rPr>
+          <w:lang w:val="es-ES"/>
+        </w:rPr>
+        <w:t>11. Interpretar reporte</w:t>
+      </w:r>
+    </w:p>
+    <w:p>
+      <w:pPr>
+        <w:rPr>
+          <w:lang w:val="es-ES"/>
+        </w:rPr>
+      </w:pPr>
+      <w:r>
+        <w:rPr>
+          <w:lang w:val="es-ES"/>
+        </w:rPr>
+        <w:t xml:space="preserve">Tras </w:t>
+      </w:r>
+      <w:proofErr w:type="gramStart"/>
+      <w:r>
+        <w:rPr>
+          <w:lang w:val="es-ES"/>
+        </w:rPr>
+        <w:t>ejecutar .</w:t>
+      </w:r>
+      <w:proofErr w:type="gramEnd"/>
+      <w:r>
+        <w:rPr>
+          <w:lang w:val="es-ES"/>
+        </w:rPr>
+        <w:t>/</w:t>
+      </w:r>
+      <w:proofErr w:type="spellStart"/>
+      <w:r>
+        <w:rPr>
+          <w:lang w:val="es-ES"/>
+        </w:rPr>
+        <w:t>mvnw</w:t>
+      </w:r>
+      <w:proofErr w:type="spellEnd"/>
+      <w:r>
+        <w:rPr>
+          <w:lang w:val="es-ES"/>
+        </w:rPr>
+        <w:t xml:space="preserve"> </w:t>
+      </w:r>
+      <w:proofErr w:type="spellStart"/>
+      <w:r>
+        <w:rPr>
+          <w:lang w:val="es-ES"/>
+        </w:rPr>
+        <w:t>clean</w:t>
+      </w:r>
+      <w:proofErr w:type="spellEnd"/>
+      <w:r>
+        <w:rPr>
+          <w:lang w:val="es-ES"/>
+        </w:rPr>
+        <w:t xml:space="preserve"> test, se ejecutaron 15 pruebas sin ningún fallo ni error. El reporte de </w:t>
+      </w:r>
+      <w:proofErr w:type="spellStart"/>
+      <w:r>
+        <w:rPr>
+          <w:lang w:val="es-ES"/>
+        </w:rPr>
+        <w:t>JaCoCo</w:t>
+      </w:r>
+      <w:proofErr w:type="spellEnd"/>
+      <w:r>
+        <w:rPr>
+          <w:lang w:val="es-ES"/>
+        </w:rPr>
+        <w:t xml:space="preserve"> analizó 4 clases y confirmó que se superó el umbral mínimo del 70% de cobertura de líneas, validado con el mensaje </w:t>
+      </w:r>
+      <w:proofErr w:type="spellStart"/>
+      <w:r>
+        <w:rPr>
+          <w:lang w:val="es-ES"/>
+        </w:rPr>
+        <w:t>All</w:t>
+      </w:r>
+      <w:proofErr w:type="spellEnd"/>
+      <w:r>
+        <w:rPr>
+          <w:lang w:val="es-ES"/>
+        </w:rPr>
+        <w:t xml:space="preserve"> </w:t>
+      </w:r>
+      <w:proofErr w:type="spellStart"/>
+      <w:r>
+        <w:rPr>
+          <w:lang w:val="es-ES"/>
+        </w:rPr>
+        <w:t>coverage</w:t>
+      </w:r>
+      <w:proofErr w:type="spellEnd"/>
+      <w:r>
+        <w:rPr>
+          <w:lang w:val="es-ES"/>
+        </w:rPr>
+        <w:t xml:space="preserve"> </w:t>
+      </w:r>
+      <w:proofErr w:type="spellStart"/>
+      <w:r>
+        <w:rPr>
+          <w:lang w:val="es-ES"/>
+        </w:rPr>
+        <w:t>checks</w:t>
+      </w:r>
+      <w:proofErr w:type="spellEnd"/>
+      <w:r>
+        <w:rPr>
+          <w:lang w:val="es-ES"/>
+        </w:rPr>
+        <w:t xml:space="preserve"> </w:t>
+      </w:r>
+      <w:proofErr w:type="spellStart"/>
+      <w:r>
+        <w:rPr>
+          <w:lang w:val="es-ES"/>
+        </w:rPr>
+        <w:t>have</w:t>
+      </w:r>
+      <w:proofErr w:type="spellEnd"/>
+      <w:r>
+        <w:rPr>
+          <w:lang w:val="es-ES"/>
+        </w:rPr>
+        <w:t xml:space="preserve"> </w:t>
+      </w:r>
+      <w:proofErr w:type="spellStart"/>
+      <w:r>
+        <w:rPr>
+          <w:lang w:val="es-ES"/>
+        </w:rPr>
+        <w:t>been</w:t>
+      </w:r>
+      <w:proofErr w:type="spellEnd"/>
+      <w:r>
+        <w:rPr>
+          <w:lang w:val="es-ES"/>
+        </w:rPr>
+        <w:t xml:space="preserve"> </w:t>
+      </w:r>
+      <w:proofErr w:type="spellStart"/>
+      <w:r>
+        <w:rPr>
+          <w:lang w:val="es-ES"/>
+        </w:rPr>
+        <w:t>met</w:t>
+      </w:r>
+      <w:proofErr w:type="spellEnd"/>
+      <w:r>
+        <w:rPr>
+          <w:lang w:val="es-ES"/>
+        </w:rPr>
+        <w:t>.</w:t>
+      </w:r>
+    </w:p>
+    <w:p>
+      <w:pPr>
+        <w:rPr>
+          <w:lang w:val="es-ES"/>
+        </w:rPr>
+      </w:pPr>
+      <w:r>
+        <w:rPr>
+          <w:lang w:val="es-ES"/>
+        </w:rPr>
+        <w:t xml:space="preserve">Las pruebas cubren los principales caminos del servicio: clasificación ALTA, MEDIA y BAJA, valores límite y casos inválidos. La única clase con cobertura baja es </w:t>
+      </w:r>
+      <w:proofErr w:type="spellStart"/>
+      <w:r>
+        <w:rPr>
+          <w:lang w:val="es-ES"/>
+        </w:rPr>
+        <w:t>DemoapiApplication</w:t>
+      </w:r>
+      <w:proofErr w:type="spellEnd"/>
+      <w:r>
+        <w:rPr>
+          <w:lang w:val="es-ES"/>
+        </w:rPr>
+        <w:t xml:space="preserve">, lo cual es esperado ya que su método </w:t>
+      </w:r>
+      <w:proofErr w:type="spellStart"/>
+      <w:proofErr w:type="gramStart"/>
+      <w:r>
+        <w:rPr>
+          <w:lang w:val="es-ES"/>
+        </w:rPr>
+        <w:t>main</w:t>
+      </w:r>
+      <w:proofErr w:type="spellEnd"/>
+      <w:r>
+        <w:rPr>
+          <w:lang w:val="es-ES"/>
+        </w:rPr>
+        <w:t>(</w:t>
+      </w:r>
+      <w:proofErr w:type="gramEnd"/>
+      <w:r>
+        <w:rPr>
+          <w:lang w:val="es-ES"/>
+        </w:rPr>
+        <w:t xml:space="preserve">) no se invoca desde los </w:t>
+      </w:r>
+      <w:proofErr w:type="spellStart"/>
+      <w:r>
+        <w:rPr>
+          <w:lang w:val="es-ES"/>
+        </w:rPr>
+        <w:t>tests</w:t>
+      </w:r>
+      <w:proofErr w:type="spellEnd"/>
+      <w:r>
+        <w:rPr>
+          <w:lang w:val="es-ES"/>
+        </w:rPr>
+        <w:t>.</w:t>
+      </w:r>
+    </w:p>
+    <w:p>
+      <w:pPr>
+        <w:rPr>
+          <w:lang w:val="es-ES"/>
+        </w:rPr>
+      </w:pPr>
+    </w:p>
+    <w:p>
+      <w:pPr>
+        <w:rPr>
+          <w:lang w:val="es-ES"/>
+        </w:rPr>
       </w:pPr>
     </w:p>
     <w:sectPr>
@@ -855,6 +794,131 @@
     </w:sectPr>
   </w:body>
 </w:document>
+</file>
+
+<file path=word/numbering.xml><?xml version="1.0" encoding="utf-8"?>
+<w:numbering xmlns:wpc="http://schemas.microsoft.com/office/word/2010/wordprocessingCanvas" xmlns:cx="http://schemas.microsoft.com/office/drawing/2014/chartex" xmlns:cx1="http://schemas.microsoft.com/office/drawing/2015/9/8/chartex" xmlns:cx2="http://schemas.microsoft.com/office/drawing/2015/10/21/chartex" xmlns:cx3="http://schemas.microsoft.com/office/drawing/2016/5/9/chartex" xmlns:cx4="http://schemas.microsoft.com/office/drawing/2016/5/10/chartex" xmlns:cx5="http://schemas.microsoft.com/office/drawing/2016/5/11/chartex" xmlns:cx6="http://schemas.microsoft.com/office/drawing/2016/5/12/chartex" xmlns:cx7="http://schemas.microsoft.com/office/drawing/2016/5/13/chartex" xmlns:cx8="http://schemas.microsoft.com/office/drawing/2016/5/14/chartex" xmlns:mc="http://schemas.openxmlformats.org/markup-compatibility/2006" xmlns:aink="http://schemas.microsoft.com/office/drawing/2016/ink" xmlns:am3d="http://schemas.microsoft.com/office/drawing/2017/model3d" xmlns:o="urn:schemas-microsoft-com:office:office" xmlns:oel="http://schemas.microsoft.com/office/2019/extlst" xmlns:r="http://schemas.openxmlformats.org/officeDocument/2006/relationships" xmlns:m="http://schemas.openxmlformats.org/officeDocument/2006/math" xmlns:v="urn:schemas-microsoft-com:vml" xmlns:wp14="http://schemas.microsoft.com/office/word/2010/wordprocessingDrawing" xmlns:wp="http://schemas.openxmlformats.org/drawingml/2006/wordprocessingDrawing" xmlns:w10="urn:schemas-microsoft-com:office:word" xmlns:w="http://schemas.openxmlformats.org/wordprocessingml/2006/main" xmlns:w14="http://schemas.microsoft.com/office/word/2010/wordml" xmlns:w15="http://schemas.microsoft.com/office/word/2012/wordml" xmlns:w16cex="http://schemas.microsoft.com/office/word/2018/wordml/cex" xmlns:w16cid="http://schemas.microsoft.com/office/word/2016/wordml/cid" xmlns:w16="http://schemas.microsoft.com/office/word/2018/wordml" xmlns:w16du="http://schemas.microsoft.com/office/word/2023/wordml/word16du" xmlns:w16sdtdh="http://schemas.microsoft.com/office/word/2020/wordml/sdtdatahash" xmlns:w16sdtfl="http://schemas.microsoft.com/office/word/2024/wordml/sdtformatlock" xmlns:w16se="http://schemas.microsoft.com/office/word/2015/wordml/symex" xmlns:wpg="http://schemas.microsoft.com/office/word/2010/wordprocessingGroup" xmlns:wpi="http://schemas.microsoft.com/office/word/2010/wordprocessingInk" xmlns:wne="http://schemas.microsoft.com/office/word/2006/wordml" xmlns:wps="http://schemas.microsoft.com/office/word/2010/wordprocessingShape" mc:Ignorable="w14 w15 w16se w16cid w16 w16cex w16sdtdh w16sdtfl w16du wp14">
+  <w:abstractNum w:abstractNumId="0" w15:restartNumberingAfterBreak="0">
+    <w:nsid w:val="41656FDC"/>
+    <w:multiLevelType w:val="multilevel"/>
+    <w:tmpl w:val="4D2C28D2"/>
+    <w:lvl w:ilvl="0">
+      <w:start w:val="1"/>
+      <w:numFmt w:val="bullet"/>
+      <w:pStyle w:val="Listaconvietas"/>
+      <w:lvlText w:val=""/>
+      <w:lvlJc w:val="left"/>
+      <w:pPr>
+        <w:tabs>
+          <w:tab w:val="num" w:pos="360"/>
+        </w:tabs>
+        <w:ind w:left="360" w:hanging="360"/>
+      </w:pPr>
+      <w:rPr>
+        <w:rFonts w:ascii="Symbol" w:hAnsi="Symbol" w:cs="Symbol" w:hint="default"/>
+      </w:rPr>
+    </w:lvl>
+    <w:lvl w:ilvl="1">
+      <w:start w:val="1"/>
+      <w:numFmt w:val="decimal"/>
+      <w:lvlText w:val="%2."/>
+      <w:lvlJc w:val="left"/>
+      <w:pPr>
+        <w:tabs>
+          <w:tab w:val="num" w:pos="1080"/>
+        </w:tabs>
+        <w:ind w:left="1080" w:hanging="360"/>
+      </w:pPr>
+    </w:lvl>
+    <w:lvl w:ilvl="2">
+      <w:start w:val="1"/>
+      <w:numFmt w:val="decimal"/>
+      <w:lvlText w:val="%3."/>
+      <w:lvlJc w:val="left"/>
+      <w:pPr>
+        <w:tabs>
+          <w:tab w:val="num" w:pos="1440"/>
+        </w:tabs>
+        <w:ind w:left="1440" w:hanging="360"/>
+      </w:pPr>
+    </w:lvl>
+    <w:lvl w:ilvl="3">
+      <w:start w:val="1"/>
+      <w:numFmt w:val="decimal"/>
+      <w:lvlText w:val="%4."/>
+      <w:lvlJc w:val="left"/>
+      <w:pPr>
+        <w:tabs>
+          <w:tab w:val="num" w:pos="1800"/>
+        </w:tabs>
+        <w:ind w:left="1800" w:hanging="360"/>
+      </w:pPr>
+    </w:lvl>
+    <w:lvl w:ilvl="4">
+      <w:start w:val="1"/>
+      <w:numFmt w:val="decimal"/>
+      <w:lvlText w:val="%5."/>
+      <w:lvlJc w:val="left"/>
+      <w:pPr>
+        <w:tabs>
+          <w:tab w:val="num" w:pos="2160"/>
+        </w:tabs>
+        <w:ind w:left="2160" w:hanging="360"/>
+      </w:pPr>
+    </w:lvl>
+    <w:lvl w:ilvl="5">
+      <w:start w:val="1"/>
+      <w:numFmt w:val="decimal"/>
+      <w:lvlText w:val="%6."/>
+      <w:lvlJc w:val="left"/>
+      <w:pPr>
+        <w:tabs>
+          <w:tab w:val="num" w:pos="2520"/>
+        </w:tabs>
+        <w:ind w:left="2520" w:hanging="360"/>
+      </w:pPr>
+    </w:lvl>
+    <w:lvl w:ilvl="6">
+      <w:start w:val="1"/>
+      <w:numFmt w:val="decimal"/>
+      <w:lvlText w:val="%7."/>
+      <w:lvlJc w:val="left"/>
+      <w:pPr>
+        <w:tabs>
+          <w:tab w:val="num" w:pos="2880"/>
+        </w:tabs>
+        <w:ind w:left="2880" w:hanging="360"/>
+      </w:pPr>
+    </w:lvl>
+    <w:lvl w:ilvl="7">
+      <w:start w:val="1"/>
+      <w:numFmt w:val="decimal"/>
+      <w:lvlText w:val="%8."/>
+      <w:lvlJc w:val="left"/>
+      <w:pPr>
+        <w:tabs>
+          <w:tab w:val="num" w:pos="3240"/>
+        </w:tabs>
+        <w:ind w:left="3240" w:hanging="360"/>
+      </w:pPr>
+    </w:lvl>
+    <w:lvl w:ilvl="8">
+      <w:start w:val="1"/>
+      <w:numFmt w:val="decimal"/>
+      <w:lvlText w:val="%9."/>
+      <w:lvlJc w:val="left"/>
+      <w:pPr>
+        <w:tabs>
+          <w:tab w:val="num" w:pos="3600"/>
+        </w:tabs>
+        <w:ind w:left="3600" w:hanging="360"/>
+      </w:pPr>
+    </w:lvl>
+  </w:abstractNum>
+  <w:num w:numId="1" w16cid:durableId="598561265">
+    <w:abstractNumId w:val="0"/>
+  </w:num>
+</w:numbering>
 </file>
 
 <file path=word/styles.xml><?xml version="1.0" encoding="utf-8"?>
@@ -1257,14 +1321,15 @@
   <w:style w:type="paragraph" w:default="1" w:styleId="Normal">
     <w:name w:val="Normal"/>
     <w:qFormat/>
-    <w:rsid w:val="0043036E"/>
+    <w:rsid w:val="008C2874"/>
     <w:pPr>
+      <w:suppressAutoHyphens/>
       <w:spacing w:after="200" w:line="276" w:lineRule="auto"/>
     </w:pPr>
     <w:rPr>
       <w:rFonts w:ascii="Arial" w:eastAsia="Arial" w:hAnsi="Arial"/>
       <w:kern w:val="0"/>
-      <w:sz w:val="18"/>
+      <w:sz w:val="20"/>
       <w:lang w:val="en-US"/>
       <w14:ligatures w14:val="none"/>
     </w:rPr>
@@ -1276,7 +1341,7 @@
     <w:link w:val="Ttulo1Car"/>
     <w:uiPriority w:val="9"/>
     <w:qFormat/>
-    <w:rsid w:val="0043036E"/>
+    <w:rsid w:val="008C2874"/>
     <w:pPr>
       <w:keepNext/>
       <w:keepLines/>
@@ -1296,9 +1361,10 @@
     <w:next w:val="Normal"/>
     <w:link w:val="Ttulo2Car"/>
     <w:uiPriority w:val="9"/>
+    <w:semiHidden/>
     <w:unhideWhenUsed/>
     <w:qFormat/>
-    <w:rsid w:val="0043036E"/>
+    <w:rsid w:val="008C2874"/>
     <w:pPr>
       <w:keepNext/>
       <w:keepLines/>
@@ -1321,7 +1387,7 @@
     <w:semiHidden/>
     <w:unhideWhenUsed/>
     <w:qFormat/>
-    <w:rsid w:val="0043036E"/>
+    <w:rsid w:val="008C2874"/>
     <w:pPr>
       <w:keepNext/>
       <w:keepLines/>
@@ -1344,7 +1410,7 @@
     <w:semiHidden/>
     <w:unhideWhenUsed/>
     <w:qFormat/>
-    <w:rsid w:val="0043036E"/>
+    <w:rsid w:val="008C2874"/>
     <w:pPr>
       <w:keepNext/>
       <w:keepLines/>
@@ -1367,7 +1433,7 @@
     <w:semiHidden/>
     <w:unhideWhenUsed/>
     <w:qFormat/>
-    <w:rsid w:val="0043036E"/>
+    <w:rsid w:val="008C2874"/>
     <w:pPr>
       <w:keepNext/>
       <w:keepLines/>
@@ -1388,7 +1454,7 @@
     <w:semiHidden/>
     <w:unhideWhenUsed/>
     <w:qFormat/>
-    <w:rsid w:val="0043036E"/>
+    <w:rsid w:val="008C2874"/>
     <w:pPr>
       <w:keepNext/>
       <w:keepLines/>
@@ -1411,7 +1477,7 @@
     <w:semiHidden/>
     <w:unhideWhenUsed/>
     <w:qFormat/>
-    <w:rsid w:val="0043036E"/>
+    <w:rsid w:val="008C2874"/>
     <w:pPr>
       <w:keepNext/>
       <w:keepLines/>
@@ -1432,7 +1498,7 @@
     <w:semiHidden/>
     <w:unhideWhenUsed/>
     <w:qFormat/>
-    <w:rsid w:val="0043036E"/>
+    <w:rsid w:val="008C2874"/>
     <w:pPr>
       <w:keepNext/>
       <w:keepLines/>
@@ -1455,7 +1521,7 @@
     <w:semiHidden/>
     <w:unhideWhenUsed/>
     <w:qFormat/>
-    <w:rsid w:val="0043036E"/>
+    <w:rsid w:val="008C2874"/>
     <w:pPr>
       <w:keepNext/>
       <w:keepLines/>
@@ -1498,7 +1564,8 @@
     <w:basedOn w:val="Fuentedeprrafopredeter"/>
     <w:link w:val="Ttulo1"/>
     <w:uiPriority w:val="9"/>
-    <w:rsid w:val="0043036E"/>
+    <w:qFormat/>
+    <w:rsid w:val="008C2874"/>
     <w:rPr>
       <w:rFonts w:asciiTheme="majorHAnsi" w:eastAsiaTheme="majorEastAsia" w:hAnsiTheme="majorHAnsi" w:cstheme="majorBidi"/>
       <w:color w:val="0F4761" w:themeColor="accent1" w:themeShade="BF"/>
@@ -1511,7 +1578,8 @@
     <w:basedOn w:val="Fuentedeprrafopredeter"/>
     <w:link w:val="Ttulo2"/>
     <w:uiPriority w:val="9"/>
-    <w:rsid w:val="0043036E"/>
+    <w:semiHidden/>
+    <w:rsid w:val="008C2874"/>
     <w:rPr>
       <w:rFonts w:asciiTheme="majorHAnsi" w:eastAsiaTheme="majorEastAsia" w:hAnsiTheme="majorHAnsi" w:cstheme="majorBidi"/>
       <w:color w:val="0F4761" w:themeColor="accent1" w:themeShade="BF"/>
@@ -1525,7 +1593,7 @@
     <w:link w:val="Ttulo3"/>
     <w:uiPriority w:val="9"/>
     <w:semiHidden/>
-    <w:rsid w:val="0043036E"/>
+    <w:rsid w:val="008C2874"/>
     <w:rPr>
       <w:rFonts w:eastAsiaTheme="majorEastAsia" w:cstheme="majorBidi"/>
       <w:color w:val="0F4761" w:themeColor="accent1" w:themeShade="BF"/>
@@ -1539,7 +1607,7 @@
     <w:link w:val="Ttulo4"/>
     <w:uiPriority w:val="9"/>
     <w:semiHidden/>
-    <w:rsid w:val="0043036E"/>
+    <w:rsid w:val="008C2874"/>
     <w:rPr>
       <w:rFonts w:eastAsiaTheme="majorEastAsia" w:cstheme="majorBidi"/>
       <w:i/>
@@ -1553,7 +1621,7 @@
     <w:link w:val="Ttulo5"/>
     <w:uiPriority w:val="9"/>
     <w:semiHidden/>
-    <w:rsid w:val="0043036E"/>
+    <w:rsid w:val="008C2874"/>
     <w:rPr>
       <w:rFonts w:eastAsiaTheme="majorEastAsia" w:cstheme="majorBidi"/>
       <w:color w:val="0F4761" w:themeColor="accent1" w:themeShade="BF"/>
@@ -1565,7 +1633,7 @@
     <w:link w:val="Ttulo6"/>
     <w:uiPriority w:val="9"/>
     <w:semiHidden/>
-    <w:rsid w:val="0043036E"/>
+    <w:rsid w:val="008C2874"/>
     <w:rPr>
       <w:rFonts w:eastAsiaTheme="majorEastAsia" w:cstheme="majorBidi"/>
       <w:i/>
@@ -1579,7 +1647,7 @@
     <w:link w:val="Ttulo7"/>
     <w:uiPriority w:val="9"/>
     <w:semiHidden/>
-    <w:rsid w:val="0043036E"/>
+    <w:rsid w:val="008C2874"/>
     <w:rPr>
       <w:rFonts w:eastAsiaTheme="majorEastAsia" w:cstheme="majorBidi"/>
       <w:color w:val="595959" w:themeColor="text1" w:themeTint="A6"/>
@@ -1591,7 +1659,7 @@
     <w:link w:val="Ttulo8"/>
     <w:uiPriority w:val="9"/>
     <w:semiHidden/>
-    <w:rsid w:val="0043036E"/>
+    <w:rsid w:val="008C2874"/>
     <w:rPr>
       <w:rFonts w:eastAsiaTheme="majorEastAsia" w:cstheme="majorBidi"/>
       <w:i/>
@@ -1605,7 +1673,7 @@
     <w:link w:val="Ttulo9"/>
     <w:uiPriority w:val="9"/>
     <w:semiHidden/>
-    <w:rsid w:val="0043036E"/>
+    <w:rsid w:val="008C2874"/>
     <w:rPr>
       <w:rFonts w:eastAsiaTheme="majorEastAsia" w:cstheme="majorBidi"/>
       <w:color w:val="272727" w:themeColor="text1" w:themeTint="D8"/>
@@ -1618,7 +1686,7 @@
     <w:link w:val="TtuloCar"/>
     <w:uiPriority w:val="10"/>
     <w:qFormat/>
-    <w:rsid w:val="0043036E"/>
+    <w:rsid w:val="008C2874"/>
     <w:pPr>
       <w:spacing w:after="80" w:line="240" w:lineRule="auto"/>
       <w:contextualSpacing/>
@@ -1636,7 +1704,7 @@
     <w:basedOn w:val="Fuentedeprrafopredeter"/>
     <w:link w:val="Ttulo"/>
     <w:uiPriority w:val="10"/>
-    <w:rsid w:val="0043036E"/>
+    <w:rsid w:val="008C2874"/>
     <w:rPr>
       <w:rFonts w:asciiTheme="majorHAnsi" w:eastAsiaTheme="majorEastAsia" w:hAnsiTheme="majorHAnsi" w:cstheme="majorBidi"/>
       <w:spacing w:val="-10"/>
@@ -1652,7 +1720,7 @@
     <w:link w:val="SubttuloCar"/>
     <w:uiPriority w:val="11"/>
     <w:qFormat/>
-    <w:rsid w:val="0043036E"/>
+    <w:rsid w:val="008C2874"/>
     <w:pPr>
       <w:numPr>
         <w:ilvl w:val="1"/>
@@ -1671,7 +1739,7 @@
     <w:basedOn w:val="Fuentedeprrafopredeter"/>
     <w:link w:val="Subttulo"/>
     <w:uiPriority w:val="11"/>
-    <w:rsid w:val="0043036E"/>
+    <w:rsid w:val="008C2874"/>
     <w:rPr>
       <w:rFonts w:eastAsiaTheme="majorEastAsia" w:cstheme="majorBidi"/>
       <w:color w:val="595959" w:themeColor="text1" w:themeTint="A6"/>
@@ -1687,7 +1755,7 @@
     <w:link w:val="CitaCar"/>
     <w:uiPriority w:val="29"/>
     <w:qFormat/>
-    <w:rsid w:val="0043036E"/>
+    <w:rsid w:val="008C2874"/>
     <w:pPr>
       <w:spacing w:before="160"/>
       <w:jc w:val="center"/>
@@ -1703,7 +1771,7 @@
     <w:basedOn w:val="Fuentedeprrafopredeter"/>
     <w:link w:val="Cita"/>
     <w:uiPriority w:val="29"/>
-    <w:rsid w:val="0043036E"/>
+    <w:rsid w:val="008C2874"/>
     <w:rPr>
       <w:i/>
       <w:iCs/>
@@ -1715,7 +1783,7 @@
     <w:basedOn w:val="Normal"/>
     <w:uiPriority w:val="34"/>
     <w:qFormat/>
-    <w:rsid w:val="0043036E"/>
+    <w:rsid w:val="008C2874"/>
     <w:pPr>
       <w:ind w:left="720"/>
       <w:contextualSpacing/>
@@ -1726,7 +1794,7 @@
     <w:basedOn w:val="Fuentedeprrafopredeter"/>
     <w:uiPriority w:val="21"/>
     <w:qFormat/>
-    <w:rsid w:val="0043036E"/>
+    <w:rsid w:val="008C2874"/>
     <w:rPr>
       <w:i/>
       <w:iCs/>
@@ -1740,7 +1808,7 @@
     <w:link w:val="CitadestacadaCar"/>
     <w:uiPriority w:val="30"/>
     <w:qFormat/>
-    <w:rsid w:val="0043036E"/>
+    <w:rsid w:val="008C2874"/>
     <w:pPr>
       <w:pBdr>
         <w:top w:val="single" w:sz="4" w:space="10" w:color="0F4761" w:themeColor="accent1" w:themeShade="BF"/>
@@ -1761,7 +1829,7 @@
     <w:basedOn w:val="Fuentedeprrafopredeter"/>
     <w:link w:val="Citadestacada"/>
     <w:uiPriority w:val="30"/>
-    <w:rsid w:val="0043036E"/>
+    <w:rsid w:val="008C2874"/>
     <w:rPr>
       <w:i/>
       <w:iCs/>
@@ -1773,7 +1841,7 @@
     <w:basedOn w:val="Fuentedeprrafopredeter"/>
     <w:uiPriority w:val="32"/>
     <w:qFormat/>
-    <w:rsid w:val="0043036E"/>
+    <w:rsid w:val="008C2874"/>
     <w:rPr>
       <w:b/>
       <w:bCs/>
@@ -1782,197 +1850,39 @@
       <w:spacing w:val="5"/>
     </w:rPr>
   </w:style>
+  <w:style w:type="paragraph" w:styleId="Listaconvietas">
+    <w:name w:val="List Bullet"/>
+    <w:basedOn w:val="Normal"/>
+    <w:uiPriority w:val="99"/>
+    <w:unhideWhenUsed/>
+    <w:rsid w:val="008C2874"/>
+    <w:pPr>
+      <w:numPr>
+        <w:numId w:val="1"/>
+      </w:numPr>
+      <w:tabs>
+        <w:tab w:val="clear" w:pos="360"/>
+      </w:tabs>
+      <w:ind w:left="0" w:firstLine="0"/>
+      <w:contextualSpacing/>
+    </w:pPr>
+  </w:style>
   <w:style w:type="paragraph" w:customStyle="1" w:styleId="CodeBlock">
-    <w:name w:val="CodeBlock"/>
-    <w:rsid w:val="0043036E"/>
+    <w:name w:val="Code Block"/>
+    <w:qFormat/>
+    <w:rsid w:val="008C2874"/>
     <w:pPr>
-      <w:shd w:val="clear" w:color="auto" w:fill="F2F2F2"/>
-      <w:spacing w:after="200" w:line="276" w:lineRule="auto"/>
+      <w:suppressAutoHyphens/>
+      <w:spacing w:before="80" w:after="80" w:line="276" w:lineRule="auto"/>
+      <w:ind w:left="360"/>
     </w:pPr>
     <w:rPr>
       <w:rFonts w:ascii="Courier New" w:eastAsia="Courier New" w:hAnsi="Courier New"/>
       <w:kern w:val="0"/>
-      <w:sz w:val="17"/>
+      <w:sz w:val="18"/>
       <w:lang w:val="en-US"/>
       <w14:ligatures w14:val="none"/>
     </w:rPr>
-  </w:style>
-  <w:style w:type="table" w:styleId="Tablanormal5">
-    <w:name w:val="Plain Table 5"/>
-    <w:basedOn w:val="Tablanormal"/>
-    <w:uiPriority w:val="45"/>
-    <w:rsid w:val="0043036E"/>
-    <w:pPr>
-      <w:spacing w:after="0" w:line="240" w:lineRule="auto"/>
-    </w:pPr>
-    <w:tblPr>
-      <w:tblStyleRowBandSize w:val="1"/>
-      <w:tblStyleColBandSize w:val="1"/>
-    </w:tblPr>
-    <w:tblStylePr w:type="firstRow">
-      <w:rPr>
-        <w:rFonts w:asciiTheme="majorHAnsi" w:eastAsiaTheme="majorEastAsia" w:hAnsiTheme="majorHAnsi" w:cstheme="majorBidi"/>
-        <w:i/>
-        <w:iCs/>
-        <w:sz w:val="26"/>
-      </w:rPr>
-      <w:tblPr/>
-      <w:tcPr>
-        <w:tcBorders>
-          <w:bottom w:val="single" w:sz="4" w:space="0" w:color="7F7F7F" w:themeColor="text1" w:themeTint="80"/>
-        </w:tcBorders>
-        <w:shd w:val="clear" w:color="auto" w:fill="FFFFFF" w:themeFill="background1"/>
-      </w:tcPr>
-    </w:tblStylePr>
-    <w:tblStylePr w:type="lastRow">
-      <w:rPr>
-        <w:rFonts w:asciiTheme="majorHAnsi" w:eastAsiaTheme="majorEastAsia" w:hAnsiTheme="majorHAnsi" w:cstheme="majorBidi"/>
-        <w:i/>
-        <w:iCs/>
-        <w:sz w:val="26"/>
-      </w:rPr>
-      <w:tblPr/>
-      <w:tcPr>
-        <w:tcBorders>
-          <w:top w:val="single" w:sz="4" w:space="0" w:color="7F7F7F" w:themeColor="text1" w:themeTint="80"/>
-        </w:tcBorders>
-        <w:shd w:val="clear" w:color="auto" w:fill="FFFFFF" w:themeFill="background1"/>
-      </w:tcPr>
-    </w:tblStylePr>
-    <w:tblStylePr w:type="firstCol">
-      <w:pPr>
-        <w:jc w:val="right"/>
-      </w:pPr>
-      <w:rPr>
-        <w:rFonts w:asciiTheme="majorHAnsi" w:eastAsiaTheme="majorEastAsia" w:hAnsiTheme="majorHAnsi" w:cstheme="majorBidi"/>
-        <w:i/>
-        <w:iCs/>
-        <w:sz w:val="26"/>
-      </w:rPr>
-      <w:tblPr/>
-      <w:tcPr>
-        <w:tcBorders>
-          <w:right w:val="single" w:sz="4" w:space="0" w:color="7F7F7F" w:themeColor="text1" w:themeTint="80"/>
-        </w:tcBorders>
-        <w:shd w:val="clear" w:color="auto" w:fill="FFFFFF" w:themeFill="background1"/>
-      </w:tcPr>
-    </w:tblStylePr>
-    <w:tblStylePr w:type="lastCol">
-      <w:rPr>
-        <w:rFonts w:asciiTheme="majorHAnsi" w:eastAsiaTheme="majorEastAsia" w:hAnsiTheme="majorHAnsi" w:cstheme="majorBidi"/>
-        <w:i/>
-        <w:iCs/>
-        <w:sz w:val="26"/>
-      </w:rPr>
-      <w:tblPr/>
-      <w:tcPr>
-        <w:tcBorders>
-          <w:left w:val="single" w:sz="4" w:space="0" w:color="7F7F7F" w:themeColor="text1" w:themeTint="80"/>
-        </w:tcBorders>
-        <w:shd w:val="clear" w:color="auto" w:fill="FFFFFF" w:themeFill="background1"/>
-      </w:tcPr>
-    </w:tblStylePr>
-    <w:tblStylePr w:type="band1Vert">
-      <w:tblPr/>
-      <w:tcPr>
-        <w:shd w:val="clear" w:color="auto" w:fill="F2F2F2" w:themeFill="background1" w:themeFillShade="F2"/>
-      </w:tcPr>
-    </w:tblStylePr>
-    <w:tblStylePr w:type="band1Horz">
-      <w:tblPr/>
-      <w:tcPr>
-        <w:shd w:val="clear" w:color="auto" w:fill="F2F2F2" w:themeFill="background1" w:themeFillShade="F2"/>
-      </w:tcPr>
-    </w:tblStylePr>
-    <w:tblStylePr w:type="neCell">
-      <w:tblPr/>
-      <w:tcPr>
-        <w:tcBorders>
-          <w:left w:val="nil"/>
-        </w:tcBorders>
-      </w:tcPr>
-    </w:tblStylePr>
-    <w:tblStylePr w:type="nwCell">
-      <w:tblPr/>
-      <w:tcPr>
-        <w:tcBorders>
-          <w:right w:val="nil"/>
-        </w:tcBorders>
-      </w:tcPr>
-    </w:tblStylePr>
-    <w:tblStylePr w:type="seCell">
-      <w:tblPr/>
-      <w:tcPr>
-        <w:tcBorders>
-          <w:left w:val="nil"/>
-        </w:tcBorders>
-      </w:tcPr>
-    </w:tblStylePr>
-    <w:tblStylePr w:type="swCell">
-      <w:tblPr/>
-      <w:tcPr>
-        <w:tcBorders>
-          <w:right w:val="nil"/>
-        </w:tcBorders>
-      </w:tcPr>
-    </w:tblStylePr>
-  </w:style>
-  <w:style w:type="table" w:styleId="Tablaconcuadrcula1clara">
-    <w:name w:val="Grid Table 1 Light"/>
-    <w:basedOn w:val="Tablanormal"/>
-    <w:uiPriority w:val="46"/>
-    <w:rsid w:val="0043036E"/>
-    <w:pPr>
-      <w:spacing w:after="0" w:line="240" w:lineRule="auto"/>
-    </w:pPr>
-    <w:tblPr>
-      <w:tblStyleRowBandSize w:val="1"/>
-      <w:tblStyleColBandSize w:val="1"/>
-      <w:tblBorders>
-        <w:top w:val="single" w:sz="4" w:space="0" w:color="999999" w:themeColor="text1" w:themeTint="66"/>
-        <w:left w:val="single" w:sz="4" w:space="0" w:color="999999" w:themeColor="text1" w:themeTint="66"/>
-        <w:bottom w:val="single" w:sz="4" w:space="0" w:color="999999" w:themeColor="text1" w:themeTint="66"/>
-        <w:right w:val="single" w:sz="4" w:space="0" w:color="999999" w:themeColor="text1" w:themeTint="66"/>
-        <w:insideH w:val="single" w:sz="4" w:space="0" w:color="999999" w:themeColor="text1" w:themeTint="66"/>
-        <w:insideV w:val="single" w:sz="4" w:space="0" w:color="999999" w:themeColor="text1" w:themeTint="66"/>
-      </w:tblBorders>
-    </w:tblPr>
-    <w:tblStylePr w:type="firstRow">
-      <w:rPr>
-        <w:b/>
-        <w:bCs/>
-      </w:rPr>
-      <w:tblPr/>
-      <w:tcPr>
-        <w:tcBorders>
-          <w:bottom w:val="single" w:sz="12" w:space="0" w:color="666666" w:themeColor="text1" w:themeTint="99"/>
-        </w:tcBorders>
-      </w:tcPr>
-    </w:tblStylePr>
-    <w:tblStylePr w:type="lastRow">
-      <w:rPr>
-        <w:b/>
-        <w:bCs/>
-      </w:rPr>
-      <w:tblPr/>
-      <w:tcPr>
-        <w:tcBorders>
-          <w:top w:val="double" w:sz="2" w:space="0" w:color="666666" w:themeColor="text1" w:themeTint="99"/>
-        </w:tcBorders>
-      </w:tcPr>
-    </w:tblStylePr>
-    <w:tblStylePr w:type="firstCol">
-      <w:rPr>
-        <w:b/>
-        <w:bCs/>
-      </w:rPr>
-    </w:tblStylePr>
-    <w:tblStylePr w:type="lastCol">
-      <w:rPr>
-        <w:b/>
-        <w:bCs/>
-      </w:rPr>
-    </w:tblStylePr>
   </w:style>
 </w:styles>
 </file>
